--- a/Metrics.docx
+++ b/Metrics.docx
@@ -13,8 +13,8 @@
       </w:pPr>
       <w:r>
         <w:rPr>
-          <w:b w:val="1"/>
-          <w:bCs w:val="1"/>
+          <w:b/>
+          <w:bCs/>
           <w:sz w:val="28"/>
           <w:szCs w:val="28"/>
         </w:rPr>
@@ -24,8 +24,8 @@
     <w:p>
       <w:pPr>
         <w:rPr>
-          <w:b w:val="1"/>
-          <w:bCs w:val="1"/>
+          <w:b/>
+          <w:bCs/>
           <w:sz w:val="28"/>
           <w:szCs w:val="28"/>
         </w:rPr>
@@ -34,16 +34,16 @@
     <w:p>
       <w:pPr>
         <w:rPr>
-          <w:b w:val="1"/>
-          <w:bCs w:val="1"/>
+          <w:b/>
+          <w:bCs/>
           <w:sz w:val="28"/>
           <w:szCs w:val="28"/>
         </w:rPr>
       </w:pPr>
       <w:r>
         <w:rPr>
-          <w:b w:val="1"/>
-          <w:bCs w:val="1"/>
+          <w:b/>
+          <w:bCs/>
           <w:sz w:val="28"/>
           <w:szCs w:val="28"/>
           <w:highlight w:val="yellow"/>
@@ -93,12 +93,10 @@
         <w:pStyle w:val="ListParagraph"/>
         <w:numPr>
           <w:ilvl w:val="0"/>
-          <w:numId w:val="1"/>
-        </w:numPr>
-        <w:rPr/>
-      </w:pPr>
-      <w:r>
-        <w:rPr/>
+          <w:numId w:val="3"/>
+        </w:numPr>
+      </w:pPr>
+      <w:r>
         <w:t>Compare simulated vs empirical read length histograms</w:t>
       </w:r>
     </w:p>
@@ -107,7 +105,7 @@
         <w:pStyle w:val="ListParagraph"/>
         <w:numPr>
           <w:ilvl w:val="0"/>
-          <w:numId w:val="1"/>
+          <w:numId w:val="3"/>
         </w:numPr>
         <w:rPr>
           <w:highlight w:val="yellow"/>
@@ -125,12 +123,14 @@
         </w:rPr>
         <w:t xml:space="preserve">ically clean distribution (e.g. </w:t>
       </w:r>
+      <w:proofErr w:type="spellStart"/>
       <w:r>
         <w:rPr>
           <w:highlight w:val="yellow"/>
         </w:rPr>
         <w:t>Badread</w:t>
       </w:r>
+      <w:proofErr w:type="spellEnd"/>
       <w:r>
         <w:rPr>
           <w:highlight w:val="yellow"/>
@@ -143,7 +143,7 @@
         <w:pStyle w:val="ListParagraph"/>
         <w:numPr>
           <w:ilvl w:val="0"/>
-          <w:numId w:val="1"/>
+          <w:numId w:val="3"/>
         </w:numPr>
         <w:rPr>
           <w:highlight w:val="yellow"/>
@@ -216,17 +216,15 @@
         <w:t>2. Base quality score distribution</w:t>
       </w:r>
     </w:p>
-    <w:p w14:noSpellErr="1">
+    <w:p>
       <w:pPr>
         <w:pStyle w:val="ListParagraph"/>
         <w:numPr>
           <w:ilvl w:val="0"/>
-          <w:numId w:val="2"/>
-        </w:numPr>
-        <w:rPr/>
-      </w:pPr>
-      <w:r>
-        <w:rPr/>
+          <w:numId w:val="4"/>
+        </w:numPr>
+      </w:pPr>
+      <w:r>
         <w:t>Compare quality score profiles (per-base and overall).</w:t>
       </w:r>
     </w:p>
@@ -235,169 +233,75 @@
         <w:pStyle w:val="ListParagraph"/>
         <w:numPr>
           <w:ilvl w:val="0"/>
-          <w:numId w:val="2"/>
-        </w:numPr>
-        <w:suppressLineNumbers w:val="0"/>
-        <w:bidi w:val="0"/>
-        <w:spacing w:before="0" w:beforeAutospacing="off" w:after="0" w:afterAutospacing="off" w:line="259" w:lineRule="auto"/>
-        <w:ind w:left="720" w:right="0" w:hanging="360"/>
-        <w:jc w:val="left"/>
-        <w:rPr>
-          <w:sz w:val="24"/>
-          <w:szCs w:val="24"/>
-          <w:highlight w:val="yellow"/>
-        </w:rPr>
-      </w:pPr>
-      <w:r>
-        <w:rPr>
-          <w:sz w:val="24"/>
-          <w:szCs w:val="24"/>
-          <w:highlight w:val="yellow"/>
-        </w:rPr>
-        <w:t>Plotting this as a</w:t>
-      </w:r>
-      <w:r>
-        <w:rPr>
-          <w:sz w:val="24"/>
-          <w:szCs w:val="24"/>
-          <w:highlight w:val="yellow"/>
-        </w:rPr>
-        <w:t xml:space="preserve"> distribution</w:t>
-      </w:r>
-      <w:r>
-        <w:rPr>
-          <w:sz w:val="24"/>
-          <w:szCs w:val="24"/>
+          <w:numId w:val="4"/>
+        </w:numPr>
+        <w:spacing w:line="259" w:lineRule="auto"/>
+        <w:rPr>
+          <w:highlight w:val="yellow"/>
+        </w:rPr>
+      </w:pPr>
+      <w:r>
+        <w:rPr>
+          <w:highlight w:val="yellow"/>
+        </w:rPr>
+        <w:t>Plotting this as a distribution</w:t>
+      </w:r>
+      <w:r>
+        <w:rPr>
           <w:highlight w:val="yellow"/>
         </w:rPr>
         <w:t xml:space="preserve"> (histogram)</w:t>
       </w:r>
       <w:r>
         <w:rPr>
-          <w:sz w:val="24"/>
-          <w:szCs w:val="24"/>
           <w:highlight w:val="yellow"/>
         </w:rPr>
         <w:t xml:space="preserve"> would be good: </w:t>
       </w:r>
-      <w:r>
-        <w:rPr>
-          <w:sz w:val="24"/>
-          <w:szCs w:val="24"/>
+      <w:proofErr w:type="spellStart"/>
+      <w:r>
+        <w:rPr>
           <w:highlight w:val="yellow"/>
         </w:rPr>
         <w:t>qscore</w:t>
       </w:r>
-      <w:r>
-        <w:rPr>
-          <w:sz w:val="24"/>
-          <w:szCs w:val="24"/>
-          <w:highlight w:val="yellow"/>
-        </w:rPr>
-        <w:t xml:space="preserve"> on the x-axis</w:t>
-      </w:r>
-      <w:r>
-        <w:rPr>
-          <w:sz w:val="24"/>
-          <w:szCs w:val="24"/>
-          <w:highlight w:val="yellow"/>
-        </w:rPr>
-        <w:t xml:space="preserve"> and </w:t>
-      </w:r>
-      <w:r>
-        <w:rPr>
-          <w:sz w:val="24"/>
-          <w:szCs w:val="24"/>
-          <w:highlight w:val="yellow"/>
-        </w:rPr>
-        <w:t>c</w:t>
-      </w:r>
-      <w:r>
-        <w:rPr>
-          <w:sz w:val="24"/>
-          <w:szCs w:val="24"/>
-          <w:highlight w:val="yellow"/>
-        </w:rPr>
-        <w:t>ount</w:t>
-      </w:r>
-      <w:r>
-        <w:rPr>
-          <w:sz w:val="24"/>
-          <w:szCs w:val="24"/>
+      <w:proofErr w:type="spellEnd"/>
+      <w:r>
+        <w:rPr>
+          <w:highlight w:val="yellow"/>
+        </w:rPr>
+        <w:t xml:space="preserve"> on the x-axis and </w:t>
+      </w:r>
+      <w:r>
+        <w:rPr>
+          <w:highlight w:val="yellow"/>
+        </w:rPr>
+        <w:t>count</w:t>
+      </w:r>
+      <w:r>
+        <w:rPr>
           <w:highlight w:val="yellow"/>
         </w:rPr>
         <w:t xml:space="preserve"> or fraction on the y-axis. Will need to convert the letters to </w:t>
       </w:r>
-      <w:r>
-        <w:rPr>
-          <w:sz w:val="24"/>
-          <w:szCs w:val="24"/>
+      <w:proofErr w:type="spellStart"/>
+      <w:r>
+        <w:rPr>
           <w:highlight w:val="yellow"/>
         </w:rPr>
         <w:t>qscores</w:t>
       </w:r>
-      <w:r>
-        <w:rPr>
-          <w:sz w:val="24"/>
-          <w:szCs w:val="24"/>
-          <w:highlight w:val="yellow"/>
-        </w:rPr>
-        <w:t xml:space="preserve">: </w:t>
-      </w:r>
-      <w:r>
-        <w:rPr>
-          <w:sz w:val="24"/>
-          <w:szCs w:val="24"/>
-          <w:highlight w:val="yellow"/>
-        </w:rPr>
-        <w:t>it's</w:t>
-      </w:r>
-      <w:r>
-        <w:rPr>
-          <w:sz w:val="24"/>
-          <w:szCs w:val="24"/>
-          <w:highlight w:val="yellow"/>
-        </w:rPr>
-        <w:t xml:space="preserve"> the AS</w:t>
-      </w:r>
-      <w:r>
-        <w:rPr>
-          <w:sz w:val="24"/>
-          <w:szCs w:val="24"/>
-          <w:highlight w:val="yellow"/>
-        </w:rPr>
-        <w:t>CII val</w:t>
-      </w:r>
-      <w:r>
-        <w:rPr>
-          <w:sz w:val="24"/>
-          <w:szCs w:val="24"/>
-          <w:highlight w:val="yellow"/>
-        </w:rPr>
-        <w:t>ue</w:t>
-      </w:r>
-      <w:r>
-        <w:rPr>
-          <w:sz w:val="24"/>
-          <w:szCs w:val="24"/>
-          <w:highlight w:val="yellow"/>
-        </w:rPr>
-        <w:t xml:space="preserve"> min</w:t>
-      </w:r>
-      <w:r>
-        <w:rPr>
-          <w:sz w:val="24"/>
-          <w:szCs w:val="24"/>
-          <w:highlight w:val="yellow"/>
-        </w:rPr>
-        <w:t>us 33 (</w:t>
-      </w:r>
-      <w:hyperlink w:anchor="Symbols" r:id="R94a19fa4932b482e">
+      <w:proofErr w:type="spellEnd"/>
+      <w:r>
+        <w:rPr>
+          <w:highlight w:val="yellow"/>
+        </w:rPr>
+        <w:t>: it's the ASCII value minus 33 (</w:t>
+      </w:r>
+      <w:hyperlink r:id="rId5" w:anchor="Symbols">
         <w:r>
           <w:rPr>
             <w:rStyle w:val="Hyperlink"/>
-            <w:sz w:val="24"/>
-            <w:szCs w:val="24"/>
             <w:highlight w:val="yellow"/>
           </w:rPr>
           <w:t>see this page</w:t>
@@ -405,8 +309,6 @@
       </w:hyperlink>
       <w:r>
         <w:rPr>
-          <w:sz w:val="24"/>
-          <w:szCs w:val="24"/>
           <w:highlight w:val="yellow"/>
         </w:rPr>
         <w:t>).</w:t>
@@ -417,57 +319,43 @@
         <w:pStyle w:val="ListParagraph"/>
         <w:numPr>
           <w:ilvl w:val="0"/>
-          <w:numId w:val="2"/>
-        </w:numPr>
-        <w:suppressLineNumbers w:val="0"/>
-        <w:bidi w:val="0"/>
-        <w:spacing w:before="0" w:beforeAutospacing="off" w:after="0" w:afterAutospacing="off" w:line="259" w:lineRule="auto"/>
-        <w:ind w:left="720" w:right="0" w:hanging="360"/>
-        <w:jc w:val="left"/>
-        <w:rPr>
-          <w:sz w:val="24"/>
-          <w:szCs w:val="24"/>
-          <w:highlight w:val="yellow"/>
-        </w:rPr>
-      </w:pPr>
-      <w:r>
-        <w:rPr>
-          <w:sz w:val="24"/>
-          <w:szCs w:val="24"/>
+          <w:numId w:val="4"/>
+        </w:numPr>
+        <w:spacing w:line="259" w:lineRule="auto"/>
+        <w:rPr>
+          <w:highlight w:val="yellow"/>
+        </w:rPr>
+      </w:pPr>
+      <w:r>
+        <w:rPr>
           <w:highlight w:val="yellow"/>
         </w:rPr>
         <w:t xml:space="preserve">You could look at the mean </w:t>
       </w:r>
-      <w:r>
-        <w:rPr>
-          <w:sz w:val="24"/>
-          <w:szCs w:val="24"/>
+      <w:proofErr w:type="spellStart"/>
+      <w:r>
+        <w:rPr>
           <w:highlight w:val="yellow"/>
         </w:rPr>
         <w:t>qscore</w:t>
       </w:r>
-      <w:r>
-        <w:rPr>
-          <w:sz w:val="24"/>
-          <w:szCs w:val="24"/>
+      <w:proofErr w:type="spellEnd"/>
+      <w:r>
+        <w:rPr>
           <w:highlight w:val="yellow"/>
         </w:rPr>
         <w:t xml:space="preserve"> for each read</w:t>
       </w:r>
       <w:r>
         <w:rPr>
-          <w:sz w:val="24"/>
-          <w:szCs w:val="24"/>
           <w:highlight w:val="yellow"/>
         </w:rPr>
         <w:t xml:space="preserve"> – </w:t>
       </w:r>
-      <w:hyperlink w:anchor="mean-q-score-calculation-in-dorado" r:id="R95a6be55fcf04c9c">
+      <w:hyperlink r:id="rId6" w:anchor="mean-q-score-calculation-in-dorado">
         <w:r>
           <w:rPr>
             <w:rStyle w:val="Hyperlink"/>
-            <w:sz w:val="24"/>
-            <w:szCs w:val="24"/>
             <w:highlight w:val="yellow"/>
           </w:rPr>
           <w:t>see this bit from Dorado’s docs</w:t>
@@ -475,96 +363,70 @@
       </w:hyperlink>
       <w:r>
         <w:rPr>
-          <w:sz w:val="24"/>
-          <w:szCs w:val="24"/>
           <w:highlight w:val="yellow"/>
         </w:rPr>
         <w:t xml:space="preserve"> on how they calculate this</w:t>
       </w:r>
       <w:r>
         <w:rPr>
-          <w:sz w:val="24"/>
-          <w:szCs w:val="24"/>
           <w:highlight w:val="yellow"/>
         </w:rPr>
         <w:t xml:space="preserve"> (since </w:t>
       </w:r>
-      <w:r>
-        <w:rPr>
-          <w:sz w:val="24"/>
-          <w:szCs w:val="24"/>
+      <w:proofErr w:type="spellStart"/>
+      <w:r>
+        <w:rPr>
           <w:highlight w:val="yellow"/>
         </w:rPr>
         <w:t>qscores</w:t>
       </w:r>
-      <w:r>
-        <w:rPr>
-          <w:sz w:val="24"/>
-          <w:szCs w:val="24"/>
+      <w:proofErr w:type="spellEnd"/>
+      <w:r>
+        <w:rPr>
           <w:highlight w:val="yellow"/>
         </w:rPr>
         <w:t xml:space="preserve"> are log-transformed</w:t>
       </w:r>
       <w:r>
         <w:rPr>
-          <w:sz w:val="24"/>
-          <w:szCs w:val="24"/>
           <w:highlight w:val="yellow"/>
         </w:rPr>
         <w:t>, they un-transform, then take the mean, then re-transform)</w:t>
       </w:r>
       <w:r>
         <w:rPr>
-          <w:sz w:val="24"/>
-          <w:szCs w:val="24"/>
           <w:highlight w:val="yellow"/>
         </w:rPr>
         <w:t>.</w:t>
       </w:r>
       <w:r>
         <w:rPr>
-          <w:sz w:val="24"/>
-          <w:szCs w:val="24"/>
           <w:highlight w:val="yellow"/>
         </w:rPr>
         <w:t xml:space="preserve"> Then </w:t>
       </w:r>
       <w:r>
         <w:rPr>
-          <w:sz w:val="24"/>
-          <w:szCs w:val="24"/>
           <w:highlight w:val="yellow"/>
         </w:rPr>
         <w:t xml:space="preserve">you </w:t>
       </w:r>
       <w:r>
         <w:rPr>
-          <w:sz w:val="24"/>
-          <w:szCs w:val="24"/>
           <w:highlight w:val="yellow"/>
         </w:rPr>
         <w:t xml:space="preserve">could plot the distribution of per-read mean </w:t>
       </w:r>
-      <w:r>
-        <w:rPr>
-          <w:sz w:val="24"/>
-          <w:szCs w:val="24"/>
-          <w:highlight w:val="yellow"/>
-        </w:rPr>
-        <w:t>q</w:t>
-      </w:r>
-      <w:r>
-        <w:rPr>
-          <w:sz w:val="24"/>
-          <w:szCs w:val="24"/>
-          <w:highlight w:val="yellow"/>
-        </w:rPr>
-        <w:t>scores</w:t>
-      </w:r>
-      <w:r>
-        <w:rPr>
-          <w:sz w:val="24"/>
-          <w:szCs w:val="24"/>
+      <w:proofErr w:type="spellStart"/>
+      <w:r>
+        <w:rPr>
+          <w:highlight w:val="yellow"/>
+        </w:rPr>
+        <w:t>qscores</w:t>
+      </w:r>
+      <w:proofErr w:type="spellEnd"/>
+      <w:r>
+        <w:rPr>
           <w:highlight w:val="yellow"/>
         </w:rPr>
         <w:t>.</w:t>
@@ -576,18 +438,16 @@
         <w:t>3. Error profiles</w:t>
       </w:r>
     </w:p>
-    <w:p w14:noSpellErr="1">
+    <w:p>
       <w:pPr>
         <w:pStyle w:val="ListParagraph"/>
         <w:numPr>
           <w:ilvl w:val="0"/>
-          <w:numId w:val="3"/>
-        </w:numPr>
-        <w:rPr/>
-      </w:pPr>
-      <w:r>
-        <w:rPr/>
-        <w:t>Substitution, insertion, and deletion rates — and their positional biases.</w:t>
+          <w:numId w:val="5"/>
+        </w:numPr>
+      </w:pPr>
+      <w:r>
+        <w:t>Substitution, insertion, and deletion rates and their positional biases.</w:t>
       </w:r>
     </w:p>
     <w:p>
@@ -595,119 +455,53 @@
         <w:pStyle w:val="ListParagraph"/>
         <w:numPr>
           <w:ilvl w:val="0"/>
-          <w:numId w:val="3"/>
-        </w:numPr>
-        <w:suppressLineNumbers w:val="0"/>
-        <w:bidi w:val="0"/>
-        <w:spacing w:before="0" w:beforeAutospacing="off" w:after="0" w:afterAutospacing="off" w:line="259" w:lineRule="auto"/>
-        <w:ind w:left="720" w:right="0" w:hanging="360"/>
-        <w:jc w:val="left"/>
-        <w:rPr>
-          <w:sz w:val="24"/>
-          <w:szCs w:val="24"/>
-          <w:highlight w:val="yellow"/>
-        </w:rPr>
-      </w:pPr>
-      <w:r>
-        <w:rPr>
-          <w:sz w:val="24"/>
-          <w:szCs w:val="24"/>
-          <w:highlight w:val="yellow"/>
-        </w:rPr>
-        <w:t xml:space="preserve">I like this one, but </w:t>
-      </w:r>
-      <w:r>
-        <w:rPr>
-          <w:sz w:val="24"/>
-          <w:szCs w:val="24"/>
-          <w:highlight w:val="yellow"/>
-        </w:rPr>
-        <w:t>I’m</w:t>
-      </w:r>
-      <w:r>
-        <w:rPr>
-          <w:sz w:val="24"/>
-          <w:szCs w:val="24"/>
-          <w:highlight w:val="yellow"/>
-        </w:rPr>
-        <w:t xml:space="preserve"> not sure how to best summarise/visualise it. </w:t>
-      </w:r>
-      <w:r>
-        <w:rPr>
-          <w:sz w:val="24"/>
-          <w:szCs w:val="24"/>
+          <w:numId w:val="5"/>
+        </w:numPr>
+        <w:spacing w:line="259" w:lineRule="auto"/>
+        <w:rPr>
+          <w:highlight w:val="yellow"/>
+        </w:rPr>
+      </w:pPr>
+      <w:r>
+        <w:rPr>
+          <w:highlight w:val="yellow"/>
+        </w:rPr>
+        <w:t xml:space="preserve">I like this one, but I’m not sure how to best summarise/visualise it. </w:t>
+      </w:r>
+      <w:r>
+        <w:rPr>
           <w:highlight w:val="yellow"/>
         </w:rPr>
         <w:t>After getting these values (sub rate, ins rate, del rate) for each read, y</w:t>
       </w:r>
       <w:r>
         <w:rPr>
-          <w:sz w:val="24"/>
-          <w:szCs w:val="24"/>
           <w:highlight w:val="yellow"/>
         </w:rPr>
         <w:t xml:space="preserve">ou could </w:t>
       </w:r>
       <w:r>
         <w:rPr>
-          <w:sz w:val="24"/>
-          <w:szCs w:val="24"/>
-          <w:highlight w:val="yellow"/>
-        </w:rPr>
-        <w:t xml:space="preserve">analyse each separately. Or you could look at ratios between them, e.g. indels vs subs, or insertions vs deletions. Might need to play around with the data once you have it to see </w:t>
-      </w:r>
-      <w:r>
-        <w:rPr>
-          <w:sz w:val="24"/>
-          <w:szCs w:val="24"/>
-          <w:highlight w:val="yellow"/>
-        </w:rPr>
-        <w:t>what’s</w:t>
-      </w:r>
-      <w:r>
-        <w:rPr>
-          <w:sz w:val="24"/>
-          <w:szCs w:val="24"/>
-          <w:highlight w:val="yellow"/>
-        </w:rPr>
-        <w:t xml:space="preserve"> most insightful.</w:t>
-      </w:r>
-      <w:r>
-        <w:rPr>
-          <w:sz w:val="24"/>
-          <w:szCs w:val="24"/>
-          <w:highlight w:val="yellow"/>
-        </w:rPr>
-        <w:t xml:space="preserve"> And </w:t>
-      </w:r>
-      <w:r>
-        <w:rPr>
-          <w:sz w:val="24"/>
-          <w:szCs w:val="24"/>
-          <w:highlight w:val="yellow"/>
-        </w:rPr>
-        <w:t>I’m</w:t>
-      </w:r>
-      <w:r>
-        <w:rPr>
-          <w:sz w:val="24"/>
-          <w:szCs w:val="24"/>
-          <w:highlight w:val="yellow"/>
-        </w:rPr>
-        <w:t xml:space="preserve"> not sure exactly what you mean by ‘positional </w:t>
-      </w:r>
-      <w:r>
-        <w:rPr>
-          <w:sz w:val="24"/>
-          <w:szCs w:val="24"/>
+          <w:highlight w:val="yellow"/>
+        </w:rPr>
+        <w:t>analyse each separately. Or you could look at ratios between them, e.g. indels vs subs, or insertions vs deletions. Might need to play around with the data once you have it to see what’s most insightful.</w:t>
+      </w:r>
+      <w:r>
+        <w:rPr>
+          <w:highlight w:val="yellow"/>
+        </w:rPr>
+        <w:t xml:space="preserve"> And I’m not sure exactly what you mean by ‘positional </w:t>
+      </w:r>
+      <w:proofErr w:type="gramStart"/>
+      <w:r>
+        <w:rPr>
           <w:highlight w:val="yellow"/>
         </w:rPr>
         <w:t>biases’</w:t>
       </w:r>
-      <w:r>
-        <w:rPr>
-          <w:sz w:val="24"/>
-          <w:szCs w:val="24"/>
+      <w:proofErr w:type="gramEnd"/>
+      <w:r>
+        <w:rPr>
           <w:highlight w:val="yellow"/>
         </w:rPr>
         <w:t xml:space="preserve">. </w:t>
@@ -718,43 +512,41 @@
         <w:pStyle w:val="ListParagraph"/>
         <w:numPr>
           <w:ilvl w:val="0"/>
-          <w:numId w:val="3"/>
-        </w:numPr>
-        <w:suppressLineNumbers w:val="0"/>
-        <w:bidi w:val="0"/>
-        <w:spacing w:before="0" w:beforeAutospacing="off" w:after="0" w:afterAutospacing="off" w:line="259" w:lineRule="auto"/>
-        <w:ind w:left="720" w:right="0" w:hanging="360"/>
-        <w:jc w:val="left"/>
-        <w:rPr>
-          <w:sz w:val="24"/>
-          <w:szCs w:val="24"/>
-          <w:highlight w:val="yellow"/>
-        </w:rPr>
-      </w:pPr>
-      <w:r>
-        <w:rPr>
-          <w:sz w:val="24"/>
-          <w:szCs w:val="24"/>
-          <w:highlight w:val="yellow"/>
-        </w:rPr>
-        <w:t>Also, s</w:t>
-      </w:r>
-      <w:r>
-        <w:rPr>
-          <w:sz w:val="24"/>
-          <w:szCs w:val="24"/>
-          <w:highlight w:val="yellow"/>
-        </w:rPr>
-        <w:t>ee</w:t>
-      </w:r>
-      <w:r>
-        <w:rPr>
-          <w:sz w:val="24"/>
-          <w:szCs w:val="24"/>
-          <w:highlight w:val="yellow"/>
-        </w:rPr>
-        <w:t xml:space="preserve"> my ‘Error profiling’ note below.</w:t>
-      </w:r>
+          <w:numId w:val="5"/>
+        </w:numPr>
+        <w:spacing w:line="259" w:lineRule="auto"/>
+        <w:rPr>
+          <w:highlight w:val="yellow"/>
+        </w:rPr>
+      </w:pPr>
+      <w:r>
+        <w:rPr>
+          <w:highlight w:val="yellow"/>
+        </w:rPr>
+        <w:t>Also, see my ‘Error profiling’ note below.</w:t>
+      </w:r>
+    </w:p>
+    <w:p>
+      <w:pPr>
+        <w:pStyle w:val="ListParagraph"/>
+        <w:numPr>
+          <w:ilvl w:val="0"/>
+          <w:numId w:val="5"/>
+        </w:numPr>
+        <w:spacing w:line="259" w:lineRule="auto"/>
+      </w:pPr>
+      <w:r>
+        <w:t>I mean, if the errors are distributed evenly throughout the reads or if there are some spots that have biases for errors</w:t>
+      </w:r>
+    </w:p>
+    <w:p>
+      <w:pPr>
+        <w:pStyle w:val="ListParagraph"/>
+        <w:spacing w:line="259" w:lineRule="auto"/>
+        <w:rPr>
+          <w:highlight w:val="yellow"/>
+        </w:rPr>
+      </w:pPr>
     </w:p>
     <w:p/>
     <w:p>
@@ -775,29 +567,19 @@
         <w:pStyle w:val="ListParagraph"/>
         <w:numPr>
           <w:ilvl w:val="0"/>
-          <w:numId w:val="4"/>
-        </w:numPr>
-        <w:rPr/>
-      </w:pPr>
-      <w:r>
-        <w:rPr/>
+          <w:numId w:val="6"/>
+        </w:numPr>
+      </w:pPr>
+      <w:r>
         <w:t>Compare k-</w:t>
       </w:r>
-      <w:r>
-        <w:rPr/>
+      <w:proofErr w:type="spellStart"/>
+      <w:r>
         <w:t>mer</w:t>
       </w:r>
-      <w:r>
-        <w:rPr/>
-        <w:t xml:space="preserve"> frequency distributions to see if </w:t>
-      </w:r>
-      <w:r>
-        <w:rPr/>
-        <w:t>the</w:t>
-      </w:r>
-      <w:r>
-        <w:rPr/>
-        <w:t xml:space="preserve"> simulator captures realistic compositional biases (e.g. GC skew, homopolymers).</w:t>
+      <w:proofErr w:type="spellEnd"/>
+      <w:r>
+        <w:t xml:space="preserve"> frequency distributions to see if the simulator captures realistic compositional biases (e.g. GC skew, homopolymers).</w:t>
       </w:r>
     </w:p>
     <w:p>
@@ -805,281 +587,184 @@
         <w:pStyle w:val="ListParagraph"/>
         <w:numPr>
           <w:ilvl w:val="0"/>
-          <w:numId w:val="4"/>
-        </w:numPr>
-        <w:suppressLineNumbers w:val="0"/>
-        <w:bidi w:val="0"/>
-        <w:spacing w:before="0" w:beforeAutospacing="off" w:after="0" w:afterAutospacing="off" w:line="259" w:lineRule="auto"/>
-        <w:ind w:left="720" w:right="0" w:hanging="360"/>
-        <w:jc w:val="left"/>
-        <w:rPr>
-          <w:sz w:val="24"/>
-          <w:szCs w:val="24"/>
-          <w:highlight w:val="yellow"/>
-        </w:rPr>
-      </w:pPr>
-      <w:r>
-        <w:rPr>
-          <w:sz w:val="24"/>
-          <w:szCs w:val="24"/>
-          <w:highlight w:val="yellow"/>
-        </w:rPr>
-        <w:t>I’m</w:t>
-      </w:r>
-      <w:r>
-        <w:rPr>
-          <w:sz w:val="24"/>
-          <w:szCs w:val="24"/>
-          <w:highlight w:val="yellow"/>
-        </w:rPr>
-        <w:t xml:space="preserve"> sure there </w:t>
-      </w:r>
-      <w:r>
-        <w:rPr>
-          <w:sz w:val="24"/>
-          <w:szCs w:val="24"/>
+          <w:numId w:val="6"/>
+        </w:numPr>
+        <w:spacing w:line="259" w:lineRule="auto"/>
+        <w:rPr>
+          <w:highlight w:val="yellow"/>
+        </w:rPr>
+      </w:pPr>
+      <w:r>
+        <w:rPr>
+          <w:highlight w:val="yellow"/>
+        </w:rPr>
+        <w:t xml:space="preserve">I’m sure there </w:t>
+      </w:r>
+      <w:r>
+        <w:rPr>
           <w:highlight w:val="yellow"/>
         </w:rPr>
         <w:t xml:space="preserve">are </w:t>
       </w:r>
       <w:r>
         <w:rPr>
-          <w:sz w:val="24"/>
-          <w:szCs w:val="24"/>
           <w:highlight w:val="yellow"/>
         </w:rPr>
         <w:t>a lot of analys</w:t>
       </w:r>
       <w:r>
         <w:rPr>
-          <w:sz w:val="24"/>
-          <w:szCs w:val="24"/>
           <w:highlight w:val="yellow"/>
         </w:rPr>
         <w:t>e</w:t>
       </w:r>
       <w:r>
         <w:rPr>
-          <w:sz w:val="24"/>
-          <w:szCs w:val="24"/>
           <w:highlight w:val="yellow"/>
         </w:rPr>
         <w:t>s you could do on k-</w:t>
       </w:r>
-      <w:r>
-        <w:rPr>
-          <w:sz w:val="24"/>
-          <w:szCs w:val="24"/>
+      <w:proofErr w:type="spellStart"/>
+      <w:r>
+        <w:rPr>
           <w:highlight w:val="yellow"/>
         </w:rPr>
         <w:t>mer</w:t>
       </w:r>
-      <w:r>
-        <w:rPr>
-          <w:sz w:val="24"/>
-          <w:szCs w:val="24"/>
+      <w:proofErr w:type="spellEnd"/>
+      <w:r>
+        <w:rPr>
           <w:highlight w:val="yellow"/>
         </w:rPr>
         <w:t xml:space="preserve"> counts! Can you be more specific? </w:t>
       </w:r>
       <w:r>
         <w:rPr>
-          <w:sz w:val="24"/>
-          <w:szCs w:val="24"/>
           <w:highlight w:val="yellow"/>
         </w:rPr>
         <w:t>We</w:t>
       </w:r>
       <w:r>
         <w:rPr>
-          <w:sz w:val="24"/>
-          <w:szCs w:val="24"/>
-          <w:highlight w:val="yellow"/>
-        </w:rPr>
-        <w:t xml:space="preserve"> </w:t>
-      </w:r>
-      <w:r>
-        <w:rPr>
-          <w:sz w:val="24"/>
-          <w:szCs w:val="24"/>
-          <w:highlight w:val="yellow"/>
-        </w:rPr>
-        <w:t>have a good (</w:t>
-      </w:r>
-      <w:r>
-        <w:rPr>
-          <w:sz w:val="24"/>
-          <w:szCs w:val="24"/>
+          <w:highlight w:val="yellow"/>
+        </w:rPr>
+        <w:t xml:space="preserve"> have a good (</w:t>
+      </w:r>
+      <w:r>
+        <w:rPr>
           <w:highlight w:val="yellow"/>
         </w:rPr>
         <w:t>perfect or close to it)</w:t>
       </w:r>
       <w:r>
         <w:rPr>
-          <w:sz w:val="24"/>
-          <w:szCs w:val="24"/>
-          <w:highlight w:val="yellow"/>
-        </w:rPr>
-        <w:t xml:space="preserve"> </w:t>
-      </w:r>
-      <w:r>
-        <w:rPr>
-          <w:sz w:val="24"/>
-          <w:szCs w:val="24"/>
-          <w:highlight w:val="yellow"/>
-        </w:rPr>
-        <w:t xml:space="preserve">assembly for </w:t>
-      </w:r>
-      <w:r>
-        <w:rPr>
-          <w:sz w:val="24"/>
-          <w:szCs w:val="24"/>
-          <w:highlight w:val="yellow"/>
-        </w:rPr>
-        <w:t>this genome, so we can know which k-</w:t>
-      </w:r>
-      <w:r>
-        <w:rPr>
-          <w:sz w:val="24"/>
-          <w:szCs w:val="24"/>
+          <w:highlight w:val="yellow"/>
+        </w:rPr>
+        <w:t xml:space="preserve"> assembly for </w:t>
+      </w:r>
+      <w:r>
+        <w:rPr>
+          <w:highlight w:val="yellow"/>
+        </w:rPr>
+        <w:t xml:space="preserve">this genome, </w:t>
+      </w:r>
+      <w:r>
+        <w:rPr>
+          <w:highlight w:val="yellow"/>
+        </w:rPr>
+        <w:lastRenderedPageBreak/>
+        <w:t>so we can know which k-</w:t>
+      </w:r>
+      <w:proofErr w:type="spellStart"/>
+      <w:r>
+        <w:rPr>
           <w:highlight w:val="yellow"/>
         </w:rPr>
         <w:t>mers</w:t>
       </w:r>
-      <w:r>
-        <w:rPr>
-          <w:sz w:val="24"/>
-          <w:szCs w:val="24"/>
+      <w:proofErr w:type="spellEnd"/>
+      <w:r>
+        <w:rPr>
           <w:highlight w:val="yellow"/>
         </w:rPr>
         <w:t xml:space="preserve"> are real (in the genome) and which are not (from read errors).</w:t>
       </w:r>
       <w:r>
         <w:rPr>
-          <w:sz w:val="24"/>
-          <w:szCs w:val="24"/>
           <w:highlight w:val="yellow"/>
         </w:rPr>
         <w:t xml:space="preserve"> The total number of k-</w:t>
       </w:r>
-      <w:r>
-        <w:rPr>
-          <w:sz w:val="24"/>
-          <w:szCs w:val="24"/>
+      <w:proofErr w:type="spellStart"/>
+      <w:r>
+        <w:rPr>
           <w:highlight w:val="yellow"/>
         </w:rPr>
         <w:t>mers</w:t>
       </w:r>
-      <w:r>
-        <w:rPr>
-          <w:sz w:val="24"/>
-          <w:szCs w:val="24"/>
+      <w:proofErr w:type="spellEnd"/>
+      <w:r>
+        <w:rPr>
           <w:highlight w:val="yellow"/>
         </w:rPr>
         <w:t xml:space="preserve"> in a read set will depend a lot on depth, since adding more reads will</w:t>
       </w:r>
       <w:r>
         <w:rPr>
-          <w:sz w:val="24"/>
-          <w:szCs w:val="24"/>
           <w:highlight w:val="yellow"/>
         </w:rPr>
         <w:t xml:space="preserve"> result in more errors and therefore more k-</w:t>
       </w:r>
-      <w:r>
-        <w:rPr>
-          <w:sz w:val="24"/>
-          <w:szCs w:val="24"/>
+      <w:proofErr w:type="spellStart"/>
+      <w:r>
+        <w:rPr>
           <w:highlight w:val="yellow"/>
         </w:rPr>
         <w:t>mers</w:t>
       </w:r>
-      <w:r>
-        <w:rPr>
-          <w:sz w:val="24"/>
-          <w:szCs w:val="24"/>
-          <w:highlight w:val="yellow"/>
-        </w:rPr>
-        <w:t xml:space="preserve">. So </w:t>
-      </w:r>
-      <w:r>
-        <w:rPr>
-          <w:sz w:val="24"/>
-          <w:szCs w:val="24"/>
-          <w:highlight w:val="yellow"/>
-        </w:rPr>
-        <w:t>maybe you</w:t>
-      </w:r>
-      <w:r>
-        <w:rPr>
-          <w:sz w:val="24"/>
-          <w:szCs w:val="24"/>
-          <w:highlight w:val="yellow"/>
-        </w:rPr>
-        <w:t xml:space="preserve"> could plot </w:t>
-      </w:r>
-      <w:r>
-        <w:rPr>
-          <w:sz w:val="24"/>
-          <w:szCs w:val="24"/>
+      <w:proofErr w:type="spellEnd"/>
+      <w:r>
+        <w:rPr>
+          <w:highlight w:val="yellow"/>
+        </w:rPr>
+        <w:t xml:space="preserve">. So maybe you could plot </w:t>
+      </w:r>
+      <w:r>
+        <w:rPr>
           <w:highlight w:val="yellow"/>
         </w:rPr>
         <w:t xml:space="preserve">a </w:t>
       </w:r>
       <w:r>
         <w:rPr>
-          <w:sz w:val="24"/>
-          <w:szCs w:val="24"/>
           <w:highlight w:val="yellow"/>
         </w:rPr>
         <w:t>k-</w:t>
       </w:r>
-      <w:r>
-        <w:rPr>
-          <w:sz w:val="24"/>
-          <w:szCs w:val="24"/>
+      <w:proofErr w:type="spellStart"/>
+      <w:r>
+        <w:rPr>
           <w:highlight w:val="yellow"/>
         </w:rPr>
         <w:t>mer</w:t>
       </w:r>
-      <w:r>
-        <w:rPr>
-          <w:sz w:val="24"/>
-          <w:szCs w:val="24"/>
+      <w:proofErr w:type="spellEnd"/>
+      <w:r>
+        <w:rPr>
           <w:highlight w:val="yellow"/>
         </w:rPr>
         <w:t xml:space="preserve"> count vs read depth curve for each read set.</w:t>
       </w:r>
       <w:r>
         <w:rPr>
-          <w:sz w:val="24"/>
-          <w:szCs w:val="24"/>
-          <w:highlight w:val="yellow"/>
-        </w:rPr>
-        <w:t xml:space="preserve"> </w:t>
-      </w:r>
-      <w:r>
-        <w:rPr>
-          <w:sz w:val="24"/>
-          <w:szCs w:val="24"/>
-          <w:highlight w:val="yellow"/>
-        </w:rPr>
-        <w:t>Sort of like</w:t>
-      </w:r>
-      <w:r>
-        <w:rPr>
-          <w:sz w:val="24"/>
-          <w:szCs w:val="24"/>
-          <w:highlight w:val="yellow"/>
-        </w:rPr>
-        <w:t xml:space="preserve"> a </w:t>
-      </w:r>
-      <w:hyperlink r:id="R19a8d20c19be4396">
+          <w:highlight w:val="yellow"/>
+        </w:rPr>
+        <w:t xml:space="preserve"> Sort of like a </w:t>
+      </w:r>
+      <w:hyperlink r:id="rId7">
         <w:r>
           <w:rPr>
             <w:rStyle w:val="Hyperlink"/>
-            <w:sz w:val="24"/>
-            <w:szCs w:val="24"/>
             <w:highlight w:val="yellow"/>
           </w:rPr>
           <w:t>rarefaction curve</w:t>
@@ -1087,27 +772,9 @@
       </w:hyperlink>
       <w:r>
         <w:rPr>
-          <w:sz w:val="24"/>
-          <w:szCs w:val="24"/>
-          <w:highlight w:val="yellow"/>
-        </w:rPr>
-        <w:t xml:space="preserve">, like Fig 2c and 2d from our </w:t>
-      </w:r>
-      <w:r>
-        <w:rPr>
-          <w:sz w:val="24"/>
-          <w:szCs w:val="24"/>
-          <w:highlight w:val="yellow"/>
-        </w:rPr>
-        <w:t>soft-core</w:t>
-      </w:r>
-      <w:r>
-        <w:rPr>
-          <w:sz w:val="24"/>
-          <w:szCs w:val="24"/>
-          <w:highlight w:val="yellow"/>
-        </w:rPr>
-        <w:t xml:space="preserve"> paper.</w:t>
+          <w:highlight w:val="yellow"/>
+        </w:rPr>
+        <w:t>, like Fig 2c and 2d from our soft-core paper.</w:t>
       </w:r>
     </w:p>
     <w:p>
@@ -1115,66 +782,80 @@
         <w:pStyle w:val="ListParagraph"/>
         <w:numPr>
           <w:ilvl w:val="0"/>
-          <w:numId w:val="4"/>
-        </w:numPr>
-        <w:suppressLineNumbers w:val="0"/>
-        <w:bidi w:val="0"/>
-        <w:spacing w:before="0" w:beforeAutospacing="off" w:after="0" w:afterAutospacing="off" w:line="259" w:lineRule="auto"/>
-        <w:ind w:left="720" w:right="0" w:hanging="360"/>
-        <w:jc w:val="left"/>
-        <w:rPr>
-          <w:sz w:val="24"/>
-          <w:szCs w:val="24"/>
-          <w:highlight w:val="yellow"/>
-        </w:rPr>
-      </w:pPr>
-      <w:r>
-        <w:rPr>
-          <w:sz w:val="24"/>
-          <w:szCs w:val="24"/>
-          <w:highlight w:val="yellow"/>
-        </w:rPr>
-        <w:t xml:space="preserve">Another idea: in addition to working with k-mers from the actual sequences, you could do the same analyses using </w:t>
-      </w:r>
-      <w:r>
-        <w:rPr>
-          <w:sz w:val="24"/>
-          <w:szCs w:val="24"/>
+          <w:numId w:val="6"/>
+        </w:numPr>
+        <w:spacing w:line="259" w:lineRule="auto"/>
+        <w:rPr>
+          <w:highlight w:val="yellow"/>
+        </w:rPr>
+      </w:pPr>
+      <w:r>
+        <w:rPr>
+          <w:highlight w:val="yellow"/>
+        </w:rPr>
+        <w:t>Another idea: in addition to working with k-</w:t>
+      </w:r>
+      <w:proofErr w:type="spellStart"/>
+      <w:r>
+        <w:rPr>
+          <w:highlight w:val="yellow"/>
+        </w:rPr>
+        <w:t>mers</w:t>
+      </w:r>
+      <w:proofErr w:type="spellEnd"/>
+      <w:r>
+        <w:rPr>
+          <w:highlight w:val="yellow"/>
+        </w:rPr>
+        <w:t xml:space="preserve"> from the actual sequences, you could do the same analyses using </w:t>
+      </w:r>
+      <w:proofErr w:type="spellStart"/>
+      <w:r>
+        <w:rPr>
           <w:highlight w:val="yellow"/>
         </w:rPr>
         <w:t>qscore</w:t>
       </w:r>
-      <w:r>
-        <w:rPr>
-          <w:sz w:val="24"/>
-          <w:szCs w:val="24"/>
+      <w:proofErr w:type="spellEnd"/>
+      <w:r>
+        <w:rPr>
           <w:highlight w:val="yellow"/>
         </w:rPr>
         <w:t xml:space="preserve"> k-</w:t>
       </w:r>
-      <w:r>
-        <w:rPr>
-          <w:sz w:val="24"/>
-          <w:szCs w:val="24"/>
+      <w:proofErr w:type="spellStart"/>
+      <w:r>
+        <w:rPr>
           <w:highlight w:val="yellow"/>
         </w:rPr>
         <w:t>mers</w:t>
       </w:r>
-      <w:r>
-        <w:rPr>
-          <w:sz w:val="24"/>
-          <w:szCs w:val="24"/>
+      <w:proofErr w:type="spellEnd"/>
+      <w:r>
+        <w:rPr>
           <w:highlight w:val="yellow"/>
         </w:rPr>
         <w:t>.</w:t>
       </w:r>
       <w:r>
         <w:rPr>
-          <w:sz w:val="24"/>
-          <w:szCs w:val="24"/>
-          <w:highlight w:val="yellow"/>
-        </w:rPr>
-        <w:t xml:space="preserve"> Might pick up interesting patterns in the qscores...</w:t>
+          <w:highlight w:val="yellow"/>
+        </w:rPr>
+        <w:t xml:space="preserve"> Might pick up interesting patterns in the </w:t>
+      </w:r>
+      <w:proofErr w:type="spellStart"/>
+      <w:r>
+        <w:rPr>
+          <w:highlight w:val="yellow"/>
+        </w:rPr>
+        <w:t>qscores</w:t>
+      </w:r>
+      <w:proofErr w:type="spellEnd"/>
+      <w:r>
+        <w:rPr>
+          <w:highlight w:val="yellow"/>
+        </w:rPr>
+        <w:t>...</w:t>
       </w:r>
     </w:p>
     <w:p>
@@ -1182,45 +863,44 @@
         <w:pStyle w:val="ListParagraph"/>
         <w:numPr>
           <w:ilvl w:val="0"/>
-          <w:numId w:val="4"/>
-        </w:numPr>
-        <w:suppressLineNumbers w:val="0"/>
-        <w:bidi w:val="0"/>
-        <w:spacing w:before="0" w:beforeAutospacing="off" w:after="0" w:afterAutospacing="off" w:line="259" w:lineRule="auto"/>
-        <w:ind w:left="720" w:right="0" w:hanging="360"/>
-        <w:jc w:val="left"/>
-        <w:rPr>
-          <w:sz w:val="24"/>
-          <w:szCs w:val="24"/>
-          <w:highlight w:val="yellow"/>
-        </w:rPr>
-      </w:pPr>
-      <w:r>
-        <w:rPr>
-          <w:sz w:val="24"/>
-          <w:szCs w:val="24"/>
+          <w:numId w:val="6"/>
+        </w:numPr>
+        <w:spacing w:line="259" w:lineRule="auto"/>
+        <w:rPr>
+          <w:highlight w:val="yellow"/>
+        </w:rPr>
+      </w:pPr>
+      <w:r>
+        <w:rPr>
           <w:highlight w:val="yellow"/>
         </w:rPr>
         <w:t>Also, see my ‘Error profiling’ note below.</w:t>
       </w:r>
     </w:p>
+    <w:p>
+      <w:pPr>
+        <w:spacing w:line="259" w:lineRule="auto"/>
+        <w:ind w:left="360"/>
+        <w:rPr>
+          <w:highlight w:val="yellow"/>
+        </w:rPr>
+      </w:pPr>
+    </w:p>
     <w:p/>
     <w:p>
       <w:r>
         <w:t>5. GC bias</w:t>
       </w:r>
     </w:p>
-    <w:p w14:noSpellErr="1">
+    <w:p>
       <w:pPr>
         <w:pStyle w:val="ListParagraph"/>
         <w:numPr>
           <w:ilvl w:val="0"/>
-          <w:numId w:val="5"/>
-        </w:numPr>
-        <w:rPr/>
-      </w:pPr>
-      <w:r>
-        <w:rPr/>
+          <w:numId w:val="7"/>
+        </w:numPr>
+      </w:pPr>
+      <w:r>
         <w:t>Plot read coverage vs GC content and compare to real data.</w:t>
       </w:r>
     </w:p>
@@ -1229,7 +909,7 @@
         <w:pStyle w:val="ListParagraph"/>
         <w:numPr>
           <w:ilvl w:val="0"/>
-          <w:numId w:val="5"/>
+          <w:numId w:val="7"/>
         </w:numPr>
         <w:rPr>
           <w:highlight w:val="yellow"/>
@@ -1257,13 +937,7 @@
         <w:rPr>
           <w:highlight w:val="yellow"/>
         </w:rPr>
-        <w:t>we’re</w:t>
-      </w:r>
-      <w:r>
-        <w:rPr>
-          <w:highlight w:val="yellow"/>
-        </w:rPr>
-        <w:t xml:space="preserve"> just using one genome</w:t>
+        <w:t>we’re just using one genome</w:t>
       </w:r>
       <w:r>
         <w:rPr>
@@ -1287,19 +961,7 @@
         <w:rPr>
           <w:highlight w:val="yellow"/>
         </w:rPr>
-        <w:t xml:space="preserve">reads </w:t>
-      </w:r>
-      <w:r>
-        <w:rPr>
-          <w:highlight w:val="yellow"/>
-        </w:rPr>
-        <w:t>don’t</w:t>
-      </w:r>
-      <w:r>
-        <w:rPr>
-          <w:highlight w:val="yellow"/>
-        </w:rPr>
-        <w:t xml:space="preserve"> have much GC bias</w:t>
+        <w:t>reads don’t have much GC bias</w:t>
       </w:r>
       <w:r>
         <w:rPr>
@@ -1323,19 +985,7 @@
         <w:rPr>
           <w:highlight w:val="yellow"/>
         </w:rPr>
-        <w:t xml:space="preserve">. But I could be wrong! Feel free to </w:t>
-      </w:r>
-      <w:r>
-        <w:rPr>
-          <w:highlight w:val="yellow"/>
-        </w:rPr>
-        <w:t>give it a try</w:t>
-      </w:r>
-      <w:r>
-        <w:rPr>
-          <w:highlight w:val="yellow"/>
-        </w:rPr>
-        <w:t xml:space="preserve"> – if we see GC bias in the real reads </w:t>
+        <w:t xml:space="preserve">. But I could be wrong! Feel free to give it a try – if we see GC bias in the real reads </w:t>
       </w:r>
       <w:r>
         <w:rPr>
@@ -1373,17 +1023,15 @@
         <w:t>6. Mapping rate</w:t>
       </w:r>
     </w:p>
-    <w:p w14:noSpellErr="1">
+    <w:p>
       <w:pPr>
         <w:pStyle w:val="ListParagraph"/>
         <w:numPr>
           <w:ilvl w:val="0"/>
-          <w:numId w:val="7"/>
-        </w:numPr>
-        <w:rPr/>
-      </w:pPr>
-      <w:r>
-        <w:rPr/>
+          <w:numId w:val="9"/>
+        </w:numPr>
+      </w:pPr>
+      <w:r>
         <w:t>Do simulated reads map with similar success as real reads of the same platform?</w:t>
       </w:r>
     </w:p>
@@ -1392,151 +1040,81 @@
         <w:pStyle w:val="ListParagraph"/>
         <w:numPr>
           <w:ilvl w:val="0"/>
-          <w:numId w:val="7"/>
-        </w:numPr>
-        <w:suppressLineNumbers w:val="0"/>
-        <w:bidi w:val="0"/>
-        <w:spacing w:before="0" w:beforeAutospacing="off" w:after="0" w:afterAutospacing="off" w:line="259" w:lineRule="auto"/>
-        <w:ind w:left="720" w:right="0" w:hanging="360"/>
-        <w:jc w:val="left"/>
-        <w:rPr>
-          <w:sz w:val="24"/>
-          <w:szCs w:val="24"/>
-          <w:highlight w:val="yellow"/>
-        </w:rPr>
-      </w:pPr>
-      <w:r>
-        <w:rPr>
-          <w:sz w:val="24"/>
-          <w:szCs w:val="24"/>
-          <w:highlight w:val="yellow"/>
-        </w:rPr>
-        <w:t xml:space="preserve">This is a simple one but could be interesting. I predict that for the real read set, </w:t>
-      </w:r>
-      <w:r>
-        <w:rPr>
-          <w:sz w:val="24"/>
-          <w:szCs w:val="24"/>
-          <w:highlight w:val="yellow"/>
-        </w:rPr>
-        <w:t>almost all</w:t>
-      </w:r>
-      <w:r>
-        <w:rPr>
-          <w:sz w:val="24"/>
-          <w:szCs w:val="24"/>
-          <w:highlight w:val="yellow"/>
-        </w:rPr>
-        <w:t xml:space="preserve"> of the reads will align, since these came from a barcoded run </w:t>
-      </w:r>
-      <w:r>
-        <w:rPr>
-          <w:sz w:val="24"/>
-          <w:szCs w:val="24"/>
+          <w:numId w:val="9"/>
+        </w:numPr>
+        <w:spacing w:line="259" w:lineRule="auto"/>
+        <w:rPr>
+          <w:highlight w:val="yellow"/>
+        </w:rPr>
+      </w:pPr>
+      <w:r>
+        <w:rPr>
+          <w:highlight w:val="yellow"/>
+        </w:rPr>
+        <w:t xml:space="preserve">This is a simple one but could be interesting. I predict that for the real read set, almost all of the reads will align, since these came from a barcoded run </w:t>
+      </w:r>
+      <w:r>
+        <w:rPr>
           <w:highlight w:val="yellow"/>
         </w:rPr>
         <w:t>(</w:t>
       </w:r>
       <w:r>
         <w:rPr>
-          <w:sz w:val="24"/>
-          <w:szCs w:val="24"/>
           <w:highlight w:val="yellow"/>
         </w:rPr>
         <w:t>most of the total-junk reads will have cleared out in the demultiplexing step</w:t>
       </w:r>
       <w:r>
         <w:rPr>
-          <w:sz w:val="24"/>
-          <w:szCs w:val="24"/>
           <w:highlight w:val="yellow"/>
         </w:rPr>
         <w:t>), b</w:t>
       </w:r>
       <w:r>
         <w:rPr>
-          <w:sz w:val="24"/>
-          <w:szCs w:val="24"/>
           <w:highlight w:val="yellow"/>
         </w:rPr>
         <w:t>ut the</w:t>
       </w:r>
       <w:r>
         <w:rPr>
-          <w:sz w:val="24"/>
-          <w:szCs w:val="24"/>
-          <w:highlight w:val="yellow"/>
-        </w:rPr>
-        <w:t xml:space="preserve">re will be a small fraction of reads that </w:t>
-      </w:r>
-      <w:r>
-        <w:rPr>
-          <w:sz w:val="24"/>
-          <w:szCs w:val="24"/>
-          <w:highlight w:val="yellow"/>
-        </w:rPr>
-        <w:t>don’t</w:t>
-      </w:r>
-      <w:r>
-        <w:rPr>
-          <w:sz w:val="24"/>
-          <w:szCs w:val="24"/>
-          <w:highlight w:val="yellow"/>
-        </w:rPr>
-        <w:t xml:space="preserve"> align</w:t>
-      </w:r>
-      <w:r>
-        <w:rPr>
-          <w:sz w:val="24"/>
-          <w:szCs w:val="24"/>
+          <w:highlight w:val="yellow"/>
+        </w:rPr>
+        <w:t>re will be a small fraction of reads that don’t align</w:t>
+      </w:r>
+      <w:r>
+        <w:rPr>
           <w:highlight w:val="yellow"/>
         </w:rPr>
         <w:t xml:space="preserve"> (</w:t>
       </w:r>
       <w:r>
         <w:rPr>
-          <w:sz w:val="24"/>
-          <w:szCs w:val="24"/>
           <w:highlight w:val="yellow"/>
         </w:rPr>
         <w:t>e.g. reads that leaked over from a wrong barcode</w:t>
       </w:r>
       <w:r>
         <w:rPr>
-          <w:sz w:val="24"/>
-          <w:szCs w:val="24"/>
           <w:highlight w:val="yellow"/>
         </w:rPr>
         <w:t>)</w:t>
       </w:r>
       <w:r>
         <w:rPr>
-          <w:sz w:val="24"/>
-          <w:szCs w:val="24"/>
-          <w:highlight w:val="yellow"/>
-        </w:rPr>
-        <w:t>. But for the simulated reads, I predict that for most tool</w:t>
-      </w:r>
-      <w:r>
-        <w:rPr>
-          <w:sz w:val="24"/>
-          <w:szCs w:val="24"/>
-          <w:highlight w:val="yellow"/>
-        </w:rPr>
-        <w:t xml:space="preserve">s, </w:t>
-      </w:r>
-      <w:r>
-        <w:rPr>
-          <w:sz w:val="24"/>
-          <w:szCs w:val="24"/>
+          <w:highlight w:val="yellow"/>
+        </w:rPr>
+        <w:t xml:space="preserve">. But for the simulated reads, I predict that for most tools, </w:t>
+      </w:r>
+      <w:r>
+        <w:rPr>
           <w:highlight w:val="yellow"/>
         </w:rPr>
         <w:t>all</w:t>
       </w:r>
       <w:r>
         <w:rPr>
-          <w:sz w:val="24"/>
-          <w:szCs w:val="24"/>
           <w:highlight w:val="yellow"/>
         </w:rPr>
         <w:t xml:space="preserve"> the reads will align.</w:t>
@@ -1548,17 +1126,15 @@
         <w:t>7. Alignment identity</w:t>
       </w:r>
     </w:p>
-    <w:p w14:noSpellErr="1">
+    <w:p>
       <w:pPr>
         <w:pStyle w:val="ListParagraph"/>
         <w:numPr>
           <w:ilvl w:val="0"/>
-          <w:numId w:val="7"/>
-        </w:numPr>
-        <w:rPr/>
-      </w:pPr>
-      <w:r>
-        <w:rPr/>
+          <w:numId w:val="9"/>
+        </w:numPr>
+      </w:pPr>
+      <w:r>
         <w:t>Compare % identity and error patterns (gaps vs mismatches) between real vs simulated mappings.</w:t>
       </w:r>
     </w:p>
@@ -1567,36 +1143,26 @@
         <w:pStyle w:val="ListParagraph"/>
         <w:numPr>
           <w:ilvl w:val="0"/>
-          <w:numId w:val="7"/>
-        </w:numPr>
-        <w:rPr>
-          <w:highlight w:val="yellow"/>
-        </w:rPr>
-      </w:pPr>
-      <w:r>
-        <w:rPr>
-          <w:highlight w:val="yellow"/>
-        </w:rPr>
-        <w:t xml:space="preserve">The first part (% identity) is a big one – can do a distribution like </w:t>
-      </w:r>
-      <w:r>
-        <w:rPr>
-          <w:highlight w:val="yellow"/>
-        </w:rPr>
-        <w:t>you’ll</w:t>
-      </w:r>
-      <w:r>
-        <w:rPr>
-          <w:highlight w:val="yellow"/>
-        </w:rPr>
-        <w:t xml:space="preserve"> do for read length and </w:t>
-      </w:r>
+          <w:numId w:val="9"/>
+        </w:numPr>
+        <w:rPr>
+          <w:highlight w:val="yellow"/>
+        </w:rPr>
+      </w:pPr>
+      <w:r>
+        <w:rPr>
+          <w:highlight w:val="yellow"/>
+        </w:rPr>
+        <w:t xml:space="preserve">The first part (% identity) is a big one – can do a distribution like you’ll do for read length and </w:t>
+      </w:r>
+      <w:proofErr w:type="spellStart"/>
       <w:r>
         <w:rPr>
           <w:highlight w:val="yellow"/>
         </w:rPr>
         <w:t>qscores</w:t>
       </w:r>
+      <w:proofErr w:type="spellEnd"/>
       <w:r>
         <w:rPr>
           <w:highlight w:val="yellow"/>
@@ -1609,29 +1175,19 @@
         </w:rPr>
         <w:t xml:space="preserve">this value (actual identity) and mean </w:t>
       </w:r>
+      <w:proofErr w:type="spellStart"/>
       <w:r>
         <w:rPr>
           <w:highlight w:val="yellow"/>
         </w:rPr>
         <w:t>qscore</w:t>
       </w:r>
-      <w:r>
-        <w:rPr>
-          <w:highlight w:val="yellow"/>
-        </w:rPr>
-        <w:t xml:space="preserve"> (see #2 above). I expect the real reads will have </w:t>
-      </w:r>
-      <w:r>
-        <w:rPr>
-          <w:highlight w:val="yellow"/>
-        </w:rPr>
-        <w:t>a pretty good</w:t>
-      </w:r>
-      <w:r>
-        <w:rPr>
-          <w:highlight w:val="yellow"/>
-        </w:rPr>
-        <w:t xml:space="preserve"> correlation, but the simu</w:t>
+      <w:proofErr w:type="spellEnd"/>
+      <w:r>
+        <w:rPr>
+          <w:highlight w:val="yellow"/>
+        </w:rPr>
+        <w:t xml:space="preserve"> (see #2 above). I expect the real reads will have a pretty good correlation, but the simu</w:t>
       </w:r>
       <w:r>
         <w:rPr>
@@ -1657,7 +1213,7 @@
         <w:pStyle w:val="ListParagraph"/>
         <w:numPr>
           <w:ilvl w:val="0"/>
-          <w:numId w:val="7"/>
+          <w:numId w:val="9"/>
         </w:numPr>
         <w:rPr>
           <w:highlight w:val="yellow"/>
@@ -1669,47 +1225,19 @@
         </w:rPr>
         <w:t>For the second part (error patterns) - can you be more specific? The alignment will give you a CIGAR string, and if you align using minimap2’s --</w:t>
       </w:r>
+      <w:proofErr w:type="spellStart"/>
       <w:r>
         <w:rPr>
           <w:highlight w:val="yellow"/>
         </w:rPr>
         <w:t>eqx</w:t>
       </w:r>
-      <w:r>
-        <w:rPr>
-          <w:highlight w:val="yellow"/>
-        </w:rPr>
-        <w:t xml:space="preserve">, </w:t>
-      </w:r>
-      <w:r>
-        <w:rPr>
-          <w:highlight w:val="yellow"/>
-        </w:rPr>
-        <w:t>you’ll</w:t>
-      </w:r>
-      <w:r>
-        <w:rPr>
-          <w:highlight w:val="yellow"/>
-        </w:rPr>
-        <w:t xml:space="preserve"> get the =/X CIGAR characters. </w:t>
-      </w:r>
-      <w:r>
-        <w:rPr>
-          <w:highlight w:val="yellow"/>
-        </w:rPr>
-        <w:t>I’m</w:t>
-      </w:r>
-      <w:r>
-        <w:rPr>
-          <w:highlight w:val="yellow"/>
-        </w:rPr>
-        <w:t xml:space="preserve"> sure </w:t>
-      </w:r>
-      <w:r>
-        <w:rPr>
-          <w:highlight w:val="yellow"/>
-        </w:rPr>
-        <w:t>there</w:t>
+      <w:proofErr w:type="spellEnd"/>
+      <w:r>
+        <w:rPr>
+          <w:highlight w:val="yellow"/>
+        </w:rPr>
+        <w:t>, you’ll get the =/X CIGAR characters. I’m sure there</w:t>
       </w:r>
       <w:r>
         <w:rPr>
@@ -1721,13 +1249,7 @@
         <w:rPr>
           <w:highlight w:val="yellow"/>
         </w:rPr>
-        <w:t xml:space="preserve"> </w:t>
-      </w:r>
-      <w:r>
-        <w:rPr>
-          <w:highlight w:val="yellow"/>
-        </w:rPr>
-        <w:t>a lot of analys</w:t>
+        <w:t xml:space="preserve"> a lot of analys</w:t>
       </w:r>
       <w:r>
         <w:rPr>
@@ -1747,24 +1269,27 @@
         <w:pStyle w:val="ListParagraph"/>
         <w:numPr>
           <w:ilvl w:val="0"/>
-          <w:numId w:val="7"/>
-        </w:numPr>
-        <w:rPr>
-          <w:highlight w:val="yellow"/>
-        </w:rPr>
-      </w:pPr>
-      <w:r>
-        <w:rPr>
-          <w:highlight w:val="yellow"/>
-        </w:rPr>
+          <w:numId w:val="9"/>
+        </w:numPr>
+        <w:rPr>
+          <w:highlight w:val="yellow"/>
+        </w:rPr>
+      </w:pPr>
+      <w:r>
+        <w:rPr>
+          <w:highlight w:val="yellow"/>
+        </w:rPr>
+        <w:lastRenderedPageBreak/>
         <w:t xml:space="preserve">Could also be interesting to look at read identity variance over the course of a read. For example, step through a read with 1000 bp windows, getting the identity of each window, then take the </w:t>
       </w:r>
+      <w:proofErr w:type="spellStart"/>
       <w:r>
         <w:rPr>
           <w:highlight w:val="yellow"/>
         </w:rPr>
         <w:t>stdev</w:t>
       </w:r>
+      <w:proofErr w:type="spellEnd"/>
       <w:r>
         <w:rPr>
           <w:highlight w:val="yellow"/>
@@ -1775,31 +1300,7 @@
         <w:rPr>
           <w:highlight w:val="yellow"/>
         </w:rPr>
-        <w:t xml:space="preserve">the windows for that read. Could give an idea of whether the reads are consistent (good reads are good over their </w:t>
-      </w:r>
-      <w:r>
-        <w:rPr>
-          <w:highlight w:val="yellow"/>
-        </w:rPr>
-        <w:t>whole length</w:t>
-      </w:r>
-      <w:r>
-        <w:rPr>
-          <w:highlight w:val="yellow"/>
-        </w:rPr>
-        <w:t xml:space="preserve">, bad reads are bad over their </w:t>
-      </w:r>
-      <w:r>
-        <w:rPr>
-          <w:highlight w:val="yellow"/>
-        </w:rPr>
-        <w:t>whole length</w:t>
-      </w:r>
-      <w:r>
-        <w:rPr>
-          <w:highlight w:val="yellow"/>
-        </w:rPr>
-        <w:t xml:space="preserve">) or not (some reads have good parts and </w:t>
+        <w:t xml:space="preserve">the windows for that read. Could give an idea of whether the reads are consistent (good reads are good over their whole length, bad reads are bad over their whole length) or not (some reads have good parts and </w:t>
       </w:r>
       <w:r>
         <w:rPr>
@@ -1813,18 +1314,14 @@
         <w:pStyle w:val="ListParagraph"/>
         <w:numPr>
           <w:ilvl w:val="0"/>
-          <w:numId w:val="7"/>
-        </w:numPr>
-        <w:rPr>
-          <w:sz w:val="24"/>
-          <w:szCs w:val="24"/>
-          <w:highlight w:val="yellow"/>
-        </w:rPr>
-      </w:pPr>
-      <w:r>
-        <w:rPr>
-          <w:sz w:val="24"/>
-          <w:szCs w:val="24"/>
+          <w:numId w:val="9"/>
+        </w:numPr>
+        <w:rPr>
+          <w:highlight w:val="yellow"/>
+        </w:rPr>
+      </w:pPr>
+      <w:r>
+        <w:rPr>
           <w:highlight w:val="yellow"/>
         </w:rPr>
         <w:t>Also, see my ‘Error profiling’ note below.</w:t>
@@ -1836,17 +1333,15 @@
         <w:t>8. Coverage uniformity</w:t>
       </w:r>
     </w:p>
-    <w:p w14:noSpellErr="1">
+    <w:p>
       <w:pPr>
         <w:pStyle w:val="ListParagraph"/>
         <w:numPr>
           <w:ilvl w:val="0"/>
-          <w:numId w:val="7"/>
-        </w:numPr>
-        <w:rPr/>
-      </w:pPr>
-      <w:r>
-        <w:rPr/>
+          <w:numId w:val="9"/>
+        </w:numPr>
+      </w:pPr>
+      <w:r>
         <w:t>Check if simulated reads give a similar depth distribution across the genome.</w:t>
       </w:r>
     </w:p>
@@ -1855,63 +1350,21 @@
         <w:pStyle w:val="ListParagraph"/>
         <w:numPr>
           <w:ilvl w:val="0"/>
-          <w:numId w:val="7"/>
-        </w:numPr>
-        <w:suppressLineNumbers w:val="0"/>
-        <w:bidi w:val="0"/>
-        <w:spacing w:before="0" w:beforeAutospacing="off" w:after="0" w:afterAutospacing="off" w:line="259" w:lineRule="auto"/>
-        <w:ind w:left="720" w:right="0" w:hanging="360"/>
-        <w:jc w:val="left"/>
-        <w:rPr>
-          <w:sz w:val="24"/>
-          <w:szCs w:val="24"/>
-          <w:highlight w:val="yellow"/>
-        </w:rPr>
-      </w:pPr>
-      <w:r>
-        <w:rPr>
-          <w:sz w:val="24"/>
-          <w:szCs w:val="24"/>
-          <w:highlight w:val="yellow"/>
-        </w:rPr>
-        <w:t xml:space="preserve">Both the real and simulated read sets will </w:t>
-      </w:r>
-      <w:r>
-        <w:rPr>
-          <w:sz w:val="24"/>
-          <w:szCs w:val="24"/>
-          <w:highlight w:val="yellow"/>
-        </w:rPr>
-        <w:t>probably have</w:t>
-      </w:r>
-      <w:r>
-        <w:rPr>
-          <w:sz w:val="24"/>
-          <w:szCs w:val="24"/>
-          <w:highlight w:val="yellow"/>
-        </w:rPr>
-        <w:t xml:space="preserve"> a mostly uniform depth distribution, so any difference here will </w:t>
-      </w:r>
-      <w:r>
-        <w:rPr>
-          <w:sz w:val="24"/>
-          <w:szCs w:val="24"/>
-          <w:highlight w:val="yellow"/>
-        </w:rPr>
-        <w:t>probably be</w:t>
-      </w:r>
-      <w:r>
-        <w:rPr>
-          <w:sz w:val="24"/>
-          <w:szCs w:val="24"/>
-          <w:highlight w:val="yellow"/>
-        </w:rPr>
-        <w:t xml:space="preserve"> subtle. Maybe look at the standard dev</w:t>
-      </w:r>
-      <w:r>
-        <w:rPr>
-          <w:sz w:val="24"/>
-          <w:szCs w:val="24"/>
+          <w:numId w:val="9"/>
+        </w:numPr>
+        <w:spacing w:line="259" w:lineRule="auto"/>
+        <w:rPr>
+          <w:highlight w:val="yellow"/>
+        </w:rPr>
+      </w:pPr>
+      <w:r>
+        <w:rPr>
+          <w:highlight w:val="yellow"/>
+        </w:rPr>
+        <w:t>Both the real and simulated read sets will probably have a mostly uniform depth distribution, so any difference here will probably be subtle. Maybe look at the standard dev</w:t>
+      </w:r>
+      <w:r>
+        <w:rPr>
           <w:highlight w:val="yellow"/>
         </w:rPr>
         <w:t>iation of per-base depths?</w:t>
@@ -1922,79 +1375,21 @@
         <w:pStyle w:val="ListParagraph"/>
         <w:numPr>
           <w:ilvl w:val="0"/>
-          <w:numId w:val="7"/>
-        </w:numPr>
-        <w:suppressLineNumbers w:val="0"/>
-        <w:bidi w:val="0"/>
-        <w:spacing w:before="0" w:beforeAutospacing="off" w:after="0" w:afterAutospacing="off" w:line="259" w:lineRule="auto"/>
-        <w:ind w:left="720" w:right="0" w:hanging="360"/>
-        <w:jc w:val="left"/>
-        <w:rPr>
-          <w:sz w:val="24"/>
-          <w:szCs w:val="24"/>
-          <w:highlight w:val="yellow"/>
-        </w:rPr>
-      </w:pPr>
-      <w:r>
-        <w:rPr>
-          <w:sz w:val="24"/>
-          <w:szCs w:val="24"/>
-          <w:highlight w:val="yellow"/>
-        </w:rPr>
-        <w:t xml:space="preserve">If you do see differences in depth across the genome, </w:t>
-      </w:r>
-      <w:r>
-        <w:rPr>
-          <w:sz w:val="24"/>
-          <w:szCs w:val="24"/>
-          <w:highlight w:val="yellow"/>
-        </w:rPr>
-        <w:t>I’d</w:t>
-      </w:r>
-      <w:r>
-        <w:rPr>
-          <w:sz w:val="24"/>
-          <w:szCs w:val="24"/>
-          <w:highlight w:val="yellow"/>
-        </w:rPr>
-        <w:t xml:space="preserve"> be curious what the reason is. </w:t>
-      </w:r>
-      <w:r>
-        <w:rPr>
-          <w:sz w:val="24"/>
-          <w:szCs w:val="24"/>
-          <w:highlight w:val="yellow"/>
-        </w:rPr>
-        <w:t>Maybe GC</w:t>
-      </w:r>
-      <w:r>
-        <w:rPr>
-          <w:sz w:val="24"/>
-          <w:szCs w:val="24"/>
-          <w:highlight w:val="yellow"/>
-        </w:rPr>
-        <w:t xml:space="preserve"> bias? </w:t>
-      </w:r>
-      <w:r>
-        <w:rPr>
-          <w:sz w:val="24"/>
-          <w:szCs w:val="24"/>
-          <w:highlight w:val="yellow"/>
-        </w:rPr>
-        <w:t>Maybe a</w:t>
-      </w:r>
-      <w:r>
-        <w:rPr>
-          <w:sz w:val="24"/>
-          <w:szCs w:val="24"/>
-          <w:highlight w:val="yellow"/>
-        </w:rPr>
-        <w:t xml:space="preserve"> bias toward</w:t>
-      </w:r>
-      <w:r>
-        <w:rPr>
-          <w:sz w:val="24"/>
-          <w:szCs w:val="24"/>
+          <w:numId w:val="9"/>
+        </w:numPr>
+        <w:spacing w:line="259" w:lineRule="auto"/>
+        <w:rPr>
+          <w:highlight w:val="yellow"/>
+        </w:rPr>
+      </w:pPr>
+      <w:r>
+        <w:rPr>
+          <w:highlight w:val="yellow"/>
+        </w:rPr>
+        <w:t>If you do see differences in depth across the genome, I’d be curious what the reason is. Maybe GC bias? Maybe a bias toward</w:t>
+      </w:r>
+      <w:r>
+        <w:rPr>
           <w:highlight w:val="yellow"/>
         </w:rPr>
         <w:t xml:space="preserve"> DNA closer to the origin of replication, if the bacteria was still dividing when the DNA was extracted?</w:t>
@@ -2030,17 +1425,15 @@
         <w:t>9. Assembly metrics</w:t>
       </w:r>
     </w:p>
-    <w:p w14:noSpellErr="1">
+    <w:p>
       <w:pPr>
         <w:pStyle w:val="ListParagraph"/>
         <w:numPr>
           <w:ilvl w:val="0"/>
-          <w:numId w:val="8"/>
-        </w:numPr>
-        <w:rPr/>
-      </w:pPr>
-      <w:r>
-        <w:rPr/>
+          <w:numId w:val="10"/>
+        </w:numPr>
+      </w:pPr>
+      <w:r>
         <w:t>Compare assemblies from simulated vs real reads.</w:t>
       </w:r>
     </w:p>
@@ -2049,65 +1442,31 @@
         <w:pStyle w:val="ListParagraph"/>
         <w:numPr>
           <w:ilvl w:val="0"/>
-          <w:numId w:val="8"/>
-        </w:numPr>
-        <w:rPr>
-          <w:highlight w:val="yellow"/>
-        </w:rPr>
-      </w:pPr>
-      <w:r>
-        <w:rPr>
-          <w:highlight w:val="yellow"/>
-        </w:rPr>
-        <w:t xml:space="preserve">I </w:t>
-      </w:r>
-      <w:r>
-        <w:rPr>
-          <w:highlight w:val="yellow"/>
-        </w:rPr>
-        <w:t>don’t</w:t>
-      </w:r>
-      <w:r>
-        <w:rPr>
-          <w:highlight w:val="yellow"/>
-        </w:rPr>
-        <w:t xml:space="preserve"> think assembly completeness metrics (e.g. N50) will be interesting here – </w:t>
-      </w:r>
-      <w:r>
-        <w:rPr>
-          <w:highlight w:val="yellow"/>
-        </w:rPr>
-        <w:t>pretty much everything</w:t>
-      </w:r>
-      <w:r>
-        <w:rPr>
-          <w:highlight w:val="yellow"/>
-        </w:rPr>
-        <w:t xml:space="preserve"> will assemble to completion </w:t>
-      </w:r>
+          <w:numId w:val="10"/>
+        </w:numPr>
+        <w:rPr>
+          <w:highlight w:val="yellow"/>
+        </w:rPr>
+      </w:pPr>
+      <w:r>
+        <w:rPr>
+          <w:highlight w:val="yellow"/>
+        </w:rPr>
+        <w:t xml:space="preserve">I don’t think assembly completeness metrics (e.g. N50) will be interesting here – pretty much everything will assemble to completion </w:t>
+      </w:r>
+      <w:proofErr w:type="gramStart"/>
       <w:r>
         <w:rPr>
           <w:highlight w:val="yellow"/>
         </w:rPr>
         <w:t>as long as</w:t>
       </w:r>
-      <w:r>
-        <w:rPr>
-          <w:highlight w:val="yellow"/>
-        </w:rPr>
-        <w:t xml:space="preserve"> the depth is high enough. But looking at assembly accuracy (e.g. subs and indels) could be </w:t>
-      </w:r>
-      <w:r>
-        <w:rPr>
-          <w:highlight w:val="yellow"/>
-        </w:rPr>
-        <w:t>very useful</w:t>
-      </w:r>
-      <w:r>
-        <w:rPr>
-          <w:highlight w:val="yellow"/>
-        </w:rPr>
-        <w:t>, since that will shed light on how random vs systematic the read errors are.</w:t>
+      <w:proofErr w:type="gramEnd"/>
+      <w:r>
+        <w:rPr>
+          <w:highlight w:val="yellow"/>
+        </w:rPr>
+        <w:t xml:space="preserve"> the depth is high enough. But looking at assembly accuracy (e.g. subs and indels) could be very useful, since that will shed light on how random vs systematic the read errors are.</w:t>
       </w:r>
     </w:p>
     <w:p>
@@ -2115,7 +1474,7 @@
         <w:pStyle w:val="ListParagraph"/>
         <w:numPr>
           <w:ilvl w:val="0"/>
-          <w:numId w:val="8"/>
+          <w:numId w:val="10"/>
         </w:numPr>
         <w:rPr>
           <w:highlight w:val="yellow"/>
@@ -2127,949 +1486,695 @@
         </w:rPr>
         <w:t xml:space="preserve">For the </w:t>
       </w:r>
-      <w:hyperlink r:id="R7c5928d7dbda4dc6">
+      <w:hyperlink r:id="rId8">
+        <w:proofErr w:type="spellStart"/>
         <w:r>
           <w:rPr>
             <w:rStyle w:val="Hyperlink"/>
             <w:highlight w:val="yellow"/>
           </w:rPr>
-          <w:t>Badread test I previously did</w:t>
+          <w:t>Badread</w:t>
         </w:r>
-      </w:hyperlink>
-      <w:r>
-        <w:rPr>
-          <w:highlight w:val="yellow"/>
-        </w:rPr>
-        <w:t>, I looked at assembly accuracy vs sequencing depth – that could be interesting to do again.</w:t>
-      </w:r>
-    </w:p>
-    <w:p/>
-    <w:p>
-      <w:r>
-        <w:t>10. Variant calling realism</w:t>
-      </w:r>
-    </w:p>
-    <w:p w14:noSpellErr="1">
-      <w:pPr>
-        <w:pStyle w:val="ListParagraph"/>
-        <w:numPr>
-          <w:ilvl w:val="0"/>
-          <w:numId w:val="9"/>
-        </w:numPr>
-        <w:rPr/>
-      </w:pPr>
-      <w:r>
-        <w:rPr/>
-        <w:t>Run a variant caller on both sets and see how similar the variant spectra are.</w:t>
-      </w:r>
-    </w:p>
-    <w:p>
-      <w:pPr>
-        <w:pStyle w:val="ListParagraph"/>
-        <w:numPr>
-          <w:ilvl w:val="0"/>
-          <w:numId w:val="9"/>
-        </w:numPr>
-        <w:suppressLineNumbers w:val="0"/>
-        <w:bidi w:val="0"/>
-        <w:spacing w:before="0" w:beforeAutospacing="off" w:after="0" w:afterAutospacing="off" w:line="259" w:lineRule="auto"/>
-        <w:ind w:left="720" w:right="0" w:hanging="360"/>
-        <w:jc w:val="left"/>
-        <w:rPr>
-          <w:sz w:val="24"/>
-          <w:szCs w:val="24"/>
-          <w:highlight w:val="yellow"/>
-        </w:rPr>
-      </w:pPr>
-      <w:r>
-        <w:rPr>
-          <w:sz w:val="24"/>
-          <w:szCs w:val="24"/>
-          <w:highlight w:val="yellow"/>
-        </w:rPr>
-        <w:t xml:space="preserve">It could be interesting to </w:t>
-      </w:r>
-      <w:r>
-        <w:rPr>
-          <w:sz w:val="24"/>
-          <w:szCs w:val="24"/>
-          <w:highlight w:val="yellow"/>
-        </w:rPr>
-        <w:t xml:space="preserve">look at </w:t>
-      </w:r>
-      <w:r>
-        <w:rPr>
-          <w:sz w:val="24"/>
-          <w:szCs w:val="24"/>
-          <w:highlight w:val="yellow"/>
-        </w:rPr>
-        <w:t>false</w:t>
-      </w:r>
-      <w:r>
-        <w:rPr>
-          <w:sz w:val="24"/>
-          <w:szCs w:val="24"/>
-          <w:highlight w:val="yellow"/>
-        </w:rPr>
-        <w:t>-</w:t>
-      </w:r>
-      <w:r>
-        <w:rPr>
-          <w:sz w:val="24"/>
-          <w:szCs w:val="24"/>
-          <w:highlight w:val="yellow"/>
-        </w:rPr>
-        <w:t xml:space="preserve">positive variants </w:t>
-      </w:r>
-      <w:r>
-        <w:rPr>
-          <w:sz w:val="24"/>
-          <w:szCs w:val="24"/>
-          <w:highlight w:val="yellow"/>
-        </w:rPr>
-        <w:t>vs read depth</w:t>
-      </w:r>
-      <w:r>
-        <w:rPr>
-          <w:sz w:val="24"/>
-          <w:szCs w:val="24"/>
-          <w:highlight w:val="yellow"/>
-        </w:rPr>
-        <w:t>. I.e. us</w:t>
-      </w:r>
-      <w:r>
-        <w:rPr>
-          <w:sz w:val="24"/>
-          <w:szCs w:val="24"/>
-          <w:highlight w:val="yellow"/>
-        </w:rPr>
-        <w:t xml:space="preserve">ing read subsets of varying depth, </w:t>
-      </w:r>
-      <w:r>
-        <w:rPr>
-          <w:sz w:val="24"/>
-          <w:szCs w:val="24"/>
-          <w:highlight w:val="yellow"/>
-        </w:rPr>
-        <w:t>call variants on the reference (</w:t>
-      </w:r>
-      <w:r>
-        <w:rPr>
-          <w:sz w:val="24"/>
-          <w:szCs w:val="24"/>
-          <w:highlight w:val="yellow"/>
-        </w:rPr>
-        <w:t xml:space="preserve">so </w:t>
-      </w:r>
-      <w:r>
-        <w:rPr>
-          <w:sz w:val="24"/>
-          <w:szCs w:val="24"/>
-          <w:highlight w:val="yellow"/>
-        </w:rPr>
-        <w:t>there are no real</w:t>
-      </w:r>
-      <w:r>
-        <w:rPr>
-          <w:sz w:val="24"/>
-          <w:szCs w:val="24"/>
-          <w:highlight w:val="yellow"/>
-        </w:rPr>
-        <w:t xml:space="preserve"> variants) and see </w:t>
-      </w:r>
-      <w:r>
-        <w:rPr>
-          <w:sz w:val="24"/>
-          <w:szCs w:val="24"/>
-          <w:highlight w:val="yellow"/>
-        </w:rPr>
-        <w:t>how many variants you get</w:t>
-      </w:r>
-      <w:r>
-        <w:rPr>
-          <w:sz w:val="24"/>
-          <w:szCs w:val="24"/>
-          <w:highlight w:val="yellow"/>
-        </w:rPr>
-        <w:t xml:space="preserve"> (everything will be a false positive). I predict that real reads will deliver a lot of false positives at low read depths. The simulated reads might deliver fewer false positives, i.e. their errors </w:t>
-      </w:r>
-      <w:r>
-        <w:rPr>
-          <w:sz w:val="24"/>
-          <w:szCs w:val="24"/>
-          <w:highlight w:val="yellow"/>
-        </w:rPr>
-        <w:t xml:space="preserve">might be </w:t>
-      </w:r>
-      <w:r>
-        <w:rPr>
-          <w:sz w:val="24"/>
-          <w:szCs w:val="24"/>
-          <w:highlight w:val="yellow"/>
-        </w:rPr>
-        <w:t>too random.</w:t>
-      </w:r>
-    </w:p>
-    <w:p/>
-    <w:p>
-      <w:r>
-        <w:t>11. Gene or feature coverage</w:t>
-      </w:r>
-    </w:p>
-    <w:p w14:noSpellErr="1">
-      <w:pPr>
-        <w:pStyle w:val="ListParagraph"/>
-        <w:numPr>
-          <w:ilvl w:val="0"/>
-          <w:numId w:val="10"/>
-        </w:numPr>
-        <w:rPr/>
-      </w:pPr>
-      <w:r>
-        <w:rPr/>
-        <w:t>Compare read counts per gene/region to check if coverage reflects real biases (e.g. repeats, rRNA depletion).</w:t>
-      </w:r>
-    </w:p>
-    <w:p>
-      <w:pPr>
-        <w:pStyle w:val="ListParagraph"/>
-        <w:numPr>
-          <w:ilvl w:val="0"/>
-          <w:numId w:val="10"/>
-        </w:numPr>
-        <w:rPr>
-          <w:highlight w:val="yellow"/>
-        </w:rPr>
-      </w:pPr>
-      <w:r>
-        <w:rPr>
-          <w:highlight w:val="yellow"/>
-        </w:rPr>
-        <w:t xml:space="preserve">I doubt this will uncover anything interesting, since ONT sequencing </w:t>
-      </w:r>
-      <w:r>
-        <w:rPr>
-          <w:highlight w:val="yellow"/>
-        </w:rPr>
-        <w:t>doesn’t</w:t>
-      </w:r>
-      <w:r>
-        <w:rPr>
-          <w:highlight w:val="yellow"/>
-        </w:rPr>
-        <w:t xml:space="preserve"> ‘know’ whether a piece of DNA has a gene or repeat or whatever. If there is bias, </w:t>
-      </w:r>
-      <w:r>
-        <w:rPr>
-          <w:highlight w:val="yellow"/>
-        </w:rPr>
-        <w:t>I think your above points #5 and #8 would see it</w:t>
-      </w:r>
-      <w:r>
-        <w:rPr>
-          <w:highlight w:val="yellow"/>
-        </w:rPr>
-        <w:t xml:space="preserve">. </w:t>
-      </w:r>
-      <w:r>
-        <w:rPr>
-          <w:highlight w:val="yellow"/>
-        </w:rPr>
-        <w:t>So</w:t>
-      </w:r>
-      <w:r>
-        <w:rPr>
-          <w:highlight w:val="yellow"/>
-        </w:rPr>
-        <w:t xml:space="preserve"> I vote to skip this one.</w:t>
-      </w:r>
-    </w:p>
-    <w:p/>
-    <w:p>
-      <w:r>
-        <w:t>12. Error clustering</w:t>
-      </w:r>
-    </w:p>
-    <w:p>
-      <w:pPr>
-        <w:pStyle w:val="ListParagraph"/>
-        <w:numPr>
-          <w:ilvl w:val="0"/>
-          <w:numId w:val="11"/>
-        </w:numPr>
-        <w:rPr/>
-      </w:pPr>
-      <w:r>
-        <w:rPr/>
-        <w:t>e.g. around homopolymers</w:t>
-      </w:r>
-      <w:r>
-        <w:rPr/>
-        <w:t>?</w:t>
-      </w:r>
-    </w:p>
-    <w:p>
-      <w:pPr>
-        <w:pStyle w:val="ListParagraph"/>
-        <w:numPr>
-          <w:ilvl w:val="0"/>
-          <w:numId w:val="11"/>
-        </w:numPr>
-        <w:rPr>
-          <w:highlight w:val="yellow"/>
-        </w:rPr>
-      </w:pPr>
-      <w:r>
-        <w:rPr>
-          <w:highlight w:val="yellow"/>
-        </w:rPr>
-        <w:t>See my ‘Error profiling’ note below.</w:t>
-      </w:r>
-    </w:p>
-    <w:p/>
-    <w:p>
-      <w:pPr>
-        <w:rPr>
-          <w:rFonts w:ascii="Apple Color Emoji" w:hAnsi="Apple Color Emoji" w:cs="Apple Color Emoji"/>
-        </w:rPr>
-      </w:pPr>
-    </w:p>
-    <w:p>
-      <w:pPr>
-        <w:rPr>
-          <w:b/>
-          <w:bCs/>
-        </w:rPr>
-      </w:pPr>
-      <w:r>
-        <w:rPr>
-          <w:b/>
-          <w:bCs/>
-        </w:rPr>
-        <w:t>Other</w:t>
-      </w:r>
-      <w:r>
-        <w:rPr>
-          <w:b/>
-          <w:bCs/>
-        </w:rPr>
-        <w:t xml:space="preserve"> metrics</w:t>
-      </w:r>
-    </w:p>
-    <w:p/>
-    <w:p w14:noSpellErr="1">
-      <w:pPr>
-        <w:pStyle w:val="ListParagraph"/>
-        <w:numPr>
-          <w:ilvl w:val="0"/>
-          <w:numId w:val="6"/>
-        </w:numPr>
-        <w:rPr/>
-      </w:pPr>
-      <w:r>
-        <w:rPr/>
-        <w:t>Mutual Information between error type and sequence context (e.g. are G-rich contexts miscalled more often?)</w:t>
-      </w:r>
-    </w:p>
-    <w:p>
-      <w:pPr>
-        <w:pStyle w:val="ListParagraph"/>
-        <w:numPr>
-          <w:ilvl w:val="1"/>
-          <w:numId w:val="6"/>
-        </w:numPr>
-        <w:rPr>
-          <w:sz w:val="24"/>
-          <w:szCs w:val="24"/>
-          <w:highlight w:val="yellow"/>
-        </w:rPr>
-      </w:pPr>
-      <w:r>
-        <w:rPr>
-          <w:highlight w:val="yellow"/>
-        </w:rPr>
-        <w:t>See my ‘Error profiling’ note below.</w:t>
-      </w:r>
-    </w:p>
-    <w:p/>
-    <w:p w14:noSpellErr="1">
-      <w:pPr>
-        <w:pStyle w:val="ListParagraph"/>
-        <w:numPr>
-          <w:ilvl w:val="0"/>
-          <w:numId w:val="6"/>
-        </w:numPr>
-        <w:rPr/>
-      </w:pPr>
-      <w:r>
-        <w:rPr/>
-        <w:t>Read start/stop bias (does simulator model sequencing direction or adapter positions?)</w:t>
-      </w:r>
-    </w:p>
-    <w:p>
-      <w:pPr>
-        <w:pStyle w:val="ListParagraph"/>
-        <w:numPr>
-          <w:ilvl w:val="1"/>
-          <w:numId w:val="6"/>
-        </w:numPr>
-        <w:suppressLineNumbers w:val="0"/>
-        <w:bidi w:val="0"/>
-        <w:spacing w:before="0" w:beforeAutospacing="off" w:after="0" w:afterAutospacing="off" w:line="259" w:lineRule="auto"/>
-        <w:ind w:left="1440" w:right="0" w:hanging="360"/>
-        <w:jc w:val="left"/>
-        <w:rPr>
-          <w:sz w:val="24"/>
-          <w:szCs w:val="24"/>
-          <w:highlight w:val="yellow"/>
-        </w:rPr>
-      </w:pPr>
-      <w:r>
-        <w:rPr>
-          <w:sz w:val="24"/>
-          <w:szCs w:val="24"/>
-          <w:highlight w:val="yellow"/>
-        </w:rPr>
-        <w:t xml:space="preserve">For adapters, this will </w:t>
-      </w:r>
-      <w:r>
-        <w:rPr>
-          <w:sz w:val="24"/>
-          <w:szCs w:val="24"/>
-          <w:highlight w:val="yellow"/>
-        </w:rPr>
-        <w:t>probably be</w:t>
-      </w:r>
-      <w:r>
-        <w:rPr>
-          <w:sz w:val="24"/>
-          <w:szCs w:val="24"/>
-          <w:highlight w:val="yellow"/>
-        </w:rPr>
-        <w:t xml:space="preserve"> all or nothing. I.e. either a simulator adds adapters (e.g. </w:t>
-      </w:r>
-      <w:r>
-        <w:rPr>
-          <w:sz w:val="24"/>
-          <w:szCs w:val="24"/>
-          <w:highlight w:val="yellow"/>
-        </w:rPr>
-        <w:t>Badread</w:t>
-      </w:r>
-      <w:r>
-        <w:rPr>
-          <w:sz w:val="24"/>
-          <w:szCs w:val="24"/>
-          <w:highlight w:val="yellow"/>
-        </w:rPr>
-        <w:t xml:space="preserve">) or </w:t>
-      </w:r>
-      <w:r>
-        <w:rPr>
-          <w:sz w:val="24"/>
-          <w:szCs w:val="24"/>
-          <w:highlight w:val="yellow"/>
-        </w:rPr>
-        <w:t>doesn’t</w:t>
-      </w:r>
-      <w:r>
-        <w:rPr>
-          <w:sz w:val="24"/>
-          <w:szCs w:val="24"/>
-          <w:highlight w:val="yellow"/>
-        </w:rPr>
-        <w:t xml:space="preserve">. Would be easy to tell by looking for gaps at the start/end of alignments to the reference. The tricky part here is that </w:t>
-      </w:r>
-      <w:r>
-        <w:rPr>
-          <w:sz w:val="24"/>
-          <w:szCs w:val="24"/>
-          <w:highlight w:val="yellow"/>
-        </w:rPr>
-        <w:t>real read sets can vary a lot</w:t>
-      </w:r>
-      <w:r>
-        <w:rPr>
-          <w:sz w:val="24"/>
-          <w:szCs w:val="24"/>
-          <w:highlight w:val="yellow"/>
-        </w:rPr>
-        <w:t>, depending on how they were basecalled/trimmed</w:t>
-      </w:r>
-      <w:r>
-        <w:rPr>
-          <w:sz w:val="24"/>
-          <w:szCs w:val="24"/>
-          <w:highlight w:val="yellow"/>
-        </w:rPr>
-        <w:t xml:space="preserve">. Our real reads have been demultiplexed/trimmed by Dorado, so most of them have their adapters removed, but a few will have adapters left on. But if a read set </w:t>
-      </w:r>
-      <w:r>
-        <w:rPr>
-          <w:sz w:val="24"/>
-          <w:szCs w:val="24"/>
-          <w:highlight w:val="yellow"/>
-        </w:rPr>
-        <w:t>wasn't</w:t>
-      </w:r>
-      <w:r>
-        <w:rPr>
-          <w:sz w:val="24"/>
-          <w:szCs w:val="24"/>
-          <w:highlight w:val="yellow"/>
-        </w:rPr>
-        <w:t xml:space="preserve"> trimmed during basecalling, it could have adapters</w:t>
-      </w:r>
-      <w:r>
-        <w:rPr>
-          <w:sz w:val="24"/>
-          <w:szCs w:val="24"/>
-          <w:highlight w:val="yellow"/>
-        </w:rPr>
-        <w:t xml:space="preserve"> on most reads. </w:t>
-      </w:r>
-    </w:p>
-    <w:p/>
-    <w:p>
-      <w:pPr>
-        <w:pStyle w:val="ListParagraph"/>
-        <w:numPr>
-          <w:ilvl w:val="0"/>
-          <w:numId w:val="6"/>
-        </w:numPr>
-        <w:rPr/>
-      </w:pPr>
-      <w:r>
-        <w:rPr/>
-        <w:t xml:space="preserve">Signal-level realism if </w:t>
-      </w:r>
-      <w:r>
-        <w:rPr/>
-        <w:t>we</w:t>
-      </w:r>
-      <w:r>
-        <w:rPr/>
-        <w:t xml:space="preserve"> ever go into ONT raw signals</w:t>
-      </w:r>
-      <w:r>
-        <w:rPr/>
-        <w:t xml:space="preserve"> (</w:t>
-      </w:r>
-      <w:r>
-        <w:rPr/>
-        <w:t>distance between real vs simulated current traces</w:t>
-      </w:r>
-      <w:r>
-        <w:rPr/>
-        <w:t>).</w:t>
-      </w:r>
-    </w:p>
-    <w:p>
-      <w:pPr>
-        <w:pStyle w:val="ListParagraph"/>
-        <w:numPr>
-          <w:ilvl w:val="1"/>
-          <w:numId w:val="6"/>
-        </w:numPr>
-        <w:rPr>
-          <w:highlight w:val="yellow"/>
-        </w:rPr>
-      </w:pPr>
-      <w:r>
-        <w:rPr>
-          <w:highlight w:val="yellow"/>
-        </w:rPr>
-        <w:t>Let’s</w:t>
-      </w:r>
-      <w:r>
-        <w:rPr>
-          <w:highlight w:val="yellow"/>
-        </w:rPr>
-        <w:t xml:space="preserve"> skip this one. Signal-level simulation is a whole different domain, and there are far fewer tools which try to do this.</w:t>
-      </w:r>
-    </w:p>
-    <w:p>
-      <w:pPr>
-        <w:pStyle w:val="Normal"/>
-        <w:ind w:left="0"/>
-        <w:rPr>
-          <w:highlight w:val="yellow"/>
-        </w:rPr>
-      </w:pPr>
-    </w:p>
-    <w:p>
-      <w:pPr>
-        <w:pStyle w:val="Normal"/>
-        <w:ind w:left="0"/>
-        <w:rPr>
-          <w:highlight w:val="yellow"/>
-        </w:rPr>
-      </w:pPr>
-    </w:p>
-    <w:p>
-      <w:pPr>
-        <w:pStyle w:val="Normal"/>
-        <w:ind w:left="0"/>
-        <w:rPr>
-          <w:b w:val="1"/>
-          <w:bCs w:val="1"/>
-          <w:highlight w:val="yellow"/>
-        </w:rPr>
-      </w:pPr>
-      <w:r>
-        <w:rPr>
-          <w:b w:val="1"/>
-          <w:bCs w:val="1"/>
-          <w:highlight w:val="yellow"/>
-        </w:rPr>
-        <w:t>Error profiling</w:t>
-      </w:r>
-    </w:p>
-    <w:p>
-      <w:pPr>
-        <w:pStyle w:val="ListParagraph"/>
-        <w:numPr>
-          <w:ilvl w:val="0"/>
-          <w:numId w:val="12"/>
-        </w:numPr>
-        <w:suppressLineNumbers w:val="0"/>
-        <w:bidi w:val="0"/>
-        <w:spacing w:before="0" w:beforeAutospacing="off" w:after="0" w:afterAutospacing="off" w:line="259" w:lineRule="auto"/>
-        <w:ind w:right="0"/>
-        <w:jc w:val="left"/>
-        <w:rPr>
-          <w:sz w:val="24"/>
-          <w:szCs w:val="24"/>
-          <w:highlight w:val="yellow"/>
-        </w:rPr>
-      </w:pPr>
-      <w:r>
-        <w:rPr>
-          <w:highlight w:val="yellow"/>
-        </w:rPr>
-        <w:t xml:space="preserve">Many of the above points (3, 4, </w:t>
-      </w:r>
-      <w:r>
-        <w:rPr>
-          <w:highlight w:val="yellow"/>
-        </w:rPr>
-        <w:t xml:space="preserve">7, </w:t>
-      </w:r>
-      <w:r>
-        <w:rPr>
-          <w:highlight w:val="yellow"/>
-        </w:rPr>
-        <w:t xml:space="preserve">12) are trying to address </w:t>
-      </w:r>
-      <w:r>
-        <w:rPr>
-          <w:highlight w:val="yellow"/>
-        </w:rPr>
-        <w:t xml:space="preserve">the </w:t>
-      </w:r>
-      <w:r>
-        <w:rPr>
-          <w:highlight w:val="yellow"/>
-        </w:rPr>
-        <w:t>idea of ‘what are the specific errors in the reads?’</w:t>
-      </w:r>
-      <w:r>
-        <w:rPr>
-          <w:highlight w:val="yellow"/>
-        </w:rPr>
-        <w:t xml:space="preserve"> For example, </w:t>
-      </w:r>
-      <w:r>
-        <w:rPr>
-          <w:highlight w:val="yellow"/>
-        </w:rPr>
-        <w:t>maybe the</w:t>
-      </w:r>
-      <w:r>
-        <w:rPr>
-          <w:highlight w:val="yellow"/>
-        </w:rPr>
-        <w:t xml:space="preserve"> reads tend to make errors in particular sequences, e.g. </w:t>
-      </w:r>
-      <w:r>
-        <w:rPr>
-          <w:highlight w:val="yellow"/>
-        </w:rPr>
-        <w:t xml:space="preserve">homopolymers, </w:t>
-      </w:r>
-      <w:r>
-        <w:rPr>
-          <w:highlight w:val="yellow"/>
-        </w:rPr>
-        <w:t xml:space="preserve">motifs where the raw signal </w:t>
-      </w:r>
-      <w:r>
-        <w:rPr>
-          <w:highlight w:val="yellow"/>
-        </w:rPr>
-        <w:t>is ambiguous</w:t>
-      </w:r>
-      <w:r>
-        <w:rPr>
-          <w:highlight w:val="yellow"/>
-        </w:rPr>
-        <w:t>, etc.</w:t>
-      </w:r>
-    </w:p>
-    <w:p>
-      <w:pPr>
-        <w:pStyle w:val="ListParagraph"/>
-        <w:numPr>
-          <w:ilvl w:val="0"/>
-          <w:numId w:val="12"/>
-        </w:numPr>
-        <w:suppressLineNumbers w:val="0"/>
-        <w:bidi w:val="0"/>
-        <w:spacing w:before="0" w:beforeAutospacing="off" w:after="0" w:afterAutospacing="off" w:line="259" w:lineRule="auto"/>
-        <w:ind w:right="0"/>
-        <w:jc w:val="left"/>
-        <w:rPr>
-          <w:sz w:val="24"/>
-          <w:szCs w:val="24"/>
-          <w:highlight w:val="yellow"/>
-        </w:rPr>
-      </w:pPr>
-      <w:r>
-        <w:rPr>
-          <w:sz w:val="24"/>
-          <w:szCs w:val="24"/>
-          <w:highlight w:val="yellow"/>
-        </w:rPr>
-        <w:t>So</w:t>
-      </w:r>
-      <w:r>
-        <w:rPr>
-          <w:sz w:val="24"/>
-          <w:szCs w:val="24"/>
-          <w:highlight w:val="yellow"/>
-        </w:rPr>
-        <w:t xml:space="preserve"> </w:t>
-      </w:r>
-      <w:r>
-        <w:rPr>
-          <w:sz w:val="24"/>
-          <w:szCs w:val="24"/>
-          <w:highlight w:val="yellow"/>
-        </w:rPr>
-        <w:t>I think this</w:t>
-      </w:r>
-      <w:r>
-        <w:rPr>
-          <w:sz w:val="24"/>
-          <w:szCs w:val="24"/>
-          <w:highlight w:val="yellow"/>
-        </w:rPr>
-        <w:t xml:space="preserve"> is </w:t>
-      </w:r>
-      <w:r>
-        <w:rPr>
-          <w:sz w:val="24"/>
-          <w:szCs w:val="24"/>
-          <w:highlight w:val="yellow"/>
-        </w:rPr>
-        <w:t>maybe our</w:t>
-      </w:r>
-      <w:r>
-        <w:rPr>
-          <w:sz w:val="24"/>
-          <w:szCs w:val="24"/>
-          <w:highlight w:val="yellow"/>
-        </w:rPr>
-        <w:t xml:space="preserve"> biggest unanswered question: how will we analyse this in a manner that is easy to quantify and/or visualise?</w:t>
-      </w:r>
-    </w:p>
-    <w:p>
-      <w:pPr>
-        <w:pStyle w:val="ListParagraph"/>
-        <w:numPr>
-          <w:ilvl w:val="0"/>
-          <w:numId w:val="12"/>
-        </w:numPr>
-        <w:suppressLineNumbers w:val="0"/>
-        <w:bidi w:val="0"/>
-        <w:spacing w:before="0" w:beforeAutospacing="off" w:after="0" w:afterAutospacing="off" w:line="259" w:lineRule="auto"/>
-        <w:ind w:right="0"/>
-        <w:jc w:val="left"/>
-        <w:rPr>
-          <w:sz w:val="24"/>
-          <w:szCs w:val="24"/>
-          <w:highlight w:val="yellow"/>
-        </w:rPr>
-      </w:pPr>
-      <w:r>
-        <w:rPr>
-          <w:sz w:val="24"/>
-          <w:szCs w:val="24"/>
-          <w:highlight w:val="yellow"/>
-        </w:rPr>
-        <w:t xml:space="preserve">We want something that can distinguish between random errors and systematic errors. Real reads will </w:t>
-      </w:r>
-      <w:r>
-        <w:rPr>
-          <w:sz w:val="24"/>
-          <w:szCs w:val="24"/>
-          <w:highlight w:val="yellow"/>
-        </w:rPr>
-        <w:t>have</w:t>
-      </w:r>
-      <w:r>
-        <w:rPr>
-          <w:sz w:val="24"/>
-          <w:szCs w:val="24"/>
-          <w:highlight w:val="yellow"/>
-        </w:rPr>
-        <w:t xml:space="preserve"> some degree of systematic error (e.g. homopolymer le</w:t>
-      </w:r>
-      <w:r>
-        <w:rPr>
-          <w:sz w:val="24"/>
-          <w:szCs w:val="24"/>
-          <w:highlight w:val="yellow"/>
-        </w:rPr>
-        <w:t>n</w:t>
-      </w:r>
-      <w:r>
-        <w:rPr>
-          <w:sz w:val="24"/>
-          <w:szCs w:val="24"/>
-          <w:highlight w:val="yellow"/>
-        </w:rPr>
-        <w:t>gth errors</w:t>
-      </w:r>
-      <w:r>
-        <w:rPr>
-          <w:sz w:val="24"/>
-          <w:szCs w:val="24"/>
-          <w:highlight w:val="yellow"/>
-        </w:rPr>
-        <w:t>)</w:t>
-      </w:r>
-      <w:r>
-        <w:rPr>
-          <w:sz w:val="24"/>
-          <w:szCs w:val="24"/>
-          <w:highlight w:val="yellow"/>
-        </w:rPr>
-        <w:t xml:space="preserve"> but a naive simulator may simply add random errors.</w:t>
-      </w:r>
-    </w:p>
-    <w:p>
-      <w:pPr>
-        <w:pStyle w:val="ListParagraph"/>
-        <w:numPr>
-          <w:ilvl w:val="0"/>
-          <w:numId w:val="12"/>
-        </w:numPr>
-        <w:suppressLineNumbers w:val="0"/>
-        <w:bidi w:val="0"/>
-        <w:spacing w:before="0" w:beforeAutospacing="off" w:after="0" w:afterAutospacing="off" w:line="259" w:lineRule="auto"/>
-        <w:ind w:right="0"/>
-        <w:jc w:val="left"/>
-        <w:rPr>
-          <w:sz w:val="24"/>
-          <w:szCs w:val="24"/>
-          <w:highlight w:val="yellow"/>
-        </w:rPr>
-      </w:pPr>
-      <w:r>
-        <w:rPr>
-          <w:sz w:val="24"/>
-          <w:szCs w:val="24"/>
-          <w:highlight w:val="yellow"/>
-        </w:rPr>
-        <w:t xml:space="preserve">Possible </w:t>
-      </w:r>
-      <w:r>
-        <w:rPr>
-          <w:sz w:val="24"/>
-          <w:szCs w:val="24"/>
-          <w:highlight w:val="yellow"/>
-        </w:rPr>
-        <w:t>food for thought</w:t>
-      </w:r>
-      <w:r>
-        <w:rPr>
-          <w:sz w:val="24"/>
-          <w:szCs w:val="24"/>
-          <w:highlight w:val="yellow"/>
-        </w:rPr>
-        <w:t>: t</w:t>
-      </w:r>
-      <w:r>
-        <w:rPr>
-          <w:sz w:val="24"/>
-          <w:szCs w:val="24"/>
-          <w:highlight w:val="yellow"/>
-        </w:rPr>
-        <w:t xml:space="preserve">he way I approached this in </w:t>
-      </w:r>
-      <w:r>
-        <w:rPr>
-          <w:sz w:val="24"/>
-          <w:szCs w:val="24"/>
-          <w:highlight w:val="yellow"/>
-        </w:rPr>
-        <w:t>Badread</w:t>
-      </w:r>
-      <w:r>
-        <w:rPr>
-          <w:sz w:val="24"/>
-          <w:szCs w:val="24"/>
-          <w:highlight w:val="yellow"/>
-        </w:rPr>
-        <w:t xml:space="preserve"> was to take each 7-mer </w:t>
-      </w:r>
-      <w:r>
-        <w:rPr>
-          <w:sz w:val="24"/>
-          <w:szCs w:val="24"/>
-          <w:highlight w:val="yellow"/>
-        </w:rPr>
-        <w:t>from the truth sequence</w:t>
-      </w:r>
-      <w:r>
-        <w:rPr>
-          <w:sz w:val="24"/>
-          <w:szCs w:val="24"/>
-          <w:highlight w:val="yellow"/>
-        </w:rPr>
-        <w:t xml:space="preserve"> and quantif</w:t>
-      </w:r>
-      <w:r>
-        <w:rPr>
-          <w:sz w:val="24"/>
-          <w:szCs w:val="24"/>
-          <w:highlight w:val="yellow"/>
-        </w:rPr>
-        <w:t xml:space="preserve">y the likelihood of each </w:t>
-      </w:r>
-      <w:r>
-        <w:rPr>
-          <w:sz w:val="24"/>
-          <w:szCs w:val="24"/>
-          <w:highlight w:val="yellow"/>
-        </w:rPr>
-        <w:t>possible outcome</w:t>
-      </w:r>
-      <w:r>
-        <w:rPr>
-          <w:sz w:val="24"/>
-          <w:szCs w:val="24"/>
-          <w:highlight w:val="yellow"/>
-        </w:rPr>
-        <w:t xml:space="preserve"> in the reads. </w:t>
-      </w:r>
-      <w:hyperlink r:id="Rd49a7940d7d948e3">
+        <w:proofErr w:type="spellEnd"/>
         <w:r>
           <w:rPr>
             <w:rStyle w:val="Hyperlink"/>
-            <w:sz w:val="24"/>
-            <w:szCs w:val="24"/>
+            <w:highlight w:val="yellow"/>
+          </w:rPr>
+          <w:t xml:space="preserve"> test I previously did</w:t>
+        </w:r>
+      </w:hyperlink>
+      <w:r>
+        <w:rPr>
+          <w:highlight w:val="yellow"/>
+        </w:rPr>
+        <w:t>, I looked at assembly accuracy vs sequencing depth – that could be interesting to do again.</w:t>
+      </w:r>
+    </w:p>
+    <w:p/>
+    <w:p>
+      <w:r>
+        <w:t>10. Variant calling realism</w:t>
+      </w:r>
+    </w:p>
+    <w:p>
+      <w:pPr>
+        <w:pStyle w:val="ListParagraph"/>
+        <w:numPr>
+          <w:ilvl w:val="0"/>
+          <w:numId w:val="11"/>
+        </w:numPr>
+      </w:pPr>
+      <w:r>
+        <w:t>Run a variant caller on both sets and see how similar the variant spectra are.</w:t>
+      </w:r>
+    </w:p>
+    <w:p>
+      <w:pPr>
+        <w:pStyle w:val="ListParagraph"/>
+        <w:numPr>
+          <w:ilvl w:val="0"/>
+          <w:numId w:val="11"/>
+        </w:numPr>
+        <w:spacing w:line="259" w:lineRule="auto"/>
+        <w:rPr>
+          <w:highlight w:val="yellow"/>
+        </w:rPr>
+      </w:pPr>
+      <w:r>
+        <w:rPr>
+          <w:highlight w:val="yellow"/>
+        </w:rPr>
+        <w:t xml:space="preserve">It could be interesting to </w:t>
+      </w:r>
+      <w:r>
+        <w:rPr>
+          <w:highlight w:val="yellow"/>
+        </w:rPr>
+        <w:t xml:space="preserve">look at </w:t>
+      </w:r>
+      <w:r>
+        <w:rPr>
+          <w:highlight w:val="yellow"/>
+        </w:rPr>
+        <w:t>false</w:t>
+      </w:r>
+      <w:r>
+        <w:rPr>
+          <w:highlight w:val="yellow"/>
+        </w:rPr>
+        <w:t>-</w:t>
+      </w:r>
+      <w:r>
+        <w:rPr>
+          <w:highlight w:val="yellow"/>
+        </w:rPr>
+        <w:t xml:space="preserve">positive variants </w:t>
+      </w:r>
+      <w:r>
+        <w:rPr>
+          <w:highlight w:val="yellow"/>
+        </w:rPr>
+        <w:t>vs read depth</w:t>
+      </w:r>
+      <w:r>
+        <w:rPr>
+          <w:highlight w:val="yellow"/>
+        </w:rPr>
+        <w:t>. I.e. us</w:t>
+      </w:r>
+      <w:r>
+        <w:rPr>
+          <w:highlight w:val="yellow"/>
+        </w:rPr>
+        <w:t xml:space="preserve">ing read subsets of varying depth, </w:t>
+      </w:r>
+      <w:r>
+        <w:rPr>
+          <w:highlight w:val="yellow"/>
+        </w:rPr>
+        <w:t>call variants on the reference (</w:t>
+      </w:r>
+      <w:r>
+        <w:rPr>
+          <w:highlight w:val="yellow"/>
+        </w:rPr>
+        <w:t xml:space="preserve">so </w:t>
+      </w:r>
+      <w:r>
+        <w:rPr>
+          <w:highlight w:val="yellow"/>
+        </w:rPr>
+        <w:t>there are no real</w:t>
+      </w:r>
+      <w:r>
+        <w:rPr>
+          <w:highlight w:val="yellow"/>
+        </w:rPr>
+        <w:t xml:space="preserve"> variants) and see </w:t>
+      </w:r>
+      <w:r>
+        <w:rPr>
+          <w:highlight w:val="yellow"/>
+        </w:rPr>
+        <w:t>how many variants you get</w:t>
+      </w:r>
+      <w:r>
+        <w:rPr>
+          <w:highlight w:val="yellow"/>
+        </w:rPr>
+        <w:t xml:space="preserve"> (everything will be a false positive). I predict that real reads will deliver a lot of false positives at low read depths. The simulated reads might deliver fewer false positives, i.e. their errors </w:t>
+      </w:r>
+      <w:r>
+        <w:rPr>
+          <w:highlight w:val="yellow"/>
+        </w:rPr>
+        <w:t xml:space="preserve">might be </w:t>
+      </w:r>
+      <w:r>
+        <w:rPr>
+          <w:highlight w:val="yellow"/>
+        </w:rPr>
+        <w:t>too random.</w:t>
+      </w:r>
+    </w:p>
+    <w:p/>
+    <w:p>
+      <w:r>
+        <w:t>11. Gene or feature coverage</w:t>
+      </w:r>
+    </w:p>
+    <w:p>
+      <w:pPr>
+        <w:pStyle w:val="ListParagraph"/>
+        <w:numPr>
+          <w:ilvl w:val="0"/>
+          <w:numId w:val="12"/>
+        </w:numPr>
+      </w:pPr>
+      <w:r>
+        <w:t>Compare read counts per gene/region to check if coverage reflects real biases (e.g. repeats, rRNA depletion).</w:t>
+      </w:r>
+    </w:p>
+    <w:p>
+      <w:pPr>
+        <w:pStyle w:val="ListParagraph"/>
+        <w:numPr>
+          <w:ilvl w:val="0"/>
+          <w:numId w:val="12"/>
+        </w:numPr>
+        <w:rPr>
+          <w:highlight w:val="yellow"/>
+        </w:rPr>
+      </w:pPr>
+      <w:r>
+        <w:rPr>
+          <w:highlight w:val="yellow"/>
+        </w:rPr>
+        <w:t xml:space="preserve">I doubt this will uncover anything interesting, since ONT sequencing doesn’t ‘know’ whether a piece of DNA has a gene or repeat or whatever. If there is bias, </w:t>
+      </w:r>
+      <w:r>
+        <w:rPr>
+          <w:highlight w:val="yellow"/>
+        </w:rPr>
+        <w:t>I think your above points #5 and #8 would see it</w:t>
+      </w:r>
+      <w:r>
+        <w:rPr>
+          <w:highlight w:val="yellow"/>
+        </w:rPr>
+        <w:t xml:space="preserve">. </w:t>
+      </w:r>
+      <w:proofErr w:type="gramStart"/>
+      <w:r>
+        <w:rPr>
+          <w:highlight w:val="yellow"/>
+        </w:rPr>
+        <w:t>So</w:t>
+      </w:r>
+      <w:proofErr w:type="gramEnd"/>
+      <w:r>
+        <w:rPr>
+          <w:highlight w:val="yellow"/>
+        </w:rPr>
+        <w:t xml:space="preserve"> I vote to skip this one.</w:t>
+      </w:r>
+    </w:p>
+    <w:p/>
+    <w:p>
+      <w:r>
+        <w:lastRenderedPageBreak/>
+        <w:t>12. Error clustering</w:t>
+      </w:r>
+    </w:p>
+    <w:p>
+      <w:pPr>
+        <w:pStyle w:val="ListParagraph"/>
+        <w:numPr>
+          <w:ilvl w:val="0"/>
+          <w:numId w:val="13"/>
+        </w:numPr>
+      </w:pPr>
+      <w:r>
+        <w:t>e.g. around homopolymers</w:t>
+      </w:r>
+      <w:r>
+        <w:t>?</w:t>
+      </w:r>
+    </w:p>
+    <w:p>
+      <w:pPr>
+        <w:pStyle w:val="ListParagraph"/>
+        <w:numPr>
+          <w:ilvl w:val="0"/>
+          <w:numId w:val="13"/>
+        </w:numPr>
+        <w:rPr>
+          <w:highlight w:val="yellow"/>
+        </w:rPr>
+      </w:pPr>
+      <w:r>
+        <w:rPr>
+          <w:highlight w:val="yellow"/>
+        </w:rPr>
+        <w:t>See my ‘Error profiling’ note below.</w:t>
+      </w:r>
+    </w:p>
+    <w:p/>
+    <w:p>
+      <w:pPr>
+        <w:rPr>
+          <w:rFonts w:ascii="Apple Color Emoji" w:hAnsi="Apple Color Emoji" w:cs="Apple Color Emoji"/>
+        </w:rPr>
+      </w:pPr>
+    </w:p>
+    <w:p>
+      <w:pPr>
+        <w:rPr>
+          <w:b/>
+          <w:bCs/>
+        </w:rPr>
+      </w:pPr>
+      <w:r>
+        <w:rPr>
+          <w:b/>
+          <w:bCs/>
+        </w:rPr>
+        <w:t>Other</w:t>
+      </w:r>
+      <w:r>
+        <w:rPr>
+          <w:b/>
+          <w:bCs/>
+        </w:rPr>
+        <w:t xml:space="preserve"> metrics</w:t>
+      </w:r>
+    </w:p>
+    <w:p/>
+    <w:p>
+      <w:pPr>
+        <w:pStyle w:val="ListParagraph"/>
+        <w:numPr>
+          <w:ilvl w:val="0"/>
+          <w:numId w:val="8"/>
+        </w:numPr>
+      </w:pPr>
+      <w:r>
+        <w:t>Mutual Information between error type and sequence context (e.g. are G-rich contexts miscalled more often?)</w:t>
+      </w:r>
+    </w:p>
+    <w:p>
+      <w:pPr>
+        <w:pStyle w:val="ListParagraph"/>
+        <w:numPr>
+          <w:ilvl w:val="1"/>
+          <w:numId w:val="8"/>
+        </w:numPr>
+        <w:rPr>
+          <w:highlight w:val="yellow"/>
+        </w:rPr>
+      </w:pPr>
+      <w:r>
+        <w:rPr>
+          <w:highlight w:val="yellow"/>
+        </w:rPr>
+        <w:t>See my ‘Error profiling’ note below.</w:t>
+      </w:r>
+    </w:p>
+    <w:p/>
+    <w:p>
+      <w:pPr>
+        <w:pStyle w:val="ListParagraph"/>
+        <w:numPr>
+          <w:ilvl w:val="0"/>
+          <w:numId w:val="8"/>
+        </w:numPr>
+      </w:pPr>
+      <w:r>
+        <w:t>Read start/stop bias (does simulator model sequencing direction or adapter positions?)</w:t>
+      </w:r>
+    </w:p>
+    <w:p>
+      <w:pPr>
+        <w:pStyle w:val="ListParagraph"/>
+        <w:numPr>
+          <w:ilvl w:val="1"/>
+          <w:numId w:val="8"/>
+        </w:numPr>
+        <w:spacing w:line="259" w:lineRule="auto"/>
+        <w:rPr>
+          <w:highlight w:val="yellow"/>
+        </w:rPr>
+      </w:pPr>
+      <w:r>
+        <w:rPr>
+          <w:highlight w:val="yellow"/>
+        </w:rPr>
+        <w:t xml:space="preserve">For adapters, this will probably be all or nothing. I.e. either a simulator adds adapters (e.g. </w:t>
+      </w:r>
+      <w:proofErr w:type="spellStart"/>
+      <w:r>
+        <w:rPr>
+          <w:highlight w:val="yellow"/>
+        </w:rPr>
+        <w:t>Badread</w:t>
+      </w:r>
+      <w:proofErr w:type="spellEnd"/>
+      <w:r>
+        <w:rPr>
+          <w:highlight w:val="yellow"/>
+        </w:rPr>
+        <w:t xml:space="preserve">) or doesn’t. Would be easy to tell by looking for gaps at the start/end of alignments to the reference. The tricky part here is that </w:t>
+      </w:r>
+      <w:r>
+        <w:rPr>
+          <w:highlight w:val="yellow"/>
+        </w:rPr>
+        <w:t>real read sets can vary a lot</w:t>
+      </w:r>
+      <w:r>
+        <w:rPr>
+          <w:highlight w:val="yellow"/>
+        </w:rPr>
+        <w:t xml:space="preserve">, depending on how they were </w:t>
+      </w:r>
+      <w:proofErr w:type="spellStart"/>
+      <w:r>
+        <w:rPr>
+          <w:highlight w:val="yellow"/>
+        </w:rPr>
+        <w:t>basecalled</w:t>
+      </w:r>
+      <w:proofErr w:type="spellEnd"/>
+      <w:r>
+        <w:rPr>
+          <w:highlight w:val="yellow"/>
+        </w:rPr>
+        <w:t>/trimmed</w:t>
+      </w:r>
+      <w:r>
+        <w:rPr>
+          <w:highlight w:val="yellow"/>
+        </w:rPr>
+        <w:t xml:space="preserve">. Our real reads have been demultiplexed/trimmed by Dorado, so most of them have their adapters removed, but a few will have adapters left on. But if a read set wasn't trimmed during </w:t>
+      </w:r>
+      <w:proofErr w:type="spellStart"/>
+      <w:r>
+        <w:rPr>
+          <w:highlight w:val="yellow"/>
+        </w:rPr>
+        <w:t>basecalling</w:t>
+      </w:r>
+      <w:proofErr w:type="spellEnd"/>
+      <w:r>
+        <w:rPr>
+          <w:highlight w:val="yellow"/>
+        </w:rPr>
+        <w:t>, it could have adapters</w:t>
+      </w:r>
+      <w:r>
+        <w:rPr>
+          <w:highlight w:val="yellow"/>
+        </w:rPr>
+        <w:t xml:space="preserve"> on most reads. </w:t>
+      </w:r>
+    </w:p>
+    <w:p/>
+    <w:p>
+      <w:pPr>
+        <w:pStyle w:val="ListParagraph"/>
+        <w:numPr>
+          <w:ilvl w:val="0"/>
+          <w:numId w:val="8"/>
+        </w:numPr>
+      </w:pPr>
+      <w:r>
+        <w:t>Signal-level realism if we ever go into ONT raw signals</w:t>
+      </w:r>
+      <w:r>
+        <w:t xml:space="preserve"> (</w:t>
+      </w:r>
+      <w:r>
+        <w:t>distance between real vs simulated current traces</w:t>
+      </w:r>
+      <w:r>
+        <w:t>).</w:t>
+      </w:r>
+    </w:p>
+    <w:p>
+      <w:pPr>
+        <w:pStyle w:val="ListParagraph"/>
+        <w:numPr>
+          <w:ilvl w:val="1"/>
+          <w:numId w:val="8"/>
+        </w:numPr>
+        <w:rPr>
+          <w:highlight w:val="yellow"/>
+        </w:rPr>
+      </w:pPr>
+      <w:r>
+        <w:rPr>
+          <w:highlight w:val="yellow"/>
+        </w:rPr>
+        <w:t>Let’s skip this one. Signal-level simulation is a whole different domain, and there are far fewer tools which try to do this.</w:t>
+      </w:r>
+    </w:p>
+    <w:p>
+      <w:pPr>
+        <w:rPr>
+          <w:highlight w:val="yellow"/>
+        </w:rPr>
+      </w:pPr>
+    </w:p>
+    <w:p>
+      <w:pPr>
+        <w:rPr>
+          <w:highlight w:val="yellow"/>
+        </w:rPr>
+      </w:pPr>
+    </w:p>
+    <w:p>
+      <w:pPr>
+        <w:rPr>
+          <w:b/>
+          <w:bCs/>
+          <w:highlight w:val="yellow"/>
+        </w:rPr>
+      </w:pPr>
+      <w:r>
+        <w:rPr>
+          <w:b/>
+          <w:bCs/>
+          <w:highlight w:val="yellow"/>
+        </w:rPr>
+        <w:t>Error profiling</w:t>
+      </w:r>
+    </w:p>
+    <w:p>
+      <w:pPr>
+        <w:pStyle w:val="ListParagraph"/>
+        <w:numPr>
+          <w:ilvl w:val="0"/>
+          <w:numId w:val="2"/>
+        </w:numPr>
+        <w:spacing w:line="259" w:lineRule="auto"/>
+        <w:rPr>
+          <w:highlight w:val="yellow"/>
+        </w:rPr>
+      </w:pPr>
+      <w:r>
+        <w:rPr>
+          <w:highlight w:val="yellow"/>
+        </w:rPr>
+        <w:t xml:space="preserve">Many of the above points (3, 4, </w:t>
+      </w:r>
+      <w:r>
+        <w:rPr>
+          <w:highlight w:val="yellow"/>
+        </w:rPr>
+        <w:t xml:space="preserve">7, </w:t>
+      </w:r>
+      <w:r>
+        <w:rPr>
+          <w:highlight w:val="yellow"/>
+        </w:rPr>
+        <w:t xml:space="preserve">12) are trying to address </w:t>
+      </w:r>
+      <w:r>
+        <w:rPr>
+          <w:highlight w:val="yellow"/>
+        </w:rPr>
+        <w:t xml:space="preserve">the </w:t>
+      </w:r>
+      <w:r>
+        <w:rPr>
+          <w:highlight w:val="yellow"/>
+        </w:rPr>
+        <w:t>idea of ‘what are the specific errors in the reads?’</w:t>
+      </w:r>
+      <w:r>
+        <w:rPr>
+          <w:highlight w:val="yellow"/>
+        </w:rPr>
+        <w:t xml:space="preserve"> For example, maybe the reads tend to make errors in particular sequences, e.g. </w:t>
+      </w:r>
+      <w:r>
+        <w:rPr>
+          <w:highlight w:val="yellow"/>
+        </w:rPr>
+        <w:t xml:space="preserve">homopolymers, </w:t>
+      </w:r>
+      <w:r>
+        <w:rPr>
+          <w:highlight w:val="yellow"/>
+        </w:rPr>
+        <w:t xml:space="preserve">motifs where the raw signal </w:t>
+      </w:r>
+      <w:r>
+        <w:rPr>
+          <w:highlight w:val="yellow"/>
+        </w:rPr>
+        <w:t>is ambiguous</w:t>
+      </w:r>
+      <w:r>
+        <w:rPr>
+          <w:highlight w:val="yellow"/>
+        </w:rPr>
+        <w:t>, etc.</w:t>
+      </w:r>
+    </w:p>
+    <w:p>
+      <w:pPr>
+        <w:pStyle w:val="ListParagraph"/>
+        <w:numPr>
+          <w:ilvl w:val="0"/>
+          <w:numId w:val="2"/>
+        </w:numPr>
+        <w:spacing w:line="259" w:lineRule="auto"/>
+        <w:rPr>
+          <w:highlight w:val="yellow"/>
+        </w:rPr>
+      </w:pPr>
+      <w:proofErr w:type="gramStart"/>
+      <w:r>
+        <w:rPr>
+          <w:highlight w:val="yellow"/>
+        </w:rPr>
+        <w:t>So</w:t>
+      </w:r>
+      <w:proofErr w:type="gramEnd"/>
+      <w:r>
+        <w:rPr>
+          <w:highlight w:val="yellow"/>
+        </w:rPr>
+        <w:t xml:space="preserve"> I think this is maybe our biggest unanswered question: how will we analyse this in a manner that is easy to quantify and/or visualise?</w:t>
+      </w:r>
+    </w:p>
+    <w:p>
+      <w:pPr>
+        <w:pStyle w:val="ListParagraph"/>
+        <w:numPr>
+          <w:ilvl w:val="0"/>
+          <w:numId w:val="2"/>
+        </w:numPr>
+        <w:spacing w:line="259" w:lineRule="auto"/>
+        <w:rPr>
+          <w:highlight w:val="yellow"/>
+        </w:rPr>
+      </w:pPr>
+      <w:r>
+        <w:rPr>
+          <w:highlight w:val="yellow"/>
+        </w:rPr>
+        <w:t xml:space="preserve">We want something that can distinguish between random errors and systematic errors. Real reads will </w:t>
+      </w:r>
+      <w:r>
+        <w:rPr>
+          <w:highlight w:val="yellow"/>
+        </w:rPr>
+        <w:t>have some degree of systematic error (e.g. homopolymer length errors</w:t>
+      </w:r>
+      <w:proofErr w:type="gramStart"/>
+      <w:r>
+        <w:rPr>
+          <w:highlight w:val="yellow"/>
+        </w:rPr>
+        <w:t>)</w:t>
+      </w:r>
+      <w:proofErr w:type="gramEnd"/>
+      <w:r>
+        <w:rPr>
+          <w:highlight w:val="yellow"/>
+        </w:rPr>
+        <w:t xml:space="preserve"> but a naive simulator may simply add random errors.</w:t>
+      </w:r>
+    </w:p>
+    <w:p>
+      <w:pPr>
+        <w:pStyle w:val="ListParagraph"/>
+        <w:numPr>
+          <w:ilvl w:val="0"/>
+          <w:numId w:val="2"/>
+        </w:numPr>
+        <w:spacing w:line="259" w:lineRule="auto"/>
+        <w:rPr>
+          <w:highlight w:val="yellow"/>
+        </w:rPr>
+      </w:pPr>
+      <w:r>
+        <w:rPr>
+          <w:highlight w:val="yellow"/>
+        </w:rPr>
+        <w:t xml:space="preserve">Possible </w:t>
+      </w:r>
+      <w:r>
+        <w:rPr>
+          <w:highlight w:val="yellow"/>
+        </w:rPr>
+        <w:t>food for thought: t</w:t>
+      </w:r>
+      <w:r>
+        <w:rPr>
+          <w:highlight w:val="yellow"/>
+        </w:rPr>
+        <w:t xml:space="preserve">he way I approached this in </w:t>
+      </w:r>
+      <w:proofErr w:type="spellStart"/>
+      <w:r>
+        <w:rPr>
+          <w:highlight w:val="yellow"/>
+        </w:rPr>
+        <w:t>Badread</w:t>
+      </w:r>
+      <w:proofErr w:type="spellEnd"/>
+      <w:r>
+        <w:rPr>
+          <w:highlight w:val="yellow"/>
+        </w:rPr>
+        <w:t xml:space="preserve"> was to take each 7-mer </w:t>
+      </w:r>
+      <w:r>
+        <w:rPr>
+          <w:highlight w:val="yellow"/>
+        </w:rPr>
+        <w:t>from the truth sequence</w:t>
+      </w:r>
+      <w:r>
+        <w:rPr>
+          <w:highlight w:val="yellow"/>
+        </w:rPr>
+        <w:t xml:space="preserve"> and quantif</w:t>
+      </w:r>
+      <w:r>
+        <w:rPr>
+          <w:highlight w:val="yellow"/>
+        </w:rPr>
+        <w:t xml:space="preserve">y the likelihood of each possible outcome in the reads. </w:t>
+      </w:r>
+      <w:hyperlink r:id="rId9">
+        <w:r>
+          <w:rPr>
+            <w:rStyle w:val="Hyperlink"/>
             <w:highlight w:val="yellow"/>
           </w:rPr>
           <w:t>See this page</w:t>
@@ -3077,8 +2182,6 @@
       </w:hyperlink>
       <w:r>
         <w:rPr>
-          <w:sz w:val="24"/>
-          <w:szCs w:val="24"/>
           <w:highlight w:val="yellow"/>
         </w:rPr>
         <w:t>.</w:t>
@@ -3086,41 +2189,25 @@
     </w:p>
     <w:p>
       <w:pPr>
-        <w:pStyle w:val="Normal"/>
-        <w:suppressLineNumbers w:val="0"/>
-        <w:bidi w:val="0"/>
-        <w:spacing w:before="0" w:beforeAutospacing="off" w:after="0" w:afterAutospacing="off" w:line="259" w:lineRule="auto"/>
-        <w:ind w:right="0"/>
-        <w:jc w:val="left"/>
-        <w:rPr>
-          <w:sz w:val="24"/>
-          <w:szCs w:val="24"/>
-          <w:highlight w:val="yellow"/>
-        </w:rPr>
-      </w:pPr>
-    </w:p>
-    <w:p>
-      <w:pPr>
-        <w:pStyle w:val="Normal"/>
-        <w:suppressLineNumbers w:val="0"/>
-        <w:bidi w:val="0"/>
-        <w:spacing w:before="0" w:beforeAutospacing="off" w:after="0" w:afterAutospacing="off" w:line="259" w:lineRule="auto"/>
-        <w:ind w:right="0"/>
-        <w:jc w:val="left"/>
-        <w:rPr>
-          <w:b w:val="1"/>
-          <w:bCs w:val="1"/>
-          <w:sz w:val="24"/>
-          <w:szCs w:val="24"/>
-          <w:highlight w:val="yellow"/>
-        </w:rPr>
-      </w:pPr>
-      <w:r>
-        <w:rPr>
-          <w:b w:val="1"/>
-          <w:bCs w:val="1"/>
-          <w:sz w:val="24"/>
-          <w:szCs w:val="24"/>
+        <w:spacing w:line="259" w:lineRule="auto"/>
+        <w:rPr>
+          <w:highlight w:val="yellow"/>
+        </w:rPr>
+      </w:pPr>
+    </w:p>
+    <w:p>
+      <w:pPr>
+        <w:spacing w:line="259" w:lineRule="auto"/>
+        <w:rPr>
+          <w:b/>
+          <w:bCs/>
+          <w:highlight w:val="yellow"/>
+        </w:rPr>
+      </w:pPr>
+      <w:r>
+        <w:rPr>
+          <w:b/>
+          <w:bCs/>
           <w:highlight w:val="yellow"/>
         </w:rPr>
         <w:t>Where to begin</w:t>
@@ -3131,47 +2218,33 @@
         <w:pStyle w:val="ListParagraph"/>
         <w:numPr>
           <w:ilvl w:val="0"/>
-          <w:numId w:val="13"/>
-        </w:numPr>
-        <w:suppressLineNumbers w:val="0"/>
-        <w:bidi w:val="0"/>
-        <w:spacing w:before="0" w:beforeAutospacing="off" w:after="0" w:afterAutospacing="off" w:line="259" w:lineRule="auto"/>
-        <w:ind w:right="0"/>
-        <w:jc w:val="left"/>
-        <w:rPr>
-          <w:sz w:val="24"/>
-          <w:szCs w:val="24"/>
-          <w:highlight w:val="yellow"/>
-        </w:rPr>
-      </w:pPr>
-      <w:r>
-        <w:rPr>
-          <w:sz w:val="24"/>
-          <w:szCs w:val="24"/>
+          <w:numId w:val="1"/>
+        </w:numPr>
+        <w:spacing w:line="259" w:lineRule="auto"/>
+        <w:rPr>
+          <w:highlight w:val="yellow"/>
+        </w:rPr>
+      </w:pPr>
+      <w:r>
+        <w:rPr>
           <w:highlight w:val="yellow"/>
         </w:rPr>
         <w:t>I think a good starting point would be to write a scrip</w:t>
       </w:r>
       <w:r>
         <w:rPr>
-          <w:sz w:val="24"/>
-          <w:szCs w:val="24"/>
           <w:highlight w:val="yellow"/>
         </w:rPr>
         <w:t>t</w:t>
       </w:r>
       <w:r>
         <w:rPr>
-          <w:sz w:val="24"/>
-          <w:szCs w:val="24"/>
           <w:highlight w:val="yellow"/>
         </w:rPr>
         <w:t xml:space="preserve"> to make a big table</w:t>
       </w:r>
       <w:r>
         <w:rPr>
-          <w:sz w:val="24"/>
-          <w:szCs w:val="24"/>
           <w:highlight w:val="yellow"/>
         </w:rPr>
         <w:t>:</w:t>
@@ -3182,23 +2255,15 @@
         <w:pStyle w:val="ListParagraph"/>
         <w:numPr>
           <w:ilvl w:val="1"/>
-          <w:numId w:val="13"/>
-        </w:numPr>
-        <w:suppressLineNumbers w:val="0"/>
-        <w:bidi w:val="0"/>
-        <w:spacing w:before="0" w:beforeAutospacing="off" w:after="0" w:afterAutospacing="off" w:line="259" w:lineRule="auto"/>
-        <w:ind w:right="0"/>
-        <w:jc w:val="left"/>
-        <w:rPr>
-          <w:sz w:val="24"/>
-          <w:szCs w:val="24"/>
-          <w:highlight w:val="yellow"/>
-        </w:rPr>
-      </w:pPr>
-      <w:r>
-        <w:rPr>
-          <w:sz w:val="24"/>
-          <w:szCs w:val="24"/>
+          <w:numId w:val="1"/>
+        </w:numPr>
+        <w:spacing w:line="259" w:lineRule="auto"/>
+        <w:rPr>
+          <w:highlight w:val="yellow"/>
+        </w:rPr>
+      </w:pPr>
+      <w:r>
+        <w:rPr>
           <w:highlight w:val="yellow"/>
         </w:rPr>
         <w:t>Inputs: FASTQ read set and FASTA reference genome</w:t>
@@ -3209,25 +2274,18 @@
         <w:pStyle w:val="ListParagraph"/>
         <w:numPr>
           <w:ilvl w:val="1"/>
-          <w:numId w:val="13"/>
-        </w:numPr>
-        <w:suppressLineNumbers w:val="0"/>
-        <w:bidi w:val="0"/>
-        <w:spacing w:before="0" w:beforeAutospacing="off" w:after="0" w:afterAutospacing="off" w:line="259" w:lineRule="auto"/>
-        <w:ind w:right="0"/>
-        <w:jc w:val="left"/>
-        <w:rPr>
-          <w:sz w:val="24"/>
-          <w:szCs w:val="24"/>
-          <w:highlight w:val="yellow"/>
-        </w:rPr>
-      </w:pPr>
-      <w:r>
-        <w:rPr>
-          <w:sz w:val="24"/>
-          <w:szCs w:val="24"/>
-          <w:highlight w:val="yellow"/>
-        </w:rPr>
+          <w:numId w:val="1"/>
+        </w:numPr>
+        <w:spacing w:line="259" w:lineRule="auto"/>
+        <w:rPr>
+          <w:highlight w:val="yellow"/>
+        </w:rPr>
+      </w:pPr>
+      <w:r>
+        <w:rPr>
+          <w:highlight w:val="yellow"/>
+        </w:rPr>
+        <w:lastRenderedPageBreak/>
         <w:t>Process:</w:t>
       </w:r>
     </w:p>
@@ -3236,69 +2294,45 @@
         <w:pStyle w:val="ListParagraph"/>
         <w:numPr>
           <w:ilvl w:val="2"/>
-          <w:numId w:val="13"/>
-        </w:numPr>
-        <w:suppressLineNumbers w:val="0"/>
-        <w:bidi w:val="0"/>
-        <w:spacing w:before="0" w:beforeAutospacing="off" w:after="0" w:afterAutospacing="off" w:line="259" w:lineRule="auto"/>
-        <w:ind w:right="0"/>
-        <w:jc w:val="left"/>
-        <w:rPr>
-          <w:sz w:val="24"/>
-          <w:szCs w:val="24"/>
-          <w:highlight w:val="yellow"/>
-        </w:rPr>
-      </w:pPr>
-      <w:r>
-        <w:rPr>
-          <w:sz w:val="24"/>
-          <w:szCs w:val="24"/>
-          <w:highlight w:val="yellow"/>
-        </w:rPr>
-        <w:t>Aligns the reads to the reference: minimap2 –c –eqx</w:t>
-      </w:r>
+          <w:numId w:val="1"/>
+        </w:numPr>
+        <w:spacing w:line="259" w:lineRule="auto"/>
+        <w:rPr>
+          <w:highlight w:val="yellow"/>
+        </w:rPr>
+      </w:pPr>
+      <w:r>
+        <w:rPr>
+          <w:highlight w:val="yellow"/>
+        </w:rPr>
+        <w:t>Aligns the reads to the reference: minimap2 –c –</w:t>
+      </w:r>
+      <w:proofErr w:type="spellStart"/>
+      <w:r>
+        <w:rPr>
+          <w:highlight w:val="yellow"/>
+        </w:rPr>
+        <w:t>eqx</w:t>
+      </w:r>
+      <w:proofErr w:type="spellEnd"/>
     </w:p>
     <w:p>
       <w:pPr>
         <w:pStyle w:val="ListParagraph"/>
         <w:numPr>
           <w:ilvl w:val="2"/>
-          <w:numId w:val="13"/>
-        </w:numPr>
-        <w:suppressLineNumbers w:val="0"/>
-        <w:bidi w:val="0"/>
-        <w:spacing w:before="0" w:beforeAutospacing="off" w:after="0" w:afterAutospacing="off" w:line="259" w:lineRule="auto"/>
-        <w:ind w:right="0"/>
-        <w:jc w:val="left"/>
-        <w:rPr>
-          <w:sz w:val="24"/>
-          <w:szCs w:val="24"/>
-          <w:highlight w:val="yellow"/>
-        </w:rPr>
-      </w:pPr>
-      <w:r>
-        <w:rPr>
-          <w:sz w:val="24"/>
-          <w:szCs w:val="24"/>
-          <w:highlight w:val="yellow"/>
-        </w:rPr>
-        <w:t xml:space="preserve">Processes the alignments to get per-read values. Will be simple when the read just has a single alignment (most reads). </w:t>
-      </w:r>
-      <w:r>
-        <w:rPr>
-          <w:sz w:val="24"/>
-          <w:szCs w:val="24"/>
-          <w:highlight w:val="yellow"/>
-        </w:rPr>
-        <w:t>You’ll</w:t>
-      </w:r>
-      <w:r>
-        <w:rPr>
-          <w:sz w:val="24"/>
-          <w:szCs w:val="24"/>
-          <w:highlight w:val="yellow"/>
-        </w:rPr>
-        <w:t xml:space="preserve"> need to think about how to best deal with reads with multiple alignments.</w:t>
+          <w:numId w:val="1"/>
+        </w:numPr>
+        <w:spacing w:line="259" w:lineRule="auto"/>
+        <w:rPr>
+          <w:highlight w:val="yellow"/>
+        </w:rPr>
+      </w:pPr>
+      <w:r>
+        <w:rPr>
+          <w:highlight w:val="yellow"/>
+        </w:rPr>
+        <w:t>Processes the alignments to get per-read values. Will be simple when the read just has a single alignment (most reads). You’ll need to think about how to best deal with reads with multiple alignments.</w:t>
       </w:r>
     </w:p>
     <w:p>
@@ -3306,23 +2340,15 @@
         <w:pStyle w:val="ListParagraph"/>
         <w:numPr>
           <w:ilvl w:val="1"/>
-          <w:numId w:val="13"/>
-        </w:numPr>
-        <w:suppressLineNumbers w:val="0"/>
-        <w:bidi w:val="0"/>
-        <w:spacing w:before="0" w:beforeAutospacing="off" w:after="0" w:afterAutospacing="off" w:line="259" w:lineRule="auto"/>
-        <w:ind w:right="0"/>
-        <w:jc w:val="left"/>
-        <w:rPr>
-          <w:sz w:val="24"/>
-          <w:szCs w:val="24"/>
-          <w:highlight w:val="yellow"/>
-        </w:rPr>
-      </w:pPr>
-      <w:r>
-        <w:rPr>
-          <w:sz w:val="24"/>
-          <w:szCs w:val="24"/>
+          <w:numId w:val="1"/>
+        </w:numPr>
+        <w:spacing w:line="259" w:lineRule="auto"/>
+        <w:rPr>
+          <w:highlight w:val="yellow"/>
+        </w:rPr>
+      </w:pPr>
+      <w:r>
+        <w:rPr>
           <w:highlight w:val="yellow"/>
         </w:rPr>
         <w:t>Output: a table of read data (one row per read) with these columns:</w:t>
@@ -3333,23 +2359,15 @@
         <w:pStyle w:val="ListParagraph"/>
         <w:numPr>
           <w:ilvl w:val="2"/>
-          <w:numId w:val="13"/>
-        </w:numPr>
-        <w:suppressLineNumbers w:val="0"/>
-        <w:bidi w:val="0"/>
-        <w:spacing w:before="0" w:beforeAutospacing="off" w:after="0" w:afterAutospacing="off" w:line="259" w:lineRule="auto"/>
-        <w:ind w:right="0"/>
-        <w:jc w:val="left"/>
-        <w:rPr>
-          <w:sz w:val="24"/>
-          <w:szCs w:val="24"/>
-          <w:highlight w:val="yellow"/>
-        </w:rPr>
-      </w:pPr>
-      <w:r>
-        <w:rPr>
-          <w:sz w:val="24"/>
-          <w:szCs w:val="24"/>
+          <w:numId w:val="1"/>
+        </w:numPr>
+        <w:spacing w:line="259" w:lineRule="auto"/>
+        <w:rPr>
+          <w:highlight w:val="yellow"/>
+        </w:rPr>
+      </w:pPr>
+      <w:r>
+        <w:rPr>
           <w:highlight w:val="yellow"/>
         </w:rPr>
         <w:t>Read length</w:t>
@@ -3360,58 +2378,42 @@
         <w:pStyle w:val="ListParagraph"/>
         <w:numPr>
           <w:ilvl w:val="2"/>
-          <w:numId w:val="13"/>
-        </w:numPr>
-        <w:suppressLineNumbers w:val="0"/>
-        <w:bidi w:val="0"/>
-        <w:spacing w:before="0" w:beforeAutospacing="off" w:after="0" w:afterAutospacing="off" w:line="259" w:lineRule="auto"/>
-        <w:ind w:right="0"/>
-        <w:jc w:val="left"/>
-        <w:rPr>
-          <w:sz w:val="24"/>
-          <w:szCs w:val="24"/>
-          <w:highlight w:val="yellow"/>
-        </w:rPr>
-      </w:pPr>
-      <w:r>
-        <w:rPr>
-          <w:sz w:val="24"/>
-          <w:szCs w:val="24"/>
+          <w:numId w:val="1"/>
+        </w:numPr>
+        <w:spacing w:line="259" w:lineRule="auto"/>
+        <w:rPr>
+          <w:highlight w:val="yellow"/>
+        </w:rPr>
+      </w:pPr>
+      <w:r>
+        <w:rPr>
           <w:highlight w:val="yellow"/>
         </w:rPr>
         <w:t xml:space="preserve">Mean read </w:t>
       </w:r>
-      <w:r>
-        <w:rPr>
-          <w:sz w:val="24"/>
-          <w:szCs w:val="24"/>
+      <w:proofErr w:type="spellStart"/>
+      <w:r>
+        <w:rPr>
           <w:highlight w:val="yellow"/>
         </w:rPr>
         <w:t>qscore</w:t>
       </w:r>
+      <w:proofErr w:type="spellEnd"/>
     </w:p>
     <w:p>
       <w:pPr>
         <w:pStyle w:val="ListParagraph"/>
         <w:numPr>
           <w:ilvl w:val="2"/>
-          <w:numId w:val="13"/>
-        </w:numPr>
-        <w:suppressLineNumbers w:val="0"/>
-        <w:bidi w:val="0"/>
-        <w:spacing w:before="0" w:beforeAutospacing="off" w:after="0" w:afterAutospacing="off" w:line="259" w:lineRule="auto"/>
-        <w:ind w:right="0"/>
-        <w:jc w:val="left"/>
-        <w:rPr>
-          <w:sz w:val="24"/>
-          <w:szCs w:val="24"/>
-          <w:highlight w:val="yellow"/>
-        </w:rPr>
-      </w:pPr>
-      <w:r>
-        <w:rPr>
-          <w:sz w:val="24"/>
-          <w:szCs w:val="24"/>
+          <w:numId w:val="1"/>
+        </w:numPr>
+        <w:spacing w:line="259" w:lineRule="auto"/>
+        <w:rPr>
+          <w:highlight w:val="yellow"/>
+        </w:rPr>
+      </w:pPr>
+      <w:r>
+        <w:rPr>
           <w:highlight w:val="yellow"/>
         </w:rPr>
         <w:t>Aligned or not</w:t>
@@ -3422,23 +2424,15 @@
         <w:pStyle w:val="ListParagraph"/>
         <w:numPr>
           <w:ilvl w:val="2"/>
-          <w:numId w:val="13"/>
-        </w:numPr>
-        <w:suppressLineNumbers w:val="0"/>
-        <w:bidi w:val="0"/>
-        <w:spacing w:before="0" w:beforeAutospacing="off" w:after="0" w:afterAutospacing="off" w:line="259" w:lineRule="auto"/>
-        <w:ind w:right="0"/>
-        <w:jc w:val="left"/>
-        <w:rPr>
-          <w:sz w:val="24"/>
-          <w:szCs w:val="24"/>
-          <w:highlight w:val="yellow"/>
-        </w:rPr>
-      </w:pPr>
-      <w:r>
-        <w:rPr>
-          <w:sz w:val="24"/>
-          <w:szCs w:val="24"/>
+          <w:numId w:val="1"/>
+        </w:numPr>
+        <w:spacing w:line="259" w:lineRule="auto"/>
+        <w:rPr>
+          <w:highlight w:val="yellow"/>
+        </w:rPr>
+      </w:pPr>
+      <w:r>
+        <w:rPr>
           <w:highlight w:val="yellow"/>
         </w:rPr>
         <w:t>Actual identity (from alignment to reference)</w:t>
@@ -3449,23 +2443,15 @@
         <w:pStyle w:val="ListParagraph"/>
         <w:numPr>
           <w:ilvl w:val="2"/>
-          <w:numId w:val="13"/>
-        </w:numPr>
-        <w:suppressLineNumbers w:val="0"/>
-        <w:bidi w:val="0"/>
-        <w:spacing w:before="0" w:beforeAutospacing="off" w:after="0" w:afterAutospacing="off" w:line="259" w:lineRule="auto"/>
-        <w:ind w:right="0"/>
-        <w:jc w:val="left"/>
-        <w:rPr>
-          <w:sz w:val="24"/>
-          <w:szCs w:val="24"/>
-          <w:highlight w:val="yellow"/>
-        </w:rPr>
-      </w:pPr>
-      <w:r>
-        <w:rPr>
-          <w:sz w:val="24"/>
-          <w:szCs w:val="24"/>
+          <w:numId w:val="1"/>
+        </w:numPr>
+        <w:spacing w:line="259" w:lineRule="auto"/>
+        <w:rPr>
+          <w:highlight w:val="yellow"/>
+        </w:rPr>
+      </w:pPr>
+      <w:r>
+        <w:rPr>
           <w:highlight w:val="yellow"/>
         </w:rPr>
         <w:t>Substitution rate</w:t>
@@ -3476,23 +2462,15 @@
         <w:pStyle w:val="ListParagraph"/>
         <w:numPr>
           <w:ilvl w:val="2"/>
-          <w:numId w:val="13"/>
-        </w:numPr>
-        <w:suppressLineNumbers w:val="0"/>
-        <w:bidi w:val="0"/>
-        <w:spacing w:before="0" w:beforeAutospacing="off" w:after="0" w:afterAutospacing="off" w:line="259" w:lineRule="auto"/>
-        <w:ind w:right="0"/>
-        <w:jc w:val="left"/>
-        <w:rPr>
-          <w:sz w:val="24"/>
-          <w:szCs w:val="24"/>
-          <w:highlight w:val="yellow"/>
-        </w:rPr>
-      </w:pPr>
-      <w:r>
-        <w:rPr>
-          <w:sz w:val="24"/>
-          <w:szCs w:val="24"/>
+          <w:numId w:val="1"/>
+        </w:numPr>
+        <w:spacing w:line="259" w:lineRule="auto"/>
+        <w:rPr>
+          <w:highlight w:val="yellow"/>
+        </w:rPr>
+      </w:pPr>
+      <w:r>
+        <w:rPr>
           <w:highlight w:val="yellow"/>
         </w:rPr>
         <w:t>Insertion rate</w:t>
@@ -3503,23 +2481,15 @@
         <w:pStyle w:val="ListParagraph"/>
         <w:numPr>
           <w:ilvl w:val="2"/>
-          <w:numId w:val="13"/>
-        </w:numPr>
-        <w:suppressLineNumbers w:val="0"/>
-        <w:bidi w:val="0"/>
-        <w:spacing w:before="0" w:beforeAutospacing="off" w:after="0" w:afterAutospacing="off" w:line="259" w:lineRule="auto"/>
-        <w:ind w:right="0"/>
-        <w:jc w:val="left"/>
-        <w:rPr>
-          <w:sz w:val="24"/>
-          <w:szCs w:val="24"/>
-          <w:highlight w:val="yellow"/>
-        </w:rPr>
-      </w:pPr>
-      <w:r>
-        <w:rPr>
-          <w:sz w:val="24"/>
-          <w:szCs w:val="24"/>
+          <w:numId w:val="1"/>
+        </w:numPr>
+        <w:spacing w:line="259" w:lineRule="auto"/>
+        <w:rPr>
+          <w:highlight w:val="yellow"/>
+        </w:rPr>
+      </w:pPr>
+      <w:r>
+        <w:rPr>
           <w:highlight w:val="yellow"/>
         </w:rPr>
         <w:t>Deletion rate</w:t>
@@ -3530,23 +2500,15 @@
         <w:pStyle w:val="ListParagraph"/>
         <w:numPr>
           <w:ilvl w:val="2"/>
-          <w:numId w:val="13"/>
-        </w:numPr>
-        <w:suppressLineNumbers w:val="0"/>
-        <w:bidi w:val="0"/>
-        <w:spacing w:before="0" w:beforeAutospacing="off" w:after="0" w:afterAutospacing="off" w:line="259" w:lineRule="auto"/>
-        <w:ind w:right="0"/>
-        <w:jc w:val="left"/>
-        <w:rPr>
-          <w:sz w:val="24"/>
-          <w:szCs w:val="24"/>
-          <w:highlight w:val="yellow"/>
-        </w:rPr>
-      </w:pPr>
-      <w:r>
-        <w:rPr>
-          <w:sz w:val="24"/>
-          <w:szCs w:val="24"/>
+          <w:numId w:val="1"/>
+        </w:numPr>
+        <w:spacing w:line="259" w:lineRule="auto"/>
+        <w:rPr>
+          <w:highlight w:val="yellow"/>
+        </w:rPr>
+      </w:pPr>
+      <w:r>
+        <w:rPr>
           <w:highlight w:val="yellow"/>
         </w:rPr>
         <w:t>Unaligned bases at start of read</w:t>
@@ -3557,23 +2519,15 @@
         <w:pStyle w:val="ListParagraph"/>
         <w:numPr>
           <w:ilvl w:val="2"/>
-          <w:numId w:val="13"/>
-        </w:numPr>
-        <w:suppressLineNumbers w:val="0"/>
-        <w:bidi w:val="0"/>
-        <w:spacing w:before="0" w:beforeAutospacing="off" w:after="0" w:afterAutospacing="off" w:line="259" w:lineRule="auto"/>
-        <w:ind w:right="0"/>
-        <w:jc w:val="left"/>
-        <w:rPr>
-          <w:sz w:val="24"/>
-          <w:szCs w:val="24"/>
-          <w:highlight w:val="yellow"/>
-        </w:rPr>
-      </w:pPr>
-      <w:r>
-        <w:rPr>
-          <w:sz w:val="24"/>
-          <w:szCs w:val="24"/>
+          <w:numId w:val="1"/>
+        </w:numPr>
+        <w:spacing w:line="259" w:lineRule="auto"/>
+        <w:rPr>
+          <w:highlight w:val="yellow"/>
+        </w:rPr>
+      </w:pPr>
+      <w:r>
+        <w:rPr>
           <w:highlight w:val="yellow"/>
         </w:rPr>
         <w:t>Unaligned bases at end of read</w:t>
@@ -3584,23 +2538,15 @@
         <w:pStyle w:val="ListParagraph"/>
         <w:numPr>
           <w:ilvl w:val="2"/>
-          <w:numId w:val="13"/>
-        </w:numPr>
-        <w:suppressLineNumbers w:val="0"/>
-        <w:bidi w:val="0"/>
-        <w:spacing w:before="0" w:beforeAutospacing="off" w:after="0" w:afterAutospacing="off" w:line="259" w:lineRule="auto"/>
-        <w:ind w:right="0"/>
-        <w:jc w:val="left"/>
-        <w:rPr>
-          <w:sz w:val="24"/>
-          <w:szCs w:val="24"/>
-          <w:highlight w:val="yellow"/>
-        </w:rPr>
-      </w:pPr>
-      <w:r>
-        <w:rPr>
-          <w:sz w:val="24"/>
-          <w:szCs w:val="24"/>
+          <w:numId w:val="1"/>
+        </w:numPr>
+        <w:spacing w:line="259" w:lineRule="auto"/>
+        <w:rPr>
+          <w:highlight w:val="yellow"/>
+        </w:rPr>
+      </w:pPr>
+      <w:r>
+        <w:rPr>
           <w:highlight w:val="yellow"/>
         </w:rPr>
         <w:t>GC content</w:t>
@@ -3611,23 +2557,15 @@
         <w:pStyle w:val="ListParagraph"/>
         <w:numPr>
           <w:ilvl w:val="2"/>
-          <w:numId w:val="13"/>
-        </w:numPr>
-        <w:suppressLineNumbers w:val="0"/>
-        <w:bidi w:val="0"/>
-        <w:spacing w:before="0" w:beforeAutospacing="off" w:after="0" w:afterAutospacing="off" w:line="259" w:lineRule="auto"/>
-        <w:ind w:left="2160" w:right="0" w:hanging="360"/>
-        <w:jc w:val="left"/>
-        <w:rPr>
-          <w:sz w:val="24"/>
-          <w:szCs w:val="24"/>
-          <w:highlight w:val="yellow"/>
-        </w:rPr>
-      </w:pPr>
-      <w:r>
-        <w:rPr>
-          <w:sz w:val="24"/>
-          <w:szCs w:val="24"/>
+          <w:numId w:val="1"/>
+        </w:numPr>
+        <w:spacing w:line="259" w:lineRule="auto"/>
+        <w:rPr>
+          <w:highlight w:val="yellow"/>
+        </w:rPr>
+      </w:pPr>
+      <w:r>
+        <w:rPr>
           <w:highlight w:val="yellow"/>
         </w:rPr>
         <w:t>Any other per-read data you can think of!</w:t>
@@ -3638,46 +2576,22 @@
         <w:pStyle w:val="ListParagraph"/>
         <w:numPr>
           <w:ilvl w:val="0"/>
-          <w:numId w:val="13"/>
-        </w:numPr>
-        <w:suppressLineNumbers w:val="0"/>
-        <w:bidi w:val="0"/>
-        <w:spacing w:before="0" w:beforeAutospacing="off" w:after="0" w:afterAutospacing="off" w:line="259" w:lineRule="auto"/>
-        <w:ind w:left="720" w:right="0" w:hanging="360"/>
-        <w:jc w:val="left"/>
-        <w:rPr>
-          <w:sz w:val="24"/>
-          <w:szCs w:val="24"/>
-          <w:highlight w:val="yellow"/>
-        </w:rPr>
-      </w:pPr>
-      <w:r>
-        <w:rPr>
-          <w:sz w:val="24"/>
-          <w:szCs w:val="24"/>
-          <w:highlight w:val="yellow"/>
-        </w:rPr>
-        <w:t xml:space="preserve">Then you can make a table for each read set: one for the real reads and one for each tool’s simulated reads. And then you can </w:t>
-      </w:r>
-      <w:r>
-        <w:rPr>
-          <w:sz w:val="24"/>
-          <w:szCs w:val="24"/>
-          <w:highlight w:val="yellow"/>
-        </w:rPr>
-        <w:t>start playing</w:t>
-      </w:r>
-      <w:r>
-        <w:rPr>
-          <w:sz w:val="24"/>
-          <w:szCs w:val="24"/>
-          <w:highlight w:val="yellow"/>
-        </w:rPr>
-        <w:t xml:space="preserve"> with these tables in R.</w:t>
+          <w:numId w:val="1"/>
+        </w:numPr>
+        <w:spacing w:line="259" w:lineRule="auto"/>
+        <w:rPr>
+          <w:highlight w:val="yellow"/>
+        </w:rPr>
+      </w:pPr>
+      <w:r>
+        <w:rPr>
+          <w:highlight w:val="yellow"/>
+        </w:rPr>
+        <w:t>Then you can make a table for each read set: one for the real reads and one for each tool’s simulated reads. And then you can start playing with these tables in R.</w:t>
       </w:r>
     </w:p>
     <w:sectPr>
-      <w:pgSz w:w="11906" w:h="16838" w:orient="portrait"/>
+      <w:pgSz w:w="11906" w:h="16838"/>
       <w:pgMar w:top="1440" w:right="1440" w:bottom="1440" w:left="1440" w:header="708" w:footer="708" w:gutter="0"/>
       <w:cols w:space="708"/>
       <w:docGrid w:linePitch="360"/>
@@ -3688,230 +2602,6 @@
 
 <file path=word/numbering.xml><?xml version="1.0" encoding="utf-8"?>
 <w:numbering xmlns:wpc="http://schemas.microsoft.com/office/word/2010/wordprocessingCanvas" xmlns:cx="http://schemas.microsoft.com/office/drawing/2014/chartex" xmlns:cx1="http://schemas.microsoft.com/office/drawing/2015/9/8/chartex" xmlns:cx2="http://schemas.microsoft.com/office/drawing/2015/10/21/chartex" xmlns:cx3="http://schemas.microsoft.com/office/drawing/2016/5/9/chartex" xmlns:cx4="http://schemas.microsoft.com/office/drawing/2016/5/10/chartex" xmlns:cx5="http://schemas.microsoft.com/office/drawing/2016/5/11/chartex" xmlns:cx6="http://schemas.microsoft.com/office/drawing/2016/5/12/chartex" xmlns:cx7="http://schemas.microsoft.com/office/drawing/2016/5/13/chartex" xmlns:cx8="http://schemas.microsoft.com/office/drawing/2016/5/14/chartex" xmlns:mc="http://schemas.openxmlformats.org/markup-compatibility/2006" xmlns:aink="http://schemas.microsoft.com/office/drawing/2016/ink" xmlns:am3d="http://schemas.microsoft.com/office/drawing/2017/model3d" xmlns:o="urn:schemas-microsoft-com:office:office" xmlns:oel="http://schemas.microsoft.com/office/2019/extlst" xmlns:r="http://schemas.openxmlformats.org/officeDocument/2006/relationships" xmlns:m="http://schemas.openxmlformats.org/officeDocument/2006/math" xmlns:v="urn:schemas-microsoft-com:vml" xmlns:wp14="http://schemas.microsoft.com/office/word/2010/wordprocessingDrawing" xmlns:wp="http://schemas.openxmlformats.org/drawingml/2006/wordprocessingDrawing" xmlns:w10="urn:schemas-microsoft-com:office:word" xmlns:w="http://schemas.openxmlformats.org/wordprocessingml/2006/main" xmlns:w14="http://schemas.microsoft.com/office/word/2010/wordml" xmlns:w15="http://schemas.microsoft.com/office/word/2012/wordml" xmlns:w16cex="http://schemas.microsoft.com/office/word/2018/wordml/cex" xmlns:w16cid="http://schemas.microsoft.com/office/word/2016/wordml/cid" xmlns:w16="http://schemas.microsoft.com/office/word/2018/wordml" xmlns:w16du="http://schemas.microsoft.com/office/word/2023/wordml/word16du" xmlns:w16sdtdh="http://schemas.microsoft.com/office/word/2020/wordml/sdtdatahash" xmlns:w16sdtfl="http://schemas.microsoft.com/office/word/2024/wordml/sdtformatlock" xmlns:w16se="http://schemas.microsoft.com/office/word/2015/wordml/symex" xmlns:wpg="http://schemas.microsoft.com/office/word/2010/wordprocessingGroup" xmlns:wpi="http://schemas.microsoft.com/office/word/2010/wordprocessingInk" xmlns:wne="http://schemas.microsoft.com/office/word/2006/wordml" xmlns:wps="http://schemas.microsoft.com/office/word/2010/wordprocessingShape" mc:Ignorable="w14 w15 w16se w16cid w16 w16cex w16sdtdh w16sdtfl w16du wp14">
-  <w:abstractNum xmlns:w="http://schemas.openxmlformats.org/wordprocessingml/2006/main" w:abstractNumId="12">
-    <w:nsid w:val="2d132405"/>
-    <w:multiLevelType xmlns:w="http://schemas.openxmlformats.org/wordprocessingml/2006/main" w:val="hybridMultilevel"/>
-    <w:lvl xmlns:w="http://schemas.openxmlformats.org/wordprocessingml/2006/main" w:ilvl="0">
-      <w:start w:val="1"/>
-      <w:numFmt w:val="bullet"/>
-      <w:lvlText w:val=""/>
-      <w:lvlJc w:val="left"/>
-      <w:pPr>
-        <w:ind w:left="720" w:hanging="360"/>
-      </w:pPr>
-      <w:rPr>
-        <w:rFonts w:hint="default" w:ascii="Symbol" w:hAnsi="Symbol"/>
-      </w:rPr>
-    </w:lvl>
-    <w:lvl xmlns:w="http://schemas.openxmlformats.org/wordprocessingml/2006/main" w:ilvl="1">
-      <w:start w:val="1"/>
-      <w:numFmt w:val="bullet"/>
-      <w:lvlText w:val="o"/>
-      <w:lvlJc w:val="left"/>
-      <w:pPr>
-        <w:ind w:left="1440" w:hanging="360"/>
-      </w:pPr>
-      <w:rPr>
-        <w:rFonts w:hint="default" w:ascii="Courier New" w:hAnsi="Courier New"/>
-      </w:rPr>
-    </w:lvl>
-    <w:lvl xmlns:w="http://schemas.openxmlformats.org/wordprocessingml/2006/main" w:ilvl="2">
-      <w:start w:val="1"/>
-      <w:numFmt w:val="bullet"/>
-      <w:lvlText w:val=""/>
-      <w:lvlJc w:val="left"/>
-      <w:pPr>
-        <w:ind w:left="2160" w:hanging="360"/>
-      </w:pPr>
-      <w:rPr>
-        <w:rFonts w:hint="default" w:ascii="Wingdings" w:hAnsi="Wingdings"/>
-      </w:rPr>
-    </w:lvl>
-    <w:lvl xmlns:w="http://schemas.openxmlformats.org/wordprocessingml/2006/main" w:ilvl="3">
-      <w:start w:val="1"/>
-      <w:numFmt w:val="bullet"/>
-      <w:lvlText w:val=""/>
-      <w:lvlJc w:val="left"/>
-      <w:pPr>
-        <w:ind w:left="2880" w:hanging="360"/>
-      </w:pPr>
-      <w:rPr>
-        <w:rFonts w:hint="default" w:ascii="Symbol" w:hAnsi="Symbol"/>
-      </w:rPr>
-    </w:lvl>
-    <w:lvl xmlns:w="http://schemas.openxmlformats.org/wordprocessingml/2006/main" w:ilvl="4">
-      <w:start w:val="1"/>
-      <w:numFmt w:val="bullet"/>
-      <w:lvlText w:val="o"/>
-      <w:lvlJc w:val="left"/>
-      <w:pPr>
-        <w:ind w:left="3600" w:hanging="360"/>
-      </w:pPr>
-      <w:rPr>
-        <w:rFonts w:hint="default" w:ascii="Courier New" w:hAnsi="Courier New"/>
-      </w:rPr>
-    </w:lvl>
-    <w:lvl xmlns:w="http://schemas.openxmlformats.org/wordprocessingml/2006/main" w:ilvl="5">
-      <w:start w:val="1"/>
-      <w:numFmt w:val="bullet"/>
-      <w:lvlText w:val=""/>
-      <w:lvlJc w:val="left"/>
-      <w:pPr>
-        <w:ind w:left="4320" w:hanging="360"/>
-      </w:pPr>
-      <w:rPr>
-        <w:rFonts w:hint="default" w:ascii="Wingdings" w:hAnsi="Wingdings"/>
-      </w:rPr>
-    </w:lvl>
-    <w:lvl xmlns:w="http://schemas.openxmlformats.org/wordprocessingml/2006/main" w:ilvl="6">
-      <w:start w:val="1"/>
-      <w:numFmt w:val="bullet"/>
-      <w:lvlText w:val=""/>
-      <w:lvlJc w:val="left"/>
-      <w:pPr>
-        <w:ind w:left="5040" w:hanging="360"/>
-      </w:pPr>
-      <w:rPr>
-        <w:rFonts w:hint="default" w:ascii="Symbol" w:hAnsi="Symbol"/>
-      </w:rPr>
-    </w:lvl>
-    <w:lvl xmlns:w="http://schemas.openxmlformats.org/wordprocessingml/2006/main" w:ilvl="7">
-      <w:start w:val="1"/>
-      <w:numFmt w:val="bullet"/>
-      <w:lvlText w:val="o"/>
-      <w:lvlJc w:val="left"/>
-      <w:pPr>
-        <w:ind w:left="5760" w:hanging="360"/>
-      </w:pPr>
-      <w:rPr>
-        <w:rFonts w:hint="default" w:ascii="Courier New" w:hAnsi="Courier New"/>
-      </w:rPr>
-    </w:lvl>
-    <w:lvl xmlns:w="http://schemas.openxmlformats.org/wordprocessingml/2006/main" w:ilvl="8">
-      <w:start w:val="1"/>
-      <w:numFmt w:val="bullet"/>
-      <w:lvlText w:val=""/>
-      <w:lvlJc w:val="left"/>
-      <w:pPr>
-        <w:ind w:left="6480" w:hanging="360"/>
-      </w:pPr>
-      <w:rPr>
-        <w:rFonts w:hint="default" w:ascii="Wingdings" w:hAnsi="Wingdings"/>
-      </w:rPr>
-    </w:lvl>
-  </w:abstractNum>
-  <w:abstractNum xmlns:w="http://schemas.openxmlformats.org/wordprocessingml/2006/main" w:abstractNumId="11">
-    <w:nsid w:val="6670605f"/>
-    <w:multiLevelType xmlns:w="http://schemas.openxmlformats.org/wordprocessingml/2006/main" w:val="hybridMultilevel"/>
-    <w:lvl xmlns:w="http://schemas.openxmlformats.org/wordprocessingml/2006/main" w:ilvl="0">
-      <w:start w:val="1"/>
-      <w:numFmt w:val="bullet"/>
-      <w:lvlText w:val=""/>
-      <w:lvlJc w:val="left"/>
-      <w:pPr>
-        <w:ind w:left="720" w:hanging="360"/>
-      </w:pPr>
-      <w:rPr>
-        <w:rFonts w:hint="default" w:ascii="Symbol" w:hAnsi="Symbol"/>
-      </w:rPr>
-    </w:lvl>
-    <w:lvl xmlns:w="http://schemas.openxmlformats.org/wordprocessingml/2006/main" w:ilvl="1">
-      <w:start w:val="1"/>
-      <w:numFmt w:val="bullet"/>
-      <w:lvlText w:val="o"/>
-      <w:lvlJc w:val="left"/>
-      <w:pPr>
-        <w:ind w:left="1440" w:hanging="360"/>
-      </w:pPr>
-      <w:rPr>
-        <w:rFonts w:hint="default" w:ascii="Courier New" w:hAnsi="Courier New"/>
-      </w:rPr>
-    </w:lvl>
-    <w:lvl xmlns:w="http://schemas.openxmlformats.org/wordprocessingml/2006/main" w:ilvl="2">
-      <w:start w:val="1"/>
-      <w:numFmt w:val="bullet"/>
-      <w:lvlText w:val=""/>
-      <w:lvlJc w:val="left"/>
-      <w:pPr>
-        <w:ind w:left="2160" w:hanging="360"/>
-      </w:pPr>
-      <w:rPr>
-        <w:rFonts w:hint="default" w:ascii="Wingdings" w:hAnsi="Wingdings"/>
-      </w:rPr>
-    </w:lvl>
-    <w:lvl xmlns:w="http://schemas.openxmlformats.org/wordprocessingml/2006/main" w:ilvl="3">
-      <w:start w:val="1"/>
-      <w:numFmt w:val="bullet"/>
-      <w:lvlText w:val=""/>
-      <w:lvlJc w:val="left"/>
-      <w:pPr>
-        <w:ind w:left="2880" w:hanging="360"/>
-      </w:pPr>
-      <w:rPr>
-        <w:rFonts w:hint="default" w:ascii="Symbol" w:hAnsi="Symbol"/>
-      </w:rPr>
-    </w:lvl>
-    <w:lvl xmlns:w="http://schemas.openxmlformats.org/wordprocessingml/2006/main" w:ilvl="4">
-      <w:start w:val="1"/>
-      <w:numFmt w:val="bullet"/>
-      <w:lvlText w:val="o"/>
-      <w:lvlJc w:val="left"/>
-      <w:pPr>
-        <w:ind w:left="3600" w:hanging="360"/>
-      </w:pPr>
-      <w:rPr>
-        <w:rFonts w:hint="default" w:ascii="Courier New" w:hAnsi="Courier New"/>
-      </w:rPr>
-    </w:lvl>
-    <w:lvl xmlns:w="http://schemas.openxmlformats.org/wordprocessingml/2006/main" w:ilvl="5">
-      <w:start w:val="1"/>
-      <w:numFmt w:val="bullet"/>
-      <w:lvlText w:val=""/>
-      <w:lvlJc w:val="left"/>
-      <w:pPr>
-        <w:ind w:left="4320" w:hanging="360"/>
-      </w:pPr>
-      <w:rPr>
-        <w:rFonts w:hint="default" w:ascii="Wingdings" w:hAnsi="Wingdings"/>
-      </w:rPr>
-    </w:lvl>
-    <w:lvl xmlns:w="http://schemas.openxmlformats.org/wordprocessingml/2006/main" w:ilvl="6">
-      <w:start w:val="1"/>
-      <w:numFmt w:val="bullet"/>
-      <w:lvlText w:val=""/>
-      <w:lvlJc w:val="left"/>
-      <w:pPr>
-        <w:ind w:left="5040" w:hanging="360"/>
-      </w:pPr>
-      <w:rPr>
-        <w:rFonts w:hint="default" w:ascii="Symbol" w:hAnsi="Symbol"/>
-      </w:rPr>
-    </w:lvl>
-    <w:lvl xmlns:w="http://schemas.openxmlformats.org/wordprocessingml/2006/main" w:ilvl="7">
-      <w:start w:val="1"/>
-      <w:numFmt w:val="bullet"/>
-      <w:lvlText w:val="o"/>
-      <w:lvlJc w:val="left"/>
-      <w:pPr>
-        <w:ind w:left="5760" w:hanging="360"/>
-      </w:pPr>
-      <w:rPr>
-        <w:rFonts w:hint="default" w:ascii="Courier New" w:hAnsi="Courier New"/>
-      </w:rPr>
-    </w:lvl>
-    <w:lvl xmlns:w="http://schemas.openxmlformats.org/wordprocessingml/2006/main" w:ilvl="8">
-      <w:start w:val="1"/>
-      <w:numFmt w:val="bullet"/>
-      <w:lvlText w:val=""/>
-      <w:lvlJc w:val="left"/>
-      <w:pPr>
-        <w:ind w:left="6480" w:hanging="360"/>
-      </w:pPr>
-      <w:rPr>
-        <w:rFonts w:hint="default" w:ascii="Wingdings" w:hAnsi="Wingdings"/>
-      </w:rPr>
-    </w:lvl>
-  </w:abstractNum>
   <w:abstractNum w:abstractNumId="0" w15:restartNumberingAfterBreak="0">
     <w:nsid w:val="056C326F"/>
     <w:multiLevelType w:val="hybridMultilevel"/>
@@ -3925,7 +2615,7 @@
         <w:ind w:left="720" w:hanging="360"/>
       </w:pPr>
       <w:rPr>
-        <w:rFonts w:hint="default" w:ascii="Symbol" w:hAnsi="Symbol"/>
+        <w:rFonts w:ascii="Symbol" w:hAnsi="Symbol" w:hint="default"/>
       </w:rPr>
     </w:lvl>
     <w:lvl w:ilvl="1" w:tplc="08090003" w:tentative="1">
@@ -3937,7 +2627,7 @@
         <w:ind w:left="1440" w:hanging="360"/>
       </w:pPr>
       <w:rPr>
-        <w:rFonts w:hint="default" w:ascii="Courier New" w:hAnsi="Courier New" w:cs="Courier New"/>
+        <w:rFonts w:ascii="Courier New" w:hAnsi="Courier New" w:cs="Courier New" w:hint="default"/>
       </w:rPr>
     </w:lvl>
     <w:lvl w:ilvl="2" w:tplc="08090005" w:tentative="1">
@@ -3949,7 +2639,7 @@
         <w:ind w:left="2160" w:hanging="360"/>
       </w:pPr>
       <w:rPr>
-        <w:rFonts w:hint="default" w:ascii="Wingdings" w:hAnsi="Wingdings"/>
+        <w:rFonts w:ascii="Wingdings" w:hAnsi="Wingdings" w:hint="default"/>
       </w:rPr>
     </w:lvl>
     <w:lvl w:ilvl="3" w:tplc="08090001" w:tentative="1">
@@ -3961,7 +2651,7 @@
         <w:ind w:left="2880" w:hanging="360"/>
       </w:pPr>
       <w:rPr>
-        <w:rFonts w:hint="default" w:ascii="Symbol" w:hAnsi="Symbol"/>
+        <w:rFonts w:ascii="Symbol" w:hAnsi="Symbol" w:hint="default"/>
       </w:rPr>
     </w:lvl>
     <w:lvl w:ilvl="4" w:tplc="08090003" w:tentative="1">
@@ -3973,7 +2663,7 @@
         <w:ind w:left="3600" w:hanging="360"/>
       </w:pPr>
       <w:rPr>
-        <w:rFonts w:hint="default" w:ascii="Courier New" w:hAnsi="Courier New" w:cs="Courier New"/>
+        <w:rFonts w:ascii="Courier New" w:hAnsi="Courier New" w:cs="Courier New" w:hint="default"/>
       </w:rPr>
     </w:lvl>
     <w:lvl w:ilvl="5" w:tplc="08090005" w:tentative="1">
@@ -3985,7 +2675,7 @@
         <w:ind w:left="4320" w:hanging="360"/>
       </w:pPr>
       <w:rPr>
-        <w:rFonts w:hint="default" w:ascii="Wingdings" w:hAnsi="Wingdings"/>
+        <w:rFonts w:ascii="Wingdings" w:hAnsi="Wingdings" w:hint="default"/>
       </w:rPr>
     </w:lvl>
     <w:lvl w:ilvl="6" w:tplc="08090001" w:tentative="1">
@@ -3997,7 +2687,7 @@
         <w:ind w:left="5040" w:hanging="360"/>
       </w:pPr>
       <w:rPr>
-        <w:rFonts w:hint="default" w:ascii="Symbol" w:hAnsi="Symbol"/>
+        <w:rFonts w:ascii="Symbol" w:hAnsi="Symbol" w:hint="default"/>
       </w:rPr>
     </w:lvl>
     <w:lvl w:ilvl="7" w:tplc="08090003" w:tentative="1">
@@ -4009,7 +2699,7 @@
         <w:ind w:left="5760" w:hanging="360"/>
       </w:pPr>
       <w:rPr>
-        <w:rFonts w:hint="default" w:ascii="Courier New" w:hAnsi="Courier New" w:cs="Courier New"/>
+        <w:rFonts w:ascii="Courier New" w:hAnsi="Courier New" w:cs="Courier New" w:hint="default"/>
       </w:rPr>
     </w:lvl>
     <w:lvl w:ilvl="8" w:tplc="08090005" w:tentative="1">
@@ -4021,7 +2711,7 @@
         <w:ind w:left="6480" w:hanging="360"/>
       </w:pPr>
       <w:rPr>
-        <w:rFonts w:hint="default" w:ascii="Wingdings" w:hAnsi="Wingdings"/>
+        <w:rFonts w:ascii="Wingdings" w:hAnsi="Wingdings" w:hint="default"/>
       </w:rPr>
     </w:lvl>
   </w:abstractNum>
@@ -4038,7 +2728,7 @@
         <w:ind w:left="720" w:hanging="360"/>
       </w:pPr>
       <w:rPr>
-        <w:rFonts w:hint="default" w:ascii="Symbol" w:hAnsi="Symbol"/>
+        <w:rFonts w:ascii="Symbol" w:hAnsi="Symbol" w:hint="default"/>
       </w:rPr>
     </w:lvl>
     <w:lvl w:ilvl="1" w:tplc="08090003" w:tentative="1">
@@ -4050,7 +2740,7 @@
         <w:ind w:left="1440" w:hanging="360"/>
       </w:pPr>
       <w:rPr>
-        <w:rFonts w:hint="default" w:ascii="Courier New" w:hAnsi="Courier New" w:cs="Courier New"/>
+        <w:rFonts w:ascii="Courier New" w:hAnsi="Courier New" w:cs="Courier New" w:hint="default"/>
       </w:rPr>
     </w:lvl>
     <w:lvl w:ilvl="2" w:tplc="08090005" w:tentative="1">
@@ -4062,7 +2752,7 @@
         <w:ind w:left="2160" w:hanging="360"/>
       </w:pPr>
       <w:rPr>
-        <w:rFonts w:hint="default" w:ascii="Wingdings" w:hAnsi="Wingdings"/>
+        <w:rFonts w:ascii="Wingdings" w:hAnsi="Wingdings" w:hint="default"/>
       </w:rPr>
     </w:lvl>
     <w:lvl w:ilvl="3" w:tplc="08090001" w:tentative="1">
@@ -4074,7 +2764,7 @@
         <w:ind w:left="2880" w:hanging="360"/>
       </w:pPr>
       <w:rPr>
-        <w:rFonts w:hint="default" w:ascii="Symbol" w:hAnsi="Symbol"/>
+        <w:rFonts w:ascii="Symbol" w:hAnsi="Symbol" w:hint="default"/>
       </w:rPr>
     </w:lvl>
     <w:lvl w:ilvl="4" w:tplc="08090003" w:tentative="1">
@@ -4086,7 +2776,7 @@
         <w:ind w:left="3600" w:hanging="360"/>
       </w:pPr>
       <w:rPr>
-        <w:rFonts w:hint="default" w:ascii="Courier New" w:hAnsi="Courier New" w:cs="Courier New"/>
+        <w:rFonts w:ascii="Courier New" w:hAnsi="Courier New" w:cs="Courier New" w:hint="default"/>
       </w:rPr>
     </w:lvl>
     <w:lvl w:ilvl="5" w:tplc="08090005" w:tentative="1">
@@ -4098,7 +2788,7 @@
         <w:ind w:left="4320" w:hanging="360"/>
       </w:pPr>
       <w:rPr>
-        <w:rFonts w:hint="default" w:ascii="Wingdings" w:hAnsi="Wingdings"/>
+        <w:rFonts w:ascii="Wingdings" w:hAnsi="Wingdings" w:hint="default"/>
       </w:rPr>
     </w:lvl>
     <w:lvl w:ilvl="6" w:tplc="08090001" w:tentative="1">
@@ -4110,7 +2800,7 @@
         <w:ind w:left="5040" w:hanging="360"/>
       </w:pPr>
       <w:rPr>
-        <w:rFonts w:hint="default" w:ascii="Symbol" w:hAnsi="Symbol"/>
+        <w:rFonts w:ascii="Symbol" w:hAnsi="Symbol" w:hint="default"/>
       </w:rPr>
     </w:lvl>
     <w:lvl w:ilvl="7" w:tplc="08090003" w:tentative="1">
@@ -4122,7 +2812,7 @@
         <w:ind w:left="5760" w:hanging="360"/>
       </w:pPr>
       <w:rPr>
-        <w:rFonts w:hint="default" w:ascii="Courier New" w:hAnsi="Courier New" w:cs="Courier New"/>
+        <w:rFonts w:ascii="Courier New" w:hAnsi="Courier New" w:cs="Courier New" w:hint="default"/>
       </w:rPr>
     </w:lvl>
     <w:lvl w:ilvl="8" w:tplc="08090005" w:tentative="1">
@@ -4134,7 +2824,7 @@
         <w:ind w:left="6480" w:hanging="360"/>
       </w:pPr>
       <w:rPr>
-        <w:rFonts w:hint="default" w:ascii="Wingdings" w:hAnsi="Wingdings"/>
+        <w:rFonts w:ascii="Wingdings" w:hAnsi="Wingdings" w:hint="default"/>
       </w:rPr>
     </w:lvl>
   </w:abstractNum>
@@ -4151,7 +2841,7 @@
         <w:ind w:left="720" w:hanging="360"/>
       </w:pPr>
       <w:rPr>
-        <w:rFonts w:hint="default" w:ascii="Symbol" w:hAnsi="Symbol"/>
+        <w:rFonts w:ascii="Symbol" w:hAnsi="Symbol" w:hint="default"/>
       </w:rPr>
     </w:lvl>
     <w:lvl w:ilvl="1" w:tplc="08090003" w:tentative="1">
@@ -4163,7 +2853,7 @@
         <w:ind w:left="1440" w:hanging="360"/>
       </w:pPr>
       <w:rPr>
-        <w:rFonts w:hint="default" w:ascii="Courier New" w:hAnsi="Courier New" w:cs="Courier New"/>
+        <w:rFonts w:ascii="Courier New" w:hAnsi="Courier New" w:cs="Courier New" w:hint="default"/>
       </w:rPr>
     </w:lvl>
     <w:lvl w:ilvl="2" w:tplc="08090005" w:tentative="1">
@@ -4175,7 +2865,7 @@
         <w:ind w:left="2160" w:hanging="360"/>
       </w:pPr>
       <w:rPr>
-        <w:rFonts w:hint="default" w:ascii="Wingdings" w:hAnsi="Wingdings"/>
+        <w:rFonts w:ascii="Wingdings" w:hAnsi="Wingdings" w:hint="default"/>
       </w:rPr>
     </w:lvl>
     <w:lvl w:ilvl="3" w:tplc="08090001" w:tentative="1">
@@ -4187,7 +2877,7 @@
         <w:ind w:left="2880" w:hanging="360"/>
       </w:pPr>
       <w:rPr>
-        <w:rFonts w:hint="default" w:ascii="Symbol" w:hAnsi="Symbol"/>
+        <w:rFonts w:ascii="Symbol" w:hAnsi="Symbol" w:hint="default"/>
       </w:rPr>
     </w:lvl>
     <w:lvl w:ilvl="4" w:tplc="08090003" w:tentative="1">
@@ -4199,7 +2889,7 @@
         <w:ind w:left="3600" w:hanging="360"/>
       </w:pPr>
       <w:rPr>
-        <w:rFonts w:hint="default" w:ascii="Courier New" w:hAnsi="Courier New" w:cs="Courier New"/>
+        <w:rFonts w:ascii="Courier New" w:hAnsi="Courier New" w:cs="Courier New" w:hint="default"/>
       </w:rPr>
     </w:lvl>
     <w:lvl w:ilvl="5" w:tplc="08090005" w:tentative="1">
@@ -4211,7 +2901,7 @@
         <w:ind w:left="4320" w:hanging="360"/>
       </w:pPr>
       <w:rPr>
-        <w:rFonts w:hint="default" w:ascii="Wingdings" w:hAnsi="Wingdings"/>
+        <w:rFonts w:ascii="Wingdings" w:hAnsi="Wingdings" w:hint="default"/>
       </w:rPr>
     </w:lvl>
     <w:lvl w:ilvl="6" w:tplc="08090001" w:tentative="1">
@@ -4223,7 +2913,7 @@
         <w:ind w:left="5040" w:hanging="360"/>
       </w:pPr>
       <w:rPr>
-        <w:rFonts w:hint="default" w:ascii="Symbol" w:hAnsi="Symbol"/>
+        <w:rFonts w:ascii="Symbol" w:hAnsi="Symbol" w:hint="default"/>
       </w:rPr>
     </w:lvl>
     <w:lvl w:ilvl="7" w:tplc="08090003" w:tentative="1">
@@ -4235,7 +2925,7 @@
         <w:ind w:left="5760" w:hanging="360"/>
       </w:pPr>
       <w:rPr>
-        <w:rFonts w:hint="default" w:ascii="Courier New" w:hAnsi="Courier New" w:cs="Courier New"/>
+        <w:rFonts w:ascii="Courier New" w:hAnsi="Courier New" w:cs="Courier New" w:hint="default"/>
       </w:rPr>
     </w:lvl>
     <w:lvl w:ilvl="8" w:tplc="08090005" w:tentative="1">
@@ -4247,7 +2937,7 @@
         <w:ind w:left="6480" w:hanging="360"/>
       </w:pPr>
       <w:rPr>
-        <w:rFonts w:hint="default" w:ascii="Wingdings" w:hAnsi="Wingdings"/>
+        <w:rFonts w:ascii="Wingdings" w:hAnsi="Wingdings" w:hint="default"/>
       </w:rPr>
     </w:lvl>
   </w:abstractNum>
@@ -4264,7 +2954,7 @@
         <w:ind w:left="720" w:hanging="360"/>
       </w:pPr>
       <w:rPr>
-        <w:rFonts w:hint="default" w:ascii="Symbol" w:hAnsi="Symbol"/>
+        <w:rFonts w:ascii="Symbol" w:hAnsi="Symbol" w:hint="default"/>
       </w:rPr>
     </w:lvl>
     <w:lvl w:ilvl="1" w:tplc="08090003" w:tentative="1">
@@ -4276,7 +2966,7 @@
         <w:ind w:left="1440" w:hanging="360"/>
       </w:pPr>
       <w:rPr>
-        <w:rFonts w:hint="default" w:ascii="Courier New" w:hAnsi="Courier New" w:cs="Courier New"/>
+        <w:rFonts w:ascii="Courier New" w:hAnsi="Courier New" w:cs="Courier New" w:hint="default"/>
       </w:rPr>
     </w:lvl>
     <w:lvl w:ilvl="2" w:tplc="08090005" w:tentative="1">
@@ -4288,7 +2978,7 @@
         <w:ind w:left="2160" w:hanging="360"/>
       </w:pPr>
       <w:rPr>
-        <w:rFonts w:hint="default" w:ascii="Wingdings" w:hAnsi="Wingdings"/>
+        <w:rFonts w:ascii="Wingdings" w:hAnsi="Wingdings" w:hint="default"/>
       </w:rPr>
     </w:lvl>
     <w:lvl w:ilvl="3" w:tplc="08090001" w:tentative="1">
@@ -4300,7 +2990,7 @@
         <w:ind w:left="2880" w:hanging="360"/>
       </w:pPr>
       <w:rPr>
-        <w:rFonts w:hint="default" w:ascii="Symbol" w:hAnsi="Symbol"/>
+        <w:rFonts w:ascii="Symbol" w:hAnsi="Symbol" w:hint="default"/>
       </w:rPr>
     </w:lvl>
     <w:lvl w:ilvl="4" w:tplc="08090003" w:tentative="1">
@@ -4312,7 +3002,7 @@
         <w:ind w:left="3600" w:hanging="360"/>
       </w:pPr>
       <w:rPr>
-        <w:rFonts w:hint="default" w:ascii="Courier New" w:hAnsi="Courier New" w:cs="Courier New"/>
+        <w:rFonts w:ascii="Courier New" w:hAnsi="Courier New" w:cs="Courier New" w:hint="default"/>
       </w:rPr>
     </w:lvl>
     <w:lvl w:ilvl="5" w:tplc="08090005" w:tentative="1">
@@ -4324,7 +3014,7 @@
         <w:ind w:left="4320" w:hanging="360"/>
       </w:pPr>
       <w:rPr>
-        <w:rFonts w:hint="default" w:ascii="Wingdings" w:hAnsi="Wingdings"/>
+        <w:rFonts w:ascii="Wingdings" w:hAnsi="Wingdings" w:hint="default"/>
       </w:rPr>
     </w:lvl>
     <w:lvl w:ilvl="6" w:tplc="08090001" w:tentative="1">
@@ -4336,7 +3026,7 @@
         <w:ind w:left="5040" w:hanging="360"/>
       </w:pPr>
       <w:rPr>
-        <w:rFonts w:hint="default" w:ascii="Symbol" w:hAnsi="Symbol"/>
+        <w:rFonts w:ascii="Symbol" w:hAnsi="Symbol" w:hint="default"/>
       </w:rPr>
     </w:lvl>
     <w:lvl w:ilvl="7" w:tplc="08090003" w:tentative="1">
@@ -4348,7 +3038,7 @@
         <w:ind w:left="5760" w:hanging="360"/>
       </w:pPr>
       <w:rPr>
-        <w:rFonts w:hint="default" w:ascii="Courier New" w:hAnsi="Courier New" w:cs="Courier New"/>
+        <w:rFonts w:ascii="Courier New" w:hAnsi="Courier New" w:cs="Courier New" w:hint="default"/>
       </w:rPr>
     </w:lvl>
     <w:lvl w:ilvl="8" w:tplc="08090005" w:tentative="1">
@@ -4360,7 +3050,7 @@
         <w:ind w:left="6480" w:hanging="360"/>
       </w:pPr>
       <w:rPr>
-        <w:rFonts w:hint="default" w:ascii="Wingdings" w:hAnsi="Wingdings"/>
+        <w:rFonts w:ascii="Wingdings" w:hAnsi="Wingdings" w:hint="default"/>
       </w:rPr>
     </w:lvl>
   </w:abstractNum>
@@ -4377,7 +3067,7 @@
         <w:ind w:left="720" w:hanging="360"/>
       </w:pPr>
       <w:rPr>
-        <w:rFonts w:hint="default" w:ascii="Symbol" w:hAnsi="Symbol"/>
+        <w:rFonts w:ascii="Symbol" w:hAnsi="Symbol" w:hint="default"/>
       </w:rPr>
     </w:lvl>
     <w:lvl w:ilvl="1" w:tplc="08090003" w:tentative="1">
@@ -4389,7 +3079,7 @@
         <w:ind w:left="1440" w:hanging="360"/>
       </w:pPr>
       <w:rPr>
-        <w:rFonts w:hint="default" w:ascii="Courier New" w:hAnsi="Courier New" w:cs="Courier New"/>
+        <w:rFonts w:ascii="Courier New" w:hAnsi="Courier New" w:cs="Courier New" w:hint="default"/>
       </w:rPr>
     </w:lvl>
     <w:lvl w:ilvl="2" w:tplc="08090005" w:tentative="1">
@@ -4401,7 +3091,7 @@
         <w:ind w:left="2160" w:hanging="360"/>
       </w:pPr>
       <w:rPr>
-        <w:rFonts w:hint="default" w:ascii="Wingdings" w:hAnsi="Wingdings"/>
+        <w:rFonts w:ascii="Wingdings" w:hAnsi="Wingdings" w:hint="default"/>
       </w:rPr>
     </w:lvl>
     <w:lvl w:ilvl="3" w:tplc="08090001" w:tentative="1">
@@ -4413,7 +3103,7 @@
         <w:ind w:left="2880" w:hanging="360"/>
       </w:pPr>
       <w:rPr>
-        <w:rFonts w:hint="default" w:ascii="Symbol" w:hAnsi="Symbol"/>
+        <w:rFonts w:ascii="Symbol" w:hAnsi="Symbol" w:hint="default"/>
       </w:rPr>
     </w:lvl>
     <w:lvl w:ilvl="4" w:tplc="08090003" w:tentative="1">
@@ -4425,7 +3115,7 @@
         <w:ind w:left="3600" w:hanging="360"/>
       </w:pPr>
       <w:rPr>
-        <w:rFonts w:hint="default" w:ascii="Courier New" w:hAnsi="Courier New" w:cs="Courier New"/>
+        <w:rFonts w:ascii="Courier New" w:hAnsi="Courier New" w:cs="Courier New" w:hint="default"/>
       </w:rPr>
     </w:lvl>
     <w:lvl w:ilvl="5" w:tplc="08090005" w:tentative="1">
@@ -4437,7 +3127,7 @@
         <w:ind w:left="4320" w:hanging="360"/>
       </w:pPr>
       <w:rPr>
-        <w:rFonts w:hint="default" w:ascii="Wingdings" w:hAnsi="Wingdings"/>
+        <w:rFonts w:ascii="Wingdings" w:hAnsi="Wingdings" w:hint="default"/>
       </w:rPr>
     </w:lvl>
     <w:lvl w:ilvl="6" w:tplc="08090001" w:tentative="1">
@@ -4449,7 +3139,7 @@
         <w:ind w:left="5040" w:hanging="360"/>
       </w:pPr>
       <w:rPr>
-        <w:rFonts w:hint="default" w:ascii="Symbol" w:hAnsi="Symbol"/>
+        <w:rFonts w:ascii="Symbol" w:hAnsi="Symbol" w:hint="default"/>
       </w:rPr>
     </w:lvl>
     <w:lvl w:ilvl="7" w:tplc="08090003" w:tentative="1">
@@ -4461,7 +3151,7 @@
         <w:ind w:left="5760" w:hanging="360"/>
       </w:pPr>
       <w:rPr>
-        <w:rFonts w:hint="default" w:ascii="Courier New" w:hAnsi="Courier New" w:cs="Courier New"/>
+        <w:rFonts w:ascii="Courier New" w:hAnsi="Courier New" w:cs="Courier New" w:hint="default"/>
       </w:rPr>
     </w:lvl>
     <w:lvl w:ilvl="8" w:tplc="08090005" w:tentative="1">
@@ -4473,11 +3163,124 @@
         <w:ind w:left="6480" w:hanging="360"/>
       </w:pPr>
       <w:rPr>
-        <w:rFonts w:hint="default" w:ascii="Wingdings" w:hAnsi="Wingdings"/>
+        <w:rFonts w:ascii="Wingdings" w:hAnsi="Wingdings" w:hint="default"/>
       </w:rPr>
     </w:lvl>
   </w:abstractNum>
   <w:abstractNum w:abstractNumId="5" w15:restartNumberingAfterBreak="0">
+    <w:nsid w:val="2D132405"/>
+    <w:multiLevelType w:val="hybridMultilevel"/>
+    <w:tmpl w:val="38267358"/>
+    <w:lvl w:ilvl="0" w:tplc="66F06056">
+      <w:start w:val="1"/>
+      <w:numFmt w:val="bullet"/>
+      <w:lvlText w:val=""/>
+      <w:lvlJc w:val="left"/>
+      <w:pPr>
+        <w:ind w:left="720" w:hanging="360"/>
+      </w:pPr>
+      <w:rPr>
+        <w:rFonts w:ascii="Symbol" w:hAnsi="Symbol" w:hint="default"/>
+      </w:rPr>
+    </w:lvl>
+    <w:lvl w:ilvl="1" w:tplc="26004282">
+      <w:start w:val="1"/>
+      <w:numFmt w:val="bullet"/>
+      <w:lvlText w:val="o"/>
+      <w:lvlJc w:val="left"/>
+      <w:pPr>
+        <w:ind w:left="1440" w:hanging="360"/>
+      </w:pPr>
+      <w:rPr>
+        <w:rFonts w:ascii="Courier New" w:hAnsi="Courier New" w:hint="default"/>
+      </w:rPr>
+    </w:lvl>
+    <w:lvl w:ilvl="2" w:tplc="CB866AAA">
+      <w:start w:val="1"/>
+      <w:numFmt w:val="bullet"/>
+      <w:lvlText w:val=""/>
+      <w:lvlJc w:val="left"/>
+      <w:pPr>
+        <w:ind w:left="2160" w:hanging="360"/>
+      </w:pPr>
+      <w:rPr>
+        <w:rFonts w:ascii="Wingdings" w:hAnsi="Wingdings" w:hint="default"/>
+      </w:rPr>
+    </w:lvl>
+    <w:lvl w:ilvl="3" w:tplc="99EEEEAC">
+      <w:start w:val="1"/>
+      <w:numFmt w:val="bullet"/>
+      <w:lvlText w:val=""/>
+      <w:lvlJc w:val="left"/>
+      <w:pPr>
+        <w:ind w:left="2880" w:hanging="360"/>
+      </w:pPr>
+      <w:rPr>
+        <w:rFonts w:ascii="Symbol" w:hAnsi="Symbol" w:hint="default"/>
+      </w:rPr>
+    </w:lvl>
+    <w:lvl w:ilvl="4" w:tplc="DE5AA076">
+      <w:start w:val="1"/>
+      <w:numFmt w:val="bullet"/>
+      <w:lvlText w:val="o"/>
+      <w:lvlJc w:val="left"/>
+      <w:pPr>
+        <w:ind w:left="3600" w:hanging="360"/>
+      </w:pPr>
+      <w:rPr>
+        <w:rFonts w:ascii="Courier New" w:hAnsi="Courier New" w:hint="default"/>
+      </w:rPr>
+    </w:lvl>
+    <w:lvl w:ilvl="5" w:tplc="47D62A28">
+      <w:start w:val="1"/>
+      <w:numFmt w:val="bullet"/>
+      <w:lvlText w:val=""/>
+      <w:lvlJc w:val="left"/>
+      <w:pPr>
+        <w:ind w:left="4320" w:hanging="360"/>
+      </w:pPr>
+      <w:rPr>
+        <w:rFonts w:ascii="Wingdings" w:hAnsi="Wingdings" w:hint="default"/>
+      </w:rPr>
+    </w:lvl>
+    <w:lvl w:ilvl="6" w:tplc="A066F98A">
+      <w:start w:val="1"/>
+      <w:numFmt w:val="bullet"/>
+      <w:lvlText w:val=""/>
+      <w:lvlJc w:val="left"/>
+      <w:pPr>
+        <w:ind w:left="5040" w:hanging="360"/>
+      </w:pPr>
+      <w:rPr>
+        <w:rFonts w:ascii="Symbol" w:hAnsi="Symbol" w:hint="default"/>
+      </w:rPr>
+    </w:lvl>
+    <w:lvl w:ilvl="7" w:tplc="C54A658E">
+      <w:start w:val="1"/>
+      <w:numFmt w:val="bullet"/>
+      <w:lvlText w:val="o"/>
+      <w:lvlJc w:val="left"/>
+      <w:pPr>
+        <w:ind w:left="5760" w:hanging="360"/>
+      </w:pPr>
+      <w:rPr>
+        <w:rFonts w:ascii="Courier New" w:hAnsi="Courier New" w:hint="default"/>
+      </w:rPr>
+    </w:lvl>
+    <w:lvl w:ilvl="8" w:tplc="80F0EBDE">
+      <w:start w:val="1"/>
+      <w:numFmt w:val="bullet"/>
+      <w:lvlText w:val=""/>
+      <w:lvlJc w:val="left"/>
+      <w:pPr>
+        <w:ind w:left="6480" w:hanging="360"/>
+      </w:pPr>
+      <w:rPr>
+        <w:rFonts w:ascii="Wingdings" w:hAnsi="Wingdings" w:hint="default"/>
+      </w:rPr>
+    </w:lvl>
+  </w:abstractNum>
+  <w:abstractNum w:abstractNumId="6" w15:restartNumberingAfterBreak="0">
     <w:nsid w:val="3421177E"/>
     <w:multiLevelType w:val="hybridMultilevel"/>
     <w:tmpl w:val="1620396C"/>
@@ -4490,7 +3293,7 @@
         <w:ind w:left="720" w:hanging="360"/>
       </w:pPr>
       <w:rPr>
-        <w:rFonts w:hint="default" w:ascii="Symbol" w:hAnsi="Symbol"/>
+        <w:rFonts w:ascii="Symbol" w:hAnsi="Symbol" w:hint="default"/>
       </w:rPr>
     </w:lvl>
     <w:lvl w:ilvl="1" w:tplc="08090003" w:tentative="1">
@@ -4502,7 +3305,7 @@
         <w:ind w:left="1440" w:hanging="360"/>
       </w:pPr>
       <w:rPr>
-        <w:rFonts w:hint="default" w:ascii="Courier New" w:hAnsi="Courier New" w:cs="Courier New"/>
+        <w:rFonts w:ascii="Courier New" w:hAnsi="Courier New" w:cs="Courier New" w:hint="default"/>
       </w:rPr>
     </w:lvl>
     <w:lvl w:ilvl="2" w:tplc="08090005" w:tentative="1">
@@ -4514,7 +3317,7 @@
         <w:ind w:left="2160" w:hanging="360"/>
       </w:pPr>
       <w:rPr>
-        <w:rFonts w:hint="default" w:ascii="Wingdings" w:hAnsi="Wingdings"/>
+        <w:rFonts w:ascii="Wingdings" w:hAnsi="Wingdings" w:hint="default"/>
       </w:rPr>
     </w:lvl>
     <w:lvl w:ilvl="3" w:tplc="08090001" w:tentative="1">
@@ -4526,7 +3329,7 @@
         <w:ind w:left="2880" w:hanging="360"/>
       </w:pPr>
       <w:rPr>
-        <w:rFonts w:hint="default" w:ascii="Symbol" w:hAnsi="Symbol"/>
+        <w:rFonts w:ascii="Symbol" w:hAnsi="Symbol" w:hint="default"/>
       </w:rPr>
     </w:lvl>
     <w:lvl w:ilvl="4" w:tplc="08090003" w:tentative="1">
@@ -4538,7 +3341,7 @@
         <w:ind w:left="3600" w:hanging="360"/>
       </w:pPr>
       <w:rPr>
-        <w:rFonts w:hint="default" w:ascii="Courier New" w:hAnsi="Courier New" w:cs="Courier New"/>
+        <w:rFonts w:ascii="Courier New" w:hAnsi="Courier New" w:cs="Courier New" w:hint="default"/>
       </w:rPr>
     </w:lvl>
     <w:lvl w:ilvl="5" w:tplc="08090005" w:tentative="1">
@@ -4550,7 +3353,7 @@
         <w:ind w:left="4320" w:hanging="360"/>
       </w:pPr>
       <w:rPr>
-        <w:rFonts w:hint="default" w:ascii="Wingdings" w:hAnsi="Wingdings"/>
+        <w:rFonts w:ascii="Wingdings" w:hAnsi="Wingdings" w:hint="default"/>
       </w:rPr>
     </w:lvl>
     <w:lvl w:ilvl="6" w:tplc="08090001" w:tentative="1">
@@ -4562,7 +3365,7 @@
         <w:ind w:left="5040" w:hanging="360"/>
       </w:pPr>
       <w:rPr>
-        <w:rFonts w:hint="default" w:ascii="Symbol" w:hAnsi="Symbol"/>
+        <w:rFonts w:ascii="Symbol" w:hAnsi="Symbol" w:hint="default"/>
       </w:rPr>
     </w:lvl>
     <w:lvl w:ilvl="7" w:tplc="08090003" w:tentative="1">
@@ -4574,7 +3377,7 @@
         <w:ind w:left="5760" w:hanging="360"/>
       </w:pPr>
       <w:rPr>
-        <w:rFonts w:hint="default" w:ascii="Courier New" w:hAnsi="Courier New" w:cs="Courier New"/>
+        <w:rFonts w:ascii="Courier New" w:hAnsi="Courier New" w:cs="Courier New" w:hint="default"/>
       </w:rPr>
     </w:lvl>
     <w:lvl w:ilvl="8" w:tplc="08090005" w:tentative="1">
@@ -4586,11 +3389,11 @@
         <w:ind w:left="6480" w:hanging="360"/>
       </w:pPr>
       <w:rPr>
-        <w:rFonts w:hint="default" w:ascii="Wingdings" w:hAnsi="Wingdings"/>
+        <w:rFonts w:ascii="Wingdings" w:hAnsi="Wingdings" w:hint="default"/>
       </w:rPr>
     </w:lvl>
   </w:abstractNum>
-  <w:abstractNum w:abstractNumId="6" w15:restartNumberingAfterBreak="0">
+  <w:abstractNum w:abstractNumId="7" w15:restartNumberingAfterBreak="0">
     <w:nsid w:val="366342B5"/>
     <w:multiLevelType w:val="hybridMultilevel"/>
     <w:tmpl w:val="C2B87D6A"/>
@@ -4603,10 +3406,10 @@
         <w:ind w:left="720" w:hanging="360"/>
       </w:pPr>
       <w:rPr>
-        <w:rFonts w:hint="default" w:ascii="Symbol" w:hAnsi="Symbol"/>
-      </w:rPr>
-    </w:lvl>
-    <w:lvl w:ilvl="1" w:tplc="08090003" w:tentative="1">
+        <w:rFonts w:ascii="Symbol" w:hAnsi="Symbol" w:hint="default"/>
+      </w:rPr>
+    </w:lvl>
+    <w:lvl w:ilvl="1" w:tplc="08090003">
       <w:start w:val="1"/>
       <w:numFmt w:val="bullet"/>
       <w:lvlText w:val="o"/>
@@ -4615,7 +3418,7 @@
         <w:ind w:left="1440" w:hanging="360"/>
       </w:pPr>
       <w:rPr>
-        <w:rFonts w:hint="default" w:ascii="Courier New" w:hAnsi="Courier New" w:cs="Courier New"/>
+        <w:rFonts w:ascii="Courier New" w:hAnsi="Courier New" w:cs="Courier New" w:hint="default"/>
       </w:rPr>
     </w:lvl>
     <w:lvl w:ilvl="2" w:tplc="08090005" w:tentative="1">
@@ -4627,7 +3430,7 @@
         <w:ind w:left="2160" w:hanging="360"/>
       </w:pPr>
       <w:rPr>
-        <w:rFonts w:hint="default" w:ascii="Wingdings" w:hAnsi="Wingdings"/>
+        <w:rFonts w:ascii="Wingdings" w:hAnsi="Wingdings" w:hint="default"/>
       </w:rPr>
     </w:lvl>
     <w:lvl w:ilvl="3" w:tplc="08090001" w:tentative="1">
@@ -4639,7 +3442,7 @@
         <w:ind w:left="2880" w:hanging="360"/>
       </w:pPr>
       <w:rPr>
-        <w:rFonts w:hint="default" w:ascii="Symbol" w:hAnsi="Symbol"/>
+        <w:rFonts w:ascii="Symbol" w:hAnsi="Symbol" w:hint="default"/>
       </w:rPr>
     </w:lvl>
     <w:lvl w:ilvl="4" w:tplc="08090003" w:tentative="1">
@@ -4651,7 +3454,7 @@
         <w:ind w:left="3600" w:hanging="360"/>
       </w:pPr>
       <w:rPr>
-        <w:rFonts w:hint="default" w:ascii="Courier New" w:hAnsi="Courier New" w:cs="Courier New"/>
+        <w:rFonts w:ascii="Courier New" w:hAnsi="Courier New" w:cs="Courier New" w:hint="default"/>
       </w:rPr>
     </w:lvl>
     <w:lvl w:ilvl="5" w:tplc="08090005" w:tentative="1">
@@ -4663,7 +3466,7 @@
         <w:ind w:left="4320" w:hanging="360"/>
       </w:pPr>
       <w:rPr>
-        <w:rFonts w:hint="default" w:ascii="Wingdings" w:hAnsi="Wingdings"/>
+        <w:rFonts w:ascii="Wingdings" w:hAnsi="Wingdings" w:hint="default"/>
       </w:rPr>
     </w:lvl>
     <w:lvl w:ilvl="6" w:tplc="08090001" w:tentative="1">
@@ -4675,7 +3478,7 @@
         <w:ind w:left="5040" w:hanging="360"/>
       </w:pPr>
       <w:rPr>
-        <w:rFonts w:hint="default" w:ascii="Symbol" w:hAnsi="Symbol"/>
+        <w:rFonts w:ascii="Symbol" w:hAnsi="Symbol" w:hint="default"/>
       </w:rPr>
     </w:lvl>
     <w:lvl w:ilvl="7" w:tplc="08090003" w:tentative="1">
@@ -4687,7 +3490,7 @@
         <w:ind w:left="5760" w:hanging="360"/>
       </w:pPr>
       <w:rPr>
-        <w:rFonts w:hint="default" w:ascii="Courier New" w:hAnsi="Courier New" w:cs="Courier New"/>
+        <w:rFonts w:ascii="Courier New" w:hAnsi="Courier New" w:cs="Courier New" w:hint="default"/>
       </w:rPr>
     </w:lvl>
     <w:lvl w:ilvl="8" w:tplc="08090005" w:tentative="1">
@@ -4699,11 +3502,11 @@
         <w:ind w:left="6480" w:hanging="360"/>
       </w:pPr>
       <w:rPr>
-        <w:rFonts w:hint="default" w:ascii="Wingdings" w:hAnsi="Wingdings"/>
+        <w:rFonts w:ascii="Wingdings" w:hAnsi="Wingdings" w:hint="default"/>
       </w:rPr>
     </w:lvl>
   </w:abstractNum>
-  <w:abstractNum w:abstractNumId="7" w15:restartNumberingAfterBreak="0">
+  <w:abstractNum w:abstractNumId="8" w15:restartNumberingAfterBreak="0">
     <w:nsid w:val="4D2F4777"/>
     <w:multiLevelType w:val="hybridMultilevel"/>
     <w:tmpl w:val="D1461AC8"/>
@@ -4716,7 +3519,7 @@
         <w:ind w:left="720" w:hanging="360"/>
       </w:pPr>
       <w:rPr>
-        <w:rFonts w:hint="default" w:ascii="Symbol" w:hAnsi="Symbol"/>
+        <w:rFonts w:ascii="Symbol" w:hAnsi="Symbol" w:hint="default"/>
       </w:rPr>
     </w:lvl>
     <w:lvl w:ilvl="1" w:tplc="08090003" w:tentative="1">
@@ -4728,7 +3531,7 @@
         <w:ind w:left="1440" w:hanging="360"/>
       </w:pPr>
       <w:rPr>
-        <w:rFonts w:hint="default" w:ascii="Courier New" w:hAnsi="Courier New" w:cs="Courier New"/>
+        <w:rFonts w:ascii="Courier New" w:hAnsi="Courier New" w:cs="Courier New" w:hint="default"/>
       </w:rPr>
     </w:lvl>
     <w:lvl w:ilvl="2" w:tplc="08090005" w:tentative="1">
@@ -4740,7 +3543,7 @@
         <w:ind w:left="2160" w:hanging="360"/>
       </w:pPr>
       <w:rPr>
-        <w:rFonts w:hint="default" w:ascii="Wingdings" w:hAnsi="Wingdings"/>
+        <w:rFonts w:ascii="Wingdings" w:hAnsi="Wingdings" w:hint="default"/>
       </w:rPr>
     </w:lvl>
     <w:lvl w:ilvl="3" w:tplc="08090001" w:tentative="1">
@@ -4752,7 +3555,7 @@
         <w:ind w:left="2880" w:hanging="360"/>
       </w:pPr>
       <w:rPr>
-        <w:rFonts w:hint="default" w:ascii="Symbol" w:hAnsi="Symbol"/>
+        <w:rFonts w:ascii="Symbol" w:hAnsi="Symbol" w:hint="default"/>
       </w:rPr>
     </w:lvl>
     <w:lvl w:ilvl="4" w:tplc="08090003" w:tentative="1">
@@ -4764,7 +3567,7 @@
         <w:ind w:left="3600" w:hanging="360"/>
       </w:pPr>
       <w:rPr>
-        <w:rFonts w:hint="default" w:ascii="Courier New" w:hAnsi="Courier New" w:cs="Courier New"/>
+        <w:rFonts w:ascii="Courier New" w:hAnsi="Courier New" w:cs="Courier New" w:hint="default"/>
       </w:rPr>
     </w:lvl>
     <w:lvl w:ilvl="5" w:tplc="08090005" w:tentative="1">
@@ -4776,7 +3579,7 @@
         <w:ind w:left="4320" w:hanging="360"/>
       </w:pPr>
       <w:rPr>
-        <w:rFonts w:hint="default" w:ascii="Wingdings" w:hAnsi="Wingdings"/>
+        <w:rFonts w:ascii="Wingdings" w:hAnsi="Wingdings" w:hint="default"/>
       </w:rPr>
     </w:lvl>
     <w:lvl w:ilvl="6" w:tplc="08090001" w:tentative="1">
@@ -4788,7 +3591,7 @@
         <w:ind w:left="5040" w:hanging="360"/>
       </w:pPr>
       <w:rPr>
-        <w:rFonts w:hint="default" w:ascii="Symbol" w:hAnsi="Symbol"/>
+        <w:rFonts w:ascii="Symbol" w:hAnsi="Symbol" w:hint="default"/>
       </w:rPr>
     </w:lvl>
     <w:lvl w:ilvl="7" w:tplc="08090003" w:tentative="1">
@@ -4800,7 +3603,7 @@
         <w:ind w:left="5760" w:hanging="360"/>
       </w:pPr>
       <w:rPr>
-        <w:rFonts w:hint="default" w:ascii="Courier New" w:hAnsi="Courier New" w:cs="Courier New"/>
+        <w:rFonts w:ascii="Courier New" w:hAnsi="Courier New" w:cs="Courier New" w:hint="default"/>
       </w:rPr>
     </w:lvl>
     <w:lvl w:ilvl="8" w:tplc="08090005" w:tentative="1">
@@ -4812,11 +3615,11 @@
         <w:ind w:left="6480" w:hanging="360"/>
       </w:pPr>
       <w:rPr>
-        <w:rFonts w:hint="default" w:ascii="Wingdings" w:hAnsi="Wingdings"/>
+        <w:rFonts w:ascii="Wingdings" w:hAnsi="Wingdings" w:hint="default"/>
       </w:rPr>
     </w:lvl>
   </w:abstractNum>
-  <w:abstractNum w:abstractNumId="8" w15:restartNumberingAfterBreak="0">
+  <w:abstractNum w:abstractNumId="9" w15:restartNumberingAfterBreak="0">
     <w:nsid w:val="4FD97118"/>
     <w:multiLevelType w:val="hybridMultilevel"/>
     <w:tmpl w:val="F0408F12"/>
@@ -4829,7 +3632,7 @@
         <w:ind w:left="720" w:hanging="360"/>
       </w:pPr>
       <w:rPr>
-        <w:rFonts w:hint="default" w:ascii="Symbol" w:hAnsi="Symbol"/>
+        <w:rFonts w:ascii="Symbol" w:hAnsi="Symbol" w:hint="default"/>
       </w:rPr>
     </w:lvl>
     <w:lvl w:ilvl="1" w:tplc="08090003" w:tentative="1">
@@ -4841,7 +3644,7 @@
         <w:ind w:left="1440" w:hanging="360"/>
       </w:pPr>
       <w:rPr>
-        <w:rFonts w:hint="default" w:ascii="Courier New" w:hAnsi="Courier New" w:cs="Courier New"/>
+        <w:rFonts w:ascii="Courier New" w:hAnsi="Courier New" w:cs="Courier New" w:hint="default"/>
       </w:rPr>
     </w:lvl>
     <w:lvl w:ilvl="2" w:tplc="08090005" w:tentative="1">
@@ -4853,7 +3656,7 @@
         <w:ind w:left="2160" w:hanging="360"/>
       </w:pPr>
       <w:rPr>
-        <w:rFonts w:hint="default" w:ascii="Wingdings" w:hAnsi="Wingdings"/>
+        <w:rFonts w:ascii="Wingdings" w:hAnsi="Wingdings" w:hint="default"/>
       </w:rPr>
     </w:lvl>
     <w:lvl w:ilvl="3" w:tplc="08090001" w:tentative="1">
@@ -4865,7 +3668,7 @@
         <w:ind w:left="2880" w:hanging="360"/>
       </w:pPr>
       <w:rPr>
-        <w:rFonts w:hint="default" w:ascii="Symbol" w:hAnsi="Symbol"/>
+        <w:rFonts w:ascii="Symbol" w:hAnsi="Symbol" w:hint="default"/>
       </w:rPr>
     </w:lvl>
     <w:lvl w:ilvl="4" w:tplc="08090003" w:tentative="1">
@@ -4877,7 +3680,7 @@
         <w:ind w:left="3600" w:hanging="360"/>
       </w:pPr>
       <w:rPr>
-        <w:rFonts w:hint="default" w:ascii="Courier New" w:hAnsi="Courier New" w:cs="Courier New"/>
+        <w:rFonts w:ascii="Courier New" w:hAnsi="Courier New" w:cs="Courier New" w:hint="default"/>
       </w:rPr>
     </w:lvl>
     <w:lvl w:ilvl="5" w:tplc="08090005" w:tentative="1">
@@ -4889,7 +3692,7 @@
         <w:ind w:left="4320" w:hanging="360"/>
       </w:pPr>
       <w:rPr>
-        <w:rFonts w:hint="default" w:ascii="Wingdings" w:hAnsi="Wingdings"/>
+        <w:rFonts w:ascii="Wingdings" w:hAnsi="Wingdings" w:hint="default"/>
       </w:rPr>
     </w:lvl>
     <w:lvl w:ilvl="6" w:tplc="08090001" w:tentative="1">
@@ -4901,7 +3704,7 @@
         <w:ind w:left="5040" w:hanging="360"/>
       </w:pPr>
       <w:rPr>
-        <w:rFonts w:hint="default" w:ascii="Symbol" w:hAnsi="Symbol"/>
+        <w:rFonts w:ascii="Symbol" w:hAnsi="Symbol" w:hint="default"/>
       </w:rPr>
     </w:lvl>
     <w:lvl w:ilvl="7" w:tplc="08090003" w:tentative="1">
@@ -4913,7 +3716,7 @@
         <w:ind w:left="5760" w:hanging="360"/>
       </w:pPr>
       <w:rPr>
-        <w:rFonts w:hint="default" w:ascii="Courier New" w:hAnsi="Courier New" w:cs="Courier New"/>
+        <w:rFonts w:ascii="Courier New" w:hAnsi="Courier New" w:cs="Courier New" w:hint="default"/>
       </w:rPr>
     </w:lvl>
     <w:lvl w:ilvl="8" w:tplc="08090005" w:tentative="1">
@@ -4925,11 +3728,11 @@
         <w:ind w:left="6480" w:hanging="360"/>
       </w:pPr>
       <w:rPr>
-        <w:rFonts w:hint="default" w:ascii="Wingdings" w:hAnsi="Wingdings"/>
+        <w:rFonts w:ascii="Wingdings" w:hAnsi="Wingdings" w:hint="default"/>
       </w:rPr>
     </w:lvl>
   </w:abstractNum>
-  <w:abstractNum w:abstractNumId="9" w15:restartNumberingAfterBreak="0">
+  <w:abstractNum w:abstractNumId="10" w15:restartNumberingAfterBreak="0">
     <w:nsid w:val="550E41EE"/>
     <w:multiLevelType w:val="hybridMultilevel"/>
     <w:tmpl w:val="09C05A0C"/>
@@ -4942,7 +3745,7 @@
         <w:ind w:left="720" w:hanging="360"/>
       </w:pPr>
       <w:rPr>
-        <w:rFonts w:hint="default" w:ascii="Symbol" w:hAnsi="Symbol"/>
+        <w:rFonts w:ascii="Symbol" w:hAnsi="Symbol" w:hint="default"/>
       </w:rPr>
     </w:lvl>
     <w:lvl w:ilvl="1" w:tplc="08090003" w:tentative="1">
@@ -4954,7 +3757,7 @@
         <w:ind w:left="1440" w:hanging="360"/>
       </w:pPr>
       <w:rPr>
-        <w:rFonts w:hint="default" w:ascii="Courier New" w:hAnsi="Courier New" w:cs="Courier New"/>
+        <w:rFonts w:ascii="Courier New" w:hAnsi="Courier New" w:cs="Courier New" w:hint="default"/>
       </w:rPr>
     </w:lvl>
     <w:lvl w:ilvl="2" w:tplc="08090005" w:tentative="1">
@@ -4966,7 +3769,7 @@
         <w:ind w:left="2160" w:hanging="360"/>
       </w:pPr>
       <w:rPr>
-        <w:rFonts w:hint="default" w:ascii="Wingdings" w:hAnsi="Wingdings"/>
+        <w:rFonts w:ascii="Wingdings" w:hAnsi="Wingdings" w:hint="default"/>
       </w:rPr>
     </w:lvl>
     <w:lvl w:ilvl="3" w:tplc="08090001" w:tentative="1">
@@ -4978,7 +3781,7 @@
         <w:ind w:left="2880" w:hanging="360"/>
       </w:pPr>
       <w:rPr>
-        <w:rFonts w:hint="default" w:ascii="Symbol" w:hAnsi="Symbol"/>
+        <w:rFonts w:ascii="Symbol" w:hAnsi="Symbol" w:hint="default"/>
       </w:rPr>
     </w:lvl>
     <w:lvl w:ilvl="4" w:tplc="08090003" w:tentative="1">
@@ -4990,7 +3793,7 @@
         <w:ind w:left="3600" w:hanging="360"/>
       </w:pPr>
       <w:rPr>
-        <w:rFonts w:hint="default" w:ascii="Courier New" w:hAnsi="Courier New" w:cs="Courier New"/>
+        <w:rFonts w:ascii="Courier New" w:hAnsi="Courier New" w:cs="Courier New" w:hint="default"/>
       </w:rPr>
     </w:lvl>
     <w:lvl w:ilvl="5" w:tplc="08090005" w:tentative="1">
@@ -5002,7 +3805,7 @@
         <w:ind w:left="4320" w:hanging="360"/>
       </w:pPr>
       <w:rPr>
-        <w:rFonts w:hint="default" w:ascii="Wingdings" w:hAnsi="Wingdings"/>
+        <w:rFonts w:ascii="Wingdings" w:hAnsi="Wingdings" w:hint="default"/>
       </w:rPr>
     </w:lvl>
     <w:lvl w:ilvl="6" w:tplc="08090001" w:tentative="1">
@@ -5014,7 +3817,7 @@
         <w:ind w:left="5040" w:hanging="360"/>
       </w:pPr>
       <w:rPr>
-        <w:rFonts w:hint="default" w:ascii="Symbol" w:hAnsi="Symbol"/>
+        <w:rFonts w:ascii="Symbol" w:hAnsi="Symbol" w:hint="default"/>
       </w:rPr>
     </w:lvl>
     <w:lvl w:ilvl="7" w:tplc="08090003" w:tentative="1">
@@ -5026,7 +3829,7 @@
         <w:ind w:left="5760" w:hanging="360"/>
       </w:pPr>
       <w:rPr>
-        <w:rFonts w:hint="default" w:ascii="Courier New" w:hAnsi="Courier New" w:cs="Courier New"/>
+        <w:rFonts w:ascii="Courier New" w:hAnsi="Courier New" w:cs="Courier New" w:hint="default"/>
       </w:rPr>
     </w:lvl>
     <w:lvl w:ilvl="8" w:tplc="08090005" w:tentative="1">
@@ -5038,11 +3841,11 @@
         <w:ind w:left="6480" w:hanging="360"/>
       </w:pPr>
       <w:rPr>
-        <w:rFonts w:hint="default" w:ascii="Wingdings" w:hAnsi="Wingdings"/>
+        <w:rFonts w:ascii="Wingdings" w:hAnsi="Wingdings" w:hint="default"/>
       </w:rPr>
     </w:lvl>
   </w:abstractNum>
-  <w:abstractNum w:abstractNumId="10" w15:restartNumberingAfterBreak="0">
+  <w:abstractNum w:abstractNumId="11" w15:restartNumberingAfterBreak="0">
     <w:nsid w:val="5B412361"/>
     <w:multiLevelType w:val="hybridMultilevel"/>
     <w:tmpl w:val="EEA23F38"/>
@@ -5055,7 +3858,7 @@
         <w:ind w:left="720" w:hanging="360"/>
       </w:pPr>
       <w:rPr>
-        <w:rFonts w:hint="default" w:ascii="Symbol" w:hAnsi="Symbol"/>
+        <w:rFonts w:ascii="Symbol" w:hAnsi="Symbol" w:hint="default"/>
       </w:rPr>
     </w:lvl>
     <w:lvl w:ilvl="1" w:tplc="08090003" w:tentative="1">
@@ -5067,7 +3870,7 @@
         <w:ind w:left="1440" w:hanging="360"/>
       </w:pPr>
       <w:rPr>
-        <w:rFonts w:hint="default" w:ascii="Courier New" w:hAnsi="Courier New" w:cs="Courier New"/>
+        <w:rFonts w:ascii="Courier New" w:hAnsi="Courier New" w:cs="Courier New" w:hint="default"/>
       </w:rPr>
     </w:lvl>
     <w:lvl w:ilvl="2" w:tplc="08090005" w:tentative="1">
@@ -5079,7 +3882,7 @@
         <w:ind w:left="2160" w:hanging="360"/>
       </w:pPr>
       <w:rPr>
-        <w:rFonts w:hint="default" w:ascii="Wingdings" w:hAnsi="Wingdings"/>
+        <w:rFonts w:ascii="Wingdings" w:hAnsi="Wingdings" w:hint="default"/>
       </w:rPr>
     </w:lvl>
     <w:lvl w:ilvl="3" w:tplc="08090001" w:tentative="1">
@@ -5091,7 +3894,7 @@
         <w:ind w:left="2880" w:hanging="360"/>
       </w:pPr>
       <w:rPr>
-        <w:rFonts w:hint="default" w:ascii="Symbol" w:hAnsi="Symbol"/>
+        <w:rFonts w:ascii="Symbol" w:hAnsi="Symbol" w:hint="default"/>
       </w:rPr>
     </w:lvl>
     <w:lvl w:ilvl="4" w:tplc="08090003" w:tentative="1">
@@ -5103,7 +3906,7 @@
         <w:ind w:left="3600" w:hanging="360"/>
       </w:pPr>
       <w:rPr>
-        <w:rFonts w:hint="default" w:ascii="Courier New" w:hAnsi="Courier New" w:cs="Courier New"/>
+        <w:rFonts w:ascii="Courier New" w:hAnsi="Courier New" w:cs="Courier New" w:hint="default"/>
       </w:rPr>
     </w:lvl>
     <w:lvl w:ilvl="5" w:tplc="08090005" w:tentative="1">
@@ -5115,7 +3918,7 @@
         <w:ind w:left="4320" w:hanging="360"/>
       </w:pPr>
       <w:rPr>
-        <w:rFonts w:hint="default" w:ascii="Wingdings" w:hAnsi="Wingdings"/>
+        <w:rFonts w:ascii="Wingdings" w:hAnsi="Wingdings" w:hint="default"/>
       </w:rPr>
     </w:lvl>
     <w:lvl w:ilvl="6" w:tplc="08090001" w:tentative="1">
@@ -5127,7 +3930,7 @@
         <w:ind w:left="5040" w:hanging="360"/>
       </w:pPr>
       <w:rPr>
-        <w:rFonts w:hint="default" w:ascii="Symbol" w:hAnsi="Symbol"/>
+        <w:rFonts w:ascii="Symbol" w:hAnsi="Symbol" w:hint="default"/>
       </w:rPr>
     </w:lvl>
     <w:lvl w:ilvl="7" w:tplc="08090003" w:tentative="1">
@@ -5139,7 +3942,7 @@
         <w:ind w:left="5760" w:hanging="360"/>
       </w:pPr>
       <w:rPr>
-        <w:rFonts w:hint="default" w:ascii="Courier New" w:hAnsi="Courier New" w:cs="Courier New"/>
+        <w:rFonts w:ascii="Courier New" w:hAnsi="Courier New" w:cs="Courier New" w:hint="default"/>
       </w:rPr>
     </w:lvl>
     <w:lvl w:ilvl="8" w:tplc="08090005" w:tentative="1">
@@ -5151,47 +3954,160 @@
         <w:ind w:left="6480" w:hanging="360"/>
       </w:pPr>
       <w:rPr>
-        <w:rFonts w:hint="default" w:ascii="Wingdings" w:hAnsi="Wingdings"/>
+        <w:rFonts w:ascii="Wingdings" w:hAnsi="Wingdings" w:hint="default"/>
       </w:rPr>
     </w:lvl>
   </w:abstractNum>
-  <w:num w:numId="13">
+  <w:abstractNum w:abstractNumId="12" w15:restartNumberingAfterBreak="0">
+    <w:nsid w:val="6670605F"/>
+    <w:multiLevelType w:val="hybridMultilevel"/>
+    <w:tmpl w:val="C128D142"/>
+    <w:lvl w:ilvl="0" w:tplc="6A745526">
+      <w:start w:val="1"/>
+      <w:numFmt w:val="bullet"/>
+      <w:lvlText w:val=""/>
+      <w:lvlJc w:val="left"/>
+      <w:pPr>
+        <w:ind w:left="720" w:hanging="360"/>
+      </w:pPr>
+      <w:rPr>
+        <w:rFonts w:ascii="Symbol" w:hAnsi="Symbol" w:hint="default"/>
+      </w:rPr>
+    </w:lvl>
+    <w:lvl w:ilvl="1" w:tplc="EF6E0AAA">
+      <w:start w:val="1"/>
+      <w:numFmt w:val="bullet"/>
+      <w:lvlText w:val="o"/>
+      <w:lvlJc w:val="left"/>
+      <w:pPr>
+        <w:ind w:left="1440" w:hanging="360"/>
+      </w:pPr>
+      <w:rPr>
+        <w:rFonts w:ascii="Courier New" w:hAnsi="Courier New" w:hint="default"/>
+      </w:rPr>
+    </w:lvl>
+    <w:lvl w:ilvl="2" w:tplc="6CAC6004">
+      <w:start w:val="1"/>
+      <w:numFmt w:val="bullet"/>
+      <w:lvlText w:val=""/>
+      <w:lvlJc w:val="left"/>
+      <w:pPr>
+        <w:ind w:left="2160" w:hanging="360"/>
+      </w:pPr>
+      <w:rPr>
+        <w:rFonts w:ascii="Wingdings" w:hAnsi="Wingdings" w:hint="default"/>
+      </w:rPr>
+    </w:lvl>
+    <w:lvl w:ilvl="3" w:tplc="17E07278">
+      <w:start w:val="1"/>
+      <w:numFmt w:val="bullet"/>
+      <w:lvlText w:val=""/>
+      <w:lvlJc w:val="left"/>
+      <w:pPr>
+        <w:ind w:left="2880" w:hanging="360"/>
+      </w:pPr>
+      <w:rPr>
+        <w:rFonts w:ascii="Symbol" w:hAnsi="Symbol" w:hint="default"/>
+      </w:rPr>
+    </w:lvl>
+    <w:lvl w:ilvl="4" w:tplc="C98E082E">
+      <w:start w:val="1"/>
+      <w:numFmt w:val="bullet"/>
+      <w:lvlText w:val="o"/>
+      <w:lvlJc w:val="left"/>
+      <w:pPr>
+        <w:ind w:left="3600" w:hanging="360"/>
+      </w:pPr>
+      <w:rPr>
+        <w:rFonts w:ascii="Courier New" w:hAnsi="Courier New" w:hint="default"/>
+      </w:rPr>
+    </w:lvl>
+    <w:lvl w:ilvl="5" w:tplc="3DAE9EEE">
+      <w:start w:val="1"/>
+      <w:numFmt w:val="bullet"/>
+      <w:lvlText w:val=""/>
+      <w:lvlJc w:val="left"/>
+      <w:pPr>
+        <w:ind w:left="4320" w:hanging="360"/>
+      </w:pPr>
+      <w:rPr>
+        <w:rFonts w:ascii="Wingdings" w:hAnsi="Wingdings" w:hint="default"/>
+      </w:rPr>
+    </w:lvl>
+    <w:lvl w:ilvl="6" w:tplc="7EE6D83E">
+      <w:start w:val="1"/>
+      <w:numFmt w:val="bullet"/>
+      <w:lvlText w:val=""/>
+      <w:lvlJc w:val="left"/>
+      <w:pPr>
+        <w:ind w:left="5040" w:hanging="360"/>
+      </w:pPr>
+      <w:rPr>
+        <w:rFonts w:ascii="Symbol" w:hAnsi="Symbol" w:hint="default"/>
+      </w:rPr>
+    </w:lvl>
+    <w:lvl w:ilvl="7" w:tplc="67B28B1A">
+      <w:start w:val="1"/>
+      <w:numFmt w:val="bullet"/>
+      <w:lvlText w:val="o"/>
+      <w:lvlJc w:val="left"/>
+      <w:pPr>
+        <w:ind w:left="5760" w:hanging="360"/>
+      </w:pPr>
+      <w:rPr>
+        <w:rFonts w:ascii="Courier New" w:hAnsi="Courier New" w:hint="default"/>
+      </w:rPr>
+    </w:lvl>
+    <w:lvl w:ilvl="8" w:tplc="D4B0E7F4">
+      <w:start w:val="1"/>
+      <w:numFmt w:val="bullet"/>
+      <w:lvlText w:val=""/>
+      <w:lvlJc w:val="left"/>
+      <w:pPr>
+        <w:ind w:left="6480" w:hanging="360"/>
+      </w:pPr>
+      <w:rPr>
+        <w:rFonts w:ascii="Wingdings" w:hAnsi="Wingdings" w:hint="default"/>
+      </w:rPr>
+    </w:lvl>
+  </w:abstractNum>
+  <w:num w:numId="1" w16cid:durableId="777019245">
+    <w:abstractNumId w:val="5"/>
+  </w:num>
+  <w:num w:numId="2" w16cid:durableId="628513750">
     <w:abstractNumId w:val="12"/>
   </w:num>
-  <w:num w:numId="12">
+  <w:num w:numId="3" w16cid:durableId="943420367">
+    <w:abstractNumId w:val="3"/>
+  </w:num>
+  <w:num w:numId="4" w16cid:durableId="262036748">
+    <w:abstractNumId w:val="9"/>
+  </w:num>
+  <w:num w:numId="5" w16cid:durableId="1214318341">
+    <w:abstractNumId w:val="0"/>
+  </w:num>
+  <w:num w:numId="6" w16cid:durableId="887422995">
+    <w:abstractNumId w:val="2"/>
+  </w:num>
+  <w:num w:numId="7" w16cid:durableId="1262840225">
+    <w:abstractNumId w:val="4"/>
+  </w:num>
+  <w:num w:numId="8" w16cid:durableId="377247904">
+    <w:abstractNumId w:val="7"/>
+  </w:num>
+  <w:num w:numId="9" w16cid:durableId="1678538570">
+    <w:abstractNumId w:val="6"/>
+  </w:num>
+  <w:num w:numId="10" w16cid:durableId="33161521">
     <w:abstractNumId w:val="11"/>
   </w:num>
-  <w:num w:numId="1" w16cid:durableId="943420367">
-    <w:abstractNumId w:val="3"/>
-  </w:num>
-  <w:num w:numId="2" w16cid:durableId="262036748">
+  <w:num w:numId="11" w16cid:durableId="1858419597">
     <w:abstractNumId w:val="8"/>
   </w:num>
-  <w:num w:numId="3" w16cid:durableId="1214318341">
-    <w:abstractNumId w:val="0"/>
-  </w:num>
-  <w:num w:numId="4" w16cid:durableId="887422995">
-    <w:abstractNumId w:val="2"/>
-  </w:num>
-  <w:num w:numId="5" w16cid:durableId="1262840225">
-    <w:abstractNumId w:val="4"/>
-  </w:num>
-  <w:num w:numId="6" w16cid:durableId="377247904">
-    <w:abstractNumId w:val="6"/>
-  </w:num>
-  <w:num w:numId="7" w16cid:durableId="1678538570">
-    <w:abstractNumId w:val="5"/>
-  </w:num>
-  <w:num w:numId="8" w16cid:durableId="33161521">
+  <w:num w:numId="12" w16cid:durableId="951546355">
     <w:abstractNumId w:val="10"/>
   </w:num>
-  <w:num w:numId="9" w16cid:durableId="1858419597">
-    <w:abstractNumId w:val="7"/>
-  </w:num>
-  <w:num w:numId="10" w16cid:durableId="951546355">
-    <w:abstractNumId w:val="9"/>
-  </w:num>
-  <w:num w:numId="11" w16cid:durableId="525367023">
+  <w:num w:numId="13" w16cid:durableId="525367023">
     <w:abstractNumId w:val="1"/>
   </w:num>
 </w:numbering>
@@ -5202,7 +4118,7 @@
   <w:docDefaults>
     <w:rPrDefault>
       <w:rPr>
-        <w:rFonts w:asciiTheme="minorHAnsi" w:hAnsiTheme="minorHAnsi" w:eastAsiaTheme="minorHAnsi" w:cstheme="minorBidi"/>
+        <w:rFonts w:asciiTheme="minorHAnsi" w:eastAsiaTheme="minorHAnsi" w:hAnsiTheme="minorHAnsi" w:cstheme="minorBidi"/>
         <w:kern w:val="2"/>
         <w:sz w:val="24"/>
         <w:szCs w:val="24"/>
@@ -5215,14 +4131,14 @@
   <w:latentStyles w:defLockedState="0" w:defUIPriority="99" w:defSemiHidden="0" w:defUnhideWhenUsed="0" w:defQFormat="0" w:count="376">
     <w:lsdException w:name="Normal" w:uiPriority="0" w:qFormat="1"/>
     <w:lsdException w:name="heading 1" w:uiPriority="9" w:qFormat="1"/>
-    <w:lsdException w:name="heading 2" w:uiPriority="9" w:semiHidden="1" w:unhideWhenUsed="1" w:qFormat="1"/>
-    <w:lsdException w:name="heading 3" w:uiPriority="9" w:semiHidden="1" w:unhideWhenUsed="1" w:qFormat="1"/>
-    <w:lsdException w:name="heading 4" w:uiPriority="9" w:semiHidden="1" w:unhideWhenUsed="1" w:qFormat="1"/>
-    <w:lsdException w:name="heading 5" w:uiPriority="9" w:semiHidden="1" w:unhideWhenUsed="1" w:qFormat="1"/>
-    <w:lsdException w:name="heading 6" w:uiPriority="9" w:semiHidden="1" w:unhideWhenUsed="1" w:qFormat="1"/>
-    <w:lsdException w:name="heading 7" w:uiPriority="9" w:semiHidden="1" w:unhideWhenUsed="1" w:qFormat="1"/>
-    <w:lsdException w:name="heading 8" w:uiPriority="9" w:semiHidden="1" w:unhideWhenUsed="1" w:qFormat="1"/>
-    <w:lsdException w:name="heading 9" w:uiPriority="9" w:semiHidden="1" w:unhideWhenUsed="1" w:qFormat="1"/>
+    <w:lsdException w:name="heading 2" w:semiHidden="1" w:uiPriority="9" w:unhideWhenUsed="1" w:qFormat="1"/>
+    <w:lsdException w:name="heading 3" w:semiHidden="1" w:uiPriority="9" w:unhideWhenUsed="1" w:qFormat="1"/>
+    <w:lsdException w:name="heading 4" w:semiHidden="1" w:uiPriority="9" w:unhideWhenUsed="1" w:qFormat="1"/>
+    <w:lsdException w:name="heading 5" w:semiHidden="1" w:uiPriority="9" w:unhideWhenUsed="1" w:qFormat="1"/>
+    <w:lsdException w:name="heading 6" w:semiHidden="1" w:uiPriority="9" w:unhideWhenUsed="1" w:qFormat="1"/>
+    <w:lsdException w:name="heading 7" w:semiHidden="1" w:uiPriority="9" w:unhideWhenUsed="1" w:qFormat="1"/>
+    <w:lsdException w:name="heading 8" w:semiHidden="1" w:uiPriority="9" w:unhideWhenUsed="1" w:qFormat="1"/>
+    <w:lsdException w:name="heading 9" w:semiHidden="1" w:uiPriority="9" w:unhideWhenUsed="1" w:qFormat="1"/>
     <w:lsdException w:name="index 1" w:semiHidden="1" w:unhideWhenUsed="1"/>
     <w:lsdException w:name="index 2" w:semiHidden="1" w:unhideWhenUsed="1"/>
     <w:lsdException w:name="index 3" w:semiHidden="1" w:unhideWhenUsed="1"/>
@@ -5232,22 +4148,22 @@
     <w:lsdException w:name="index 7" w:semiHidden="1" w:unhideWhenUsed="1"/>
     <w:lsdException w:name="index 8" w:semiHidden="1" w:unhideWhenUsed="1"/>
     <w:lsdException w:name="index 9" w:semiHidden="1" w:unhideWhenUsed="1"/>
-    <w:lsdException w:name="toc 1" w:uiPriority="39" w:semiHidden="1" w:unhideWhenUsed="1"/>
-    <w:lsdException w:name="toc 2" w:uiPriority="39" w:semiHidden="1" w:unhideWhenUsed="1"/>
-    <w:lsdException w:name="toc 3" w:uiPriority="39" w:semiHidden="1" w:unhideWhenUsed="1"/>
-    <w:lsdException w:name="toc 4" w:uiPriority="39" w:semiHidden="1" w:unhideWhenUsed="1"/>
-    <w:lsdException w:name="toc 5" w:uiPriority="39" w:semiHidden="1" w:unhideWhenUsed="1"/>
-    <w:lsdException w:name="toc 6" w:uiPriority="39" w:semiHidden="1" w:unhideWhenUsed="1"/>
-    <w:lsdException w:name="toc 7" w:uiPriority="39" w:semiHidden="1" w:unhideWhenUsed="1"/>
-    <w:lsdException w:name="toc 8" w:uiPriority="39" w:semiHidden="1" w:unhideWhenUsed="1"/>
-    <w:lsdException w:name="toc 9" w:uiPriority="39" w:semiHidden="1" w:unhideWhenUsed="1"/>
+    <w:lsdException w:name="toc 1" w:semiHidden="1" w:uiPriority="39" w:unhideWhenUsed="1"/>
+    <w:lsdException w:name="toc 2" w:semiHidden="1" w:uiPriority="39" w:unhideWhenUsed="1"/>
+    <w:lsdException w:name="toc 3" w:semiHidden="1" w:uiPriority="39" w:unhideWhenUsed="1"/>
+    <w:lsdException w:name="toc 4" w:semiHidden="1" w:uiPriority="39" w:unhideWhenUsed="1"/>
+    <w:lsdException w:name="toc 5" w:semiHidden="1" w:uiPriority="39" w:unhideWhenUsed="1"/>
+    <w:lsdException w:name="toc 6" w:semiHidden="1" w:uiPriority="39" w:unhideWhenUsed="1"/>
+    <w:lsdException w:name="toc 7" w:semiHidden="1" w:uiPriority="39" w:unhideWhenUsed="1"/>
+    <w:lsdException w:name="toc 8" w:semiHidden="1" w:uiPriority="39" w:unhideWhenUsed="1"/>
+    <w:lsdException w:name="toc 9" w:semiHidden="1" w:uiPriority="39" w:unhideWhenUsed="1"/>
     <w:lsdException w:name="Normal Indent" w:semiHidden="1" w:unhideWhenUsed="1"/>
     <w:lsdException w:name="footnote text" w:semiHidden="1" w:unhideWhenUsed="1"/>
     <w:lsdException w:name="annotation text" w:semiHidden="1" w:unhideWhenUsed="1"/>
     <w:lsdException w:name="header" w:semiHidden="1" w:unhideWhenUsed="1"/>
     <w:lsdException w:name="footer" w:semiHidden="1" w:unhideWhenUsed="1"/>
     <w:lsdException w:name="index heading" w:semiHidden="1" w:unhideWhenUsed="1"/>
-    <w:lsdException w:name="caption" w:uiPriority="35" w:semiHidden="1" w:unhideWhenUsed="1" w:qFormat="1"/>
+    <w:lsdException w:name="caption" w:semiHidden="1" w:uiPriority="35" w:unhideWhenUsed="1" w:qFormat="1"/>
     <w:lsdException w:name="table of figures" w:semiHidden="1" w:unhideWhenUsed="1"/>
     <w:lsdException w:name="envelope address" w:semiHidden="1" w:unhideWhenUsed="1"/>
     <w:lsdException w:name="envelope return" w:semiHidden="1" w:unhideWhenUsed="1"/>
@@ -5278,7 +4194,7 @@
     <w:lsdException w:name="Title" w:uiPriority="10" w:qFormat="1"/>
     <w:lsdException w:name="Closing" w:semiHidden="1" w:unhideWhenUsed="1"/>
     <w:lsdException w:name="Signature" w:semiHidden="1" w:unhideWhenUsed="1"/>
-    <w:lsdException w:name="Default Paragraph Font" w:uiPriority="1" w:semiHidden="1" w:unhideWhenUsed="1"/>
+    <w:lsdException w:name="Default Paragraph Font" w:semiHidden="1" w:uiPriority="1" w:unhideWhenUsed="1"/>
     <w:lsdException w:name="Body Text" w:semiHidden="1" w:unhideWhenUsed="1"/>
     <w:lsdException w:name="Body Text Indent" w:semiHidden="1" w:unhideWhenUsed="1"/>
     <w:lsdException w:name="List Continue" w:semiHidden="1" w:unhideWhenUsed="1"/>
@@ -5478,8 +4394,8 @@
     <w:lsdException w:name="Subtle Reference" w:uiPriority="31" w:qFormat="1"/>
     <w:lsdException w:name="Intense Reference" w:uiPriority="32" w:qFormat="1"/>
     <w:lsdException w:name="Book Title" w:uiPriority="33" w:qFormat="1"/>
-    <w:lsdException w:name="Bibliography" w:uiPriority="37" w:semiHidden="1" w:unhideWhenUsed="1"/>
-    <w:lsdException w:name="TOC Heading" w:uiPriority="39" w:semiHidden="1" w:unhideWhenUsed="1" w:qFormat="1"/>
+    <w:lsdException w:name="Bibliography" w:semiHidden="1" w:uiPriority="37" w:unhideWhenUsed="1"/>
+    <w:lsdException w:name="TOC Heading" w:semiHidden="1" w:uiPriority="39" w:unhideWhenUsed="1" w:qFormat="1"/>
     <w:lsdException w:name="Plain Table 1" w:uiPriority="41"/>
     <w:lsdException w:name="Plain Table 2" w:uiPriority="42"/>
     <w:lsdException w:name="Plain Table 3" w:uiPriority="43"/>
@@ -5590,7 +4506,7 @@
     <w:lsdException w:name="Unresolved Mention" w:semiHidden="1" w:unhideWhenUsed="1"/>
     <w:lsdException w:name="Smart Link" w:semiHidden="1" w:unhideWhenUsed="1"/>
   </w:latentStyles>
-  <w:style w:type="paragraph" w:styleId="Normal" w:default="1">
+  <w:style w:type="paragraph" w:default="1" w:styleId="Normal">
     <w:name w:val="Normal"/>
     <w:qFormat/>
   </w:style>
@@ -5609,7 +4525,7 @@
       <w:outlineLvl w:val="0"/>
     </w:pPr>
     <w:rPr>
-      <w:rFonts w:asciiTheme="majorHAnsi" w:hAnsiTheme="majorHAnsi" w:eastAsiaTheme="majorEastAsia" w:cstheme="majorBidi"/>
+      <w:rFonts w:asciiTheme="majorHAnsi" w:eastAsiaTheme="majorEastAsia" w:hAnsiTheme="majorHAnsi" w:cstheme="majorBidi"/>
       <w:color w:val="0F4761" w:themeColor="accent1" w:themeShade="BF"/>
       <w:sz w:val="40"/>
       <w:szCs w:val="40"/>
@@ -5632,7 +4548,7 @@
       <w:outlineLvl w:val="1"/>
     </w:pPr>
     <w:rPr>
-      <w:rFonts w:asciiTheme="majorHAnsi" w:hAnsiTheme="majorHAnsi" w:eastAsiaTheme="majorEastAsia" w:cstheme="majorBidi"/>
+      <w:rFonts w:asciiTheme="majorHAnsi" w:eastAsiaTheme="majorEastAsia" w:hAnsiTheme="majorHAnsi" w:cstheme="majorBidi"/>
       <w:color w:val="0F4761" w:themeColor="accent1" w:themeShade="BF"/>
       <w:sz w:val="32"/>
       <w:szCs w:val="32"/>
@@ -5791,13 +4707,13 @@
       <w:color w:val="272727" w:themeColor="text1" w:themeTint="D8"/>
     </w:rPr>
   </w:style>
-  <w:style w:type="character" w:styleId="DefaultParagraphFont" w:default="1">
+  <w:style w:type="character" w:default="1" w:styleId="DefaultParagraphFont">
     <w:name w:val="Default Paragraph Font"/>
     <w:uiPriority w:val="1"/>
     <w:semiHidden/>
     <w:unhideWhenUsed/>
   </w:style>
-  <w:style w:type="table" w:styleId="TableNormal" w:default="1">
+  <w:style w:type="table" w:default="1" w:styleId="TableNormal">
     <w:name w:val="Normal Table"/>
     <w:uiPriority w:val="99"/>
     <w:semiHidden/>
@@ -5812,26 +4728,26 @@
       </w:tblCellMar>
     </w:tblPr>
   </w:style>
-  <w:style w:type="numbering" w:styleId="NoList" w:default="1">
+  <w:style w:type="numbering" w:default="1" w:styleId="NoList">
     <w:name w:val="No List"/>
     <w:uiPriority w:val="99"/>
     <w:semiHidden/>
     <w:unhideWhenUsed/>
   </w:style>
-  <w:style w:type="character" w:styleId="Heading1Char" w:customStyle="1">
+  <w:style w:type="character" w:customStyle="1" w:styleId="Heading1Char">
     <w:name w:val="Heading 1 Char"/>
     <w:basedOn w:val="DefaultParagraphFont"/>
     <w:link w:val="Heading1"/>
     <w:uiPriority w:val="9"/>
     <w:rsid w:val="00FE0A8E"/>
     <w:rPr>
-      <w:rFonts w:asciiTheme="majorHAnsi" w:hAnsiTheme="majorHAnsi" w:eastAsiaTheme="majorEastAsia" w:cstheme="majorBidi"/>
+      <w:rFonts w:asciiTheme="majorHAnsi" w:eastAsiaTheme="majorEastAsia" w:hAnsiTheme="majorHAnsi" w:cstheme="majorBidi"/>
       <w:color w:val="0F4761" w:themeColor="accent1" w:themeShade="BF"/>
       <w:sz w:val="40"/>
       <w:szCs w:val="40"/>
     </w:rPr>
   </w:style>
-  <w:style w:type="character" w:styleId="Heading2Char" w:customStyle="1">
+  <w:style w:type="character" w:customStyle="1" w:styleId="Heading2Char">
     <w:name w:val="Heading 2 Char"/>
     <w:basedOn w:val="DefaultParagraphFont"/>
     <w:link w:val="Heading2"/>
@@ -5839,13 +4755,13 @@
     <w:semiHidden/>
     <w:rsid w:val="00FE0A8E"/>
     <w:rPr>
-      <w:rFonts w:asciiTheme="majorHAnsi" w:hAnsiTheme="majorHAnsi" w:eastAsiaTheme="majorEastAsia" w:cstheme="majorBidi"/>
+      <w:rFonts w:asciiTheme="majorHAnsi" w:eastAsiaTheme="majorEastAsia" w:hAnsiTheme="majorHAnsi" w:cstheme="majorBidi"/>
       <w:color w:val="0F4761" w:themeColor="accent1" w:themeShade="BF"/>
       <w:sz w:val="32"/>
       <w:szCs w:val="32"/>
     </w:rPr>
   </w:style>
-  <w:style w:type="character" w:styleId="Heading3Char" w:customStyle="1">
+  <w:style w:type="character" w:customStyle="1" w:styleId="Heading3Char">
     <w:name w:val="Heading 3 Char"/>
     <w:basedOn w:val="DefaultParagraphFont"/>
     <w:link w:val="Heading3"/>
@@ -5859,7 +4775,7 @@
       <w:szCs w:val="28"/>
     </w:rPr>
   </w:style>
-  <w:style w:type="character" w:styleId="Heading4Char" w:customStyle="1">
+  <w:style w:type="character" w:customStyle="1" w:styleId="Heading4Char">
     <w:name w:val="Heading 4 Char"/>
     <w:basedOn w:val="DefaultParagraphFont"/>
     <w:link w:val="Heading4"/>
@@ -5873,7 +4789,7 @@
       <w:color w:val="0F4761" w:themeColor="accent1" w:themeShade="BF"/>
     </w:rPr>
   </w:style>
-  <w:style w:type="character" w:styleId="Heading5Char" w:customStyle="1">
+  <w:style w:type="character" w:customStyle="1" w:styleId="Heading5Char">
     <w:name w:val="Heading 5 Char"/>
     <w:basedOn w:val="DefaultParagraphFont"/>
     <w:link w:val="Heading5"/>
@@ -5885,7 +4801,7 @@
       <w:color w:val="0F4761" w:themeColor="accent1" w:themeShade="BF"/>
     </w:rPr>
   </w:style>
-  <w:style w:type="character" w:styleId="Heading6Char" w:customStyle="1">
+  <w:style w:type="character" w:customStyle="1" w:styleId="Heading6Char">
     <w:name w:val="Heading 6 Char"/>
     <w:basedOn w:val="DefaultParagraphFont"/>
     <w:link w:val="Heading6"/>
@@ -5899,7 +4815,7 @@
       <w:color w:val="595959" w:themeColor="text1" w:themeTint="A6"/>
     </w:rPr>
   </w:style>
-  <w:style w:type="character" w:styleId="Heading7Char" w:customStyle="1">
+  <w:style w:type="character" w:customStyle="1" w:styleId="Heading7Char">
     <w:name w:val="Heading 7 Char"/>
     <w:basedOn w:val="DefaultParagraphFont"/>
     <w:link w:val="Heading7"/>
@@ -5911,7 +4827,7 @@
       <w:color w:val="595959" w:themeColor="text1" w:themeTint="A6"/>
     </w:rPr>
   </w:style>
-  <w:style w:type="character" w:styleId="Heading8Char" w:customStyle="1">
+  <w:style w:type="character" w:customStyle="1" w:styleId="Heading8Char">
     <w:name w:val="Heading 8 Char"/>
     <w:basedOn w:val="DefaultParagraphFont"/>
     <w:link w:val="Heading8"/>
@@ -5925,7 +4841,7 @@
       <w:color w:val="272727" w:themeColor="text1" w:themeTint="D8"/>
     </w:rPr>
   </w:style>
-  <w:style w:type="character" w:styleId="Heading9Char" w:customStyle="1">
+  <w:style w:type="character" w:customStyle="1" w:styleId="Heading9Char">
     <w:name w:val="Heading 9 Char"/>
     <w:basedOn w:val="DefaultParagraphFont"/>
     <w:link w:val="Heading9"/>
@@ -5950,21 +4866,21 @@
       <w:contextualSpacing/>
     </w:pPr>
     <w:rPr>
-      <w:rFonts w:asciiTheme="majorHAnsi" w:hAnsiTheme="majorHAnsi" w:eastAsiaTheme="majorEastAsia" w:cstheme="majorBidi"/>
+      <w:rFonts w:asciiTheme="majorHAnsi" w:eastAsiaTheme="majorEastAsia" w:hAnsiTheme="majorHAnsi" w:cstheme="majorBidi"/>
       <w:spacing w:val="-10"/>
       <w:kern w:val="28"/>
       <w:sz w:val="56"/>
       <w:szCs w:val="56"/>
     </w:rPr>
   </w:style>
-  <w:style w:type="character" w:styleId="TitleChar" w:customStyle="1">
+  <w:style w:type="character" w:customStyle="1" w:styleId="TitleChar">
     <w:name w:val="Title Char"/>
     <w:basedOn w:val="DefaultParagraphFont"/>
     <w:link w:val="Title"/>
     <w:uiPriority w:val="10"/>
     <w:rsid w:val="00FE0A8E"/>
     <w:rPr>
-      <w:rFonts w:asciiTheme="majorHAnsi" w:hAnsiTheme="majorHAnsi" w:eastAsiaTheme="majorEastAsia" w:cstheme="majorBidi"/>
+      <w:rFonts w:asciiTheme="majorHAnsi" w:eastAsiaTheme="majorEastAsia" w:hAnsiTheme="majorHAnsi" w:cstheme="majorBidi"/>
       <w:spacing w:val="-10"/>
       <w:kern w:val="28"/>
       <w:sz w:val="56"/>
@@ -5993,7 +4909,7 @@
       <w:szCs w:val="28"/>
     </w:rPr>
   </w:style>
-  <w:style w:type="character" w:styleId="SubtitleChar" w:customStyle="1">
+  <w:style w:type="character" w:customStyle="1" w:styleId="SubtitleChar">
     <w:name w:val="Subtitle Char"/>
     <w:basedOn w:val="DefaultParagraphFont"/>
     <w:link w:val="Subtitle"/>
@@ -6025,7 +4941,7 @@
       <w:color w:val="404040" w:themeColor="text1" w:themeTint="BF"/>
     </w:rPr>
   </w:style>
-  <w:style w:type="character" w:styleId="QuoteChar" w:customStyle="1">
+  <w:style w:type="character" w:customStyle="1" w:styleId="QuoteChar">
     <w:name w:val="Quote Char"/>
     <w:basedOn w:val="DefaultParagraphFont"/>
     <w:link w:val="Quote"/>
@@ -6070,8 +4986,8 @@
     <w:rsid w:val="00FE0A8E"/>
     <w:pPr>
       <w:pBdr>
-        <w:top w:val="single" w:color="0F4761" w:themeColor="accent1" w:themeShade="BF" w:sz="4" w:space="10"/>
-        <w:bottom w:val="single" w:color="0F4761" w:themeColor="accent1" w:themeShade="BF" w:sz="4" w:space="10"/>
+        <w:top w:val="single" w:sz="4" w:space="10" w:color="0F4761" w:themeColor="accent1" w:themeShade="BF"/>
+        <w:bottom w:val="single" w:sz="4" w:space="10" w:color="0F4761" w:themeColor="accent1" w:themeShade="BF"/>
       </w:pBdr>
       <w:spacing w:before="360" w:after="360"/>
       <w:ind w:left="864" w:right="864"/>
@@ -6083,7 +4999,7 @@
       <w:color w:val="0F4761" w:themeColor="accent1" w:themeShade="BF"/>
     </w:rPr>
   </w:style>
-  <w:style w:type="character" w:styleId="IntenseQuoteChar" w:customStyle="1">
+  <w:style w:type="character" w:customStyle="1" w:styleId="IntenseQuoteChar">
     <w:name w:val="Intense Quote Char"/>
     <w:basedOn w:val="DefaultParagraphFont"/>
     <w:link w:val="IntenseQuote"/>
@@ -6110,9 +5026,9 @@
     </w:rPr>
   </w:style>
   <w:style w:type="character" w:styleId="Hyperlink">
-    <w:uiPriority w:val="99"/>
     <w:name w:val="Hyperlink"/>
     <w:basedOn w:val="DefaultParagraphFont"/>
+    <w:uiPriority w:val="99"/>
     <w:unhideWhenUsed/>
     <w:rsid w:val="385F87EC"/>
     <w:rPr>
@@ -6124,7 +5040,7 @@
 </file>
 
 <file path=word/theme/theme1.xml><?xml version="1.0" encoding="utf-8"?>
-<a:theme xmlns:a="http://schemas.openxmlformats.org/drawingml/2006/main" xmlns:thm15="http://schemas.microsoft.com/office/thememl/2012/main" name="Office Theme">
+<a:theme xmlns:a="http://schemas.openxmlformats.org/drawingml/2006/main" name="Office Theme">
   <a:themeElements>
     <a:clrScheme name="Office">
       <a:dk1>

--- a/Metrics.docx
+++ b/Metrics.docx
@@ -2177,7 +2177,21 @@
             <w:rStyle w:val="Hyperlink"/>
             <w:highlight w:val="yellow"/>
           </w:rPr>
-          <w:t>See this page</w:t>
+          <w:t>Se</w:t>
+        </w:r>
+        <w:r>
+          <w:rPr>
+            <w:rStyle w:val="Hyperlink"/>
+            <w:highlight w:val="yellow"/>
+          </w:rPr>
+          <w:t>e</w:t>
+        </w:r>
+        <w:r>
+          <w:rPr>
+            <w:rStyle w:val="Hyperlink"/>
+            <w:highlight w:val="yellow"/>
+          </w:rPr>
+          <w:t xml:space="preserve"> this page</w:t>
         </w:r>
       </w:hyperlink>
       <w:r>
@@ -2201,14 +2215,12 @@
         <w:rPr>
           <w:b/>
           <w:bCs/>
-          <w:highlight w:val="yellow"/>
         </w:rPr>
       </w:pPr>
       <w:r>
         <w:rPr>
           <w:b/>
           <w:bCs/>
-          <w:highlight w:val="yellow"/>
         </w:rPr>
         <w:t>Where to begin</w:t>
       </w:r>
@@ -2221,32 +2233,17 @@
           <w:numId w:val="1"/>
         </w:numPr>
         <w:spacing w:line="259" w:lineRule="auto"/>
-        <w:rPr>
-          <w:highlight w:val="yellow"/>
-        </w:rPr>
-      </w:pPr>
-      <w:r>
-        <w:rPr>
-          <w:highlight w:val="yellow"/>
-        </w:rPr>
+      </w:pPr>
+      <w:r>
         <w:t>I think a good starting point would be to write a scrip</w:t>
       </w:r>
       <w:r>
-        <w:rPr>
-          <w:highlight w:val="yellow"/>
-        </w:rPr>
         <w:t>t</w:t>
       </w:r>
       <w:r>
-        <w:rPr>
-          <w:highlight w:val="yellow"/>
-        </w:rPr>
         <w:t xml:space="preserve"> to make a big table</w:t>
       </w:r>
       <w:r>
-        <w:rPr>
-          <w:highlight w:val="yellow"/>
-        </w:rPr>
         <w:t>:</w:t>
       </w:r>
     </w:p>
@@ -2258,14 +2255,8 @@
           <w:numId w:val="1"/>
         </w:numPr>
         <w:spacing w:line="259" w:lineRule="auto"/>
-        <w:rPr>
-          <w:highlight w:val="yellow"/>
-        </w:rPr>
-      </w:pPr>
-      <w:r>
-        <w:rPr>
-          <w:highlight w:val="yellow"/>
-        </w:rPr>
+      </w:pPr>
+      <w:r>
         <w:t>Inputs: FASTQ read set and FASTA reference genome</w:t>
       </w:r>
     </w:p>
@@ -2277,14 +2268,8 @@
           <w:numId w:val="1"/>
         </w:numPr>
         <w:spacing w:line="259" w:lineRule="auto"/>
-        <w:rPr>
-          <w:highlight w:val="yellow"/>
-        </w:rPr>
-      </w:pPr>
-      <w:r>
-        <w:rPr>
-          <w:highlight w:val="yellow"/>
-        </w:rPr>
+      </w:pPr>
+      <w:r>
         <w:lastRenderedPageBreak/>
         <w:t>Process:</w:t>
       </w:r>
@@ -2297,21 +2282,12 @@
           <w:numId w:val="1"/>
         </w:numPr>
         <w:spacing w:line="259" w:lineRule="auto"/>
-        <w:rPr>
-          <w:highlight w:val="yellow"/>
-        </w:rPr>
-      </w:pPr>
-      <w:r>
-        <w:rPr>
-          <w:highlight w:val="yellow"/>
-        </w:rPr>
+      </w:pPr>
+      <w:r>
         <w:t>Aligns the reads to the reference: minimap2 –c –</w:t>
       </w:r>
       <w:proofErr w:type="spellStart"/>
       <w:r>
-        <w:rPr>
-          <w:highlight w:val="yellow"/>
-        </w:rPr>
         <w:t>eqx</w:t>
       </w:r>
       <w:proofErr w:type="spellEnd"/>
@@ -2324,14 +2300,8 @@
           <w:numId w:val="1"/>
         </w:numPr>
         <w:spacing w:line="259" w:lineRule="auto"/>
-        <w:rPr>
-          <w:highlight w:val="yellow"/>
-        </w:rPr>
-      </w:pPr>
-      <w:r>
-        <w:rPr>
-          <w:highlight w:val="yellow"/>
-        </w:rPr>
+      </w:pPr>
+      <w:r>
         <w:t>Processes the alignments to get per-read values. Will be simple when the read just has a single alignment (most reads). You’ll need to think about how to best deal with reads with multiple alignments.</w:t>
       </w:r>
     </w:p>
@@ -2343,14 +2313,8 @@
           <w:numId w:val="1"/>
         </w:numPr>
         <w:spacing w:line="259" w:lineRule="auto"/>
-        <w:rPr>
-          <w:highlight w:val="yellow"/>
-        </w:rPr>
-      </w:pPr>
-      <w:r>
-        <w:rPr>
-          <w:highlight w:val="yellow"/>
-        </w:rPr>
+      </w:pPr>
+      <w:r>
         <w:t>Output: a table of read data (one row per read) with these columns:</w:t>
       </w:r>
     </w:p>
@@ -2362,15 +2326,29 @@
           <w:numId w:val="1"/>
         </w:numPr>
         <w:spacing w:line="259" w:lineRule="auto"/>
-        <w:rPr>
-          <w:highlight w:val="yellow"/>
-        </w:rPr>
-      </w:pPr>
-      <w:r>
-        <w:rPr>
-          <w:highlight w:val="yellow"/>
-        </w:rPr>
+      </w:pPr>
+      <w:r>
         <w:t>Read length</w:t>
+      </w:r>
+      <w:r>
+        <w:t xml:space="preserve"> (</w:t>
+      </w:r>
+      <w:proofErr w:type="spellStart"/>
+      <w:r>
+        <w:t>paf</w:t>
+      </w:r>
+      <w:proofErr w:type="spellEnd"/>
+      <w:r>
+        <w:t>)</w:t>
+      </w:r>
+      <w:r>
+        <w:t xml:space="preserve"> </w:t>
+      </w:r>
+      <w:r>
+        <w:rPr>
+          <w:rFonts w:ascii="Apple Color Emoji" w:hAnsi="Apple Color Emoji"/>
+        </w:rPr>
+        <w:t>✅</w:t>
       </w:r>
     </w:p>
     <w:p>
@@ -2381,24 +2359,38 @@
           <w:numId w:val="1"/>
         </w:numPr>
         <w:spacing w:line="259" w:lineRule="auto"/>
-        <w:rPr>
-          <w:highlight w:val="yellow"/>
-        </w:rPr>
-      </w:pPr>
-      <w:r>
-        <w:rPr>
-          <w:highlight w:val="yellow"/>
-        </w:rPr>
+      </w:pPr>
+      <w:r>
         <w:t xml:space="preserve">Mean read </w:t>
       </w:r>
       <w:proofErr w:type="spellStart"/>
       <w:r>
-        <w:rPr>
-          <w:highlight w:val="yellow"/>
-        </w:rPr>
         <w:t>qscore</w:t>
       </w:r>
       <w:proofErr w:type="spellEnd"/>
+      <w:r>
+        <w:t xml:space="preserve"> (</w:t>
+      </w:r>
+      <w:proofErr w:type="spellStart"/>
+      <w:r>
+        <w:t>fast</w:t>
+      </w:r>
+      <w:r>
+        <w:t>q</w:t>
+      </w:r>
+      <w:proofErr w:type="spellEnd"/>
+      <w:r>
+        <w:t>)</w:t>
+      </w:r>
+      <w:r>
+        <w:t xml:space="preserve"> </w:t>
+      </w:r>
+      <w:r>
+        <w:rPr>
+          <w:rFonts w:ascii="Apple Color Emoji" w:hAnsi="Apple Color Emoji"/>
+        </w:rPr>
+        <w:t>✅</w:t>
+      </w:r>
     </w:p>
     <w:p>
       <w:pPr>
@@ -2408,15 +2400,40 @@
           <w:numId w:val="1"/>
         </w:numPr>
         <w:spacing w:line="259" w:lineRule="auto"/>
-        <w:rPr>
-          <w:highlight w:val="yellow"/>
-        </w:rPr>
-      </w:pPr>
-      <w:r>
-        <w:rPr>
-          <w:highlight w:val="yellow"/>
-        </w:rPr>
+      </w:pPr>
+      <w:r>
         <w:t>Aligned or not</w:t>
+      </w:r>
+      <w:r>
+        <w:t xml:space="preserve"> (</w:t>
+      </w:r>
+      <w:proofErr w:type="spellStart"/>
+      <w:r>
+        <w:t>paf</w:t>
+      </w:r>
+      <w:proofErr w:type="spellEnd"/>
+      <w:r>
+        <w:t xml:space="preserve"> and </w:t>
+      </w:r>
+      <w:proofErr w:type="spellStart"/>
+      <w:r>
+        <w:t>fast</w:t>
+      </w:r>
+      <w:r>
+        <w:t>q</w:t>
+      </w:r>
+      <w:proofErr w:type="spellEnd"/>
+      <w:r>
+        <w:t>)</w:t>
+      </w:r>
+      <w:r>
+        <w:t xml:space="preserve"> </w:t>
+      </w:r>
+      <w:r>
+        <w:rPr>
+          <w:rFonts w:ascii="Apple Color Emoji" w:hAnsi="Apple Color Emoji"/>
+        </w:rPr>
+        <w:t>✅</w:t>
       </w:r>
     </w:p>
     <w:p>
@@ -2427,15 +2444,29 @@
           <w:numId w:val="1"/>
         </w:numPr>
         <w:spacing w:line="259" w:lineRule="auto"/>
-        <w:rPr>
-          <w:highlight w:val="yellow"/>
-        </w:rPr>
-      </w:pPr>
-      <w:r>
-        <w:rPr>
-          <w:highlight w:val="yellow"/>
-        </w:rPr>
+      </w:pPr>
+      <w:r>
         <w:t>Actual identity (from alignment to reference)</w:t>
+      </w:r>
+      <w:r>
+        <w:t xml:space="preserve"> (</w:t>
+      </w:r>
+      <w:proofErr w:type="spellStart"/>
+      <w:r>
+        <w:t>paf</w:t>
+      </w:r>
+      <w:proofErr w:type="spellEnd"/>
+      <w:r>
+        <w:t>)</w:t>
+      </w:r>
+      <w:r>
+        <w:t xml:space="preserve"> </w:t>
+      </w:r>
+      <w:r>
+        <w:rPr>
+          <w:rFonts w:ascii="Apple Color Emoji" w:hAnsi="Apple Color Emoji"/>
+        </w:rPr>
+        <w:t>✅</w:t>
       </w:r>
     </w:p>
     <w:p>
@@ -2446,15 +2477,29 @@
           <w:numId w:val="1"/>
         </w:numPr>
         <w:spacing w:line="259" w:lineRule="auto"/>
-        <w:rPr>
-          <w:highlight w:val="yellow"/>
-        </w:rPr>
-      </w:pPr>
-      <w:r>
-        <w:rPr>
-          <w:highlight w:val="yellow"/>
-        </w:rPr>
+      </w:pPr>
+      <w:r>
         <w:t>Substitution rate</w:t>
+      </w:r>
+      <w:r>
+        <w:t xml:space="preserve"> (</w:t>
+      </w:r>
+      <w:proofErr w:type="spellStart"/>
+      <w:r>
+        <w:t>paf</w:t>
+      </w:r>
+      <w:proofErr w:type="spellEnd"/>
+      <w:r>
+        <w:t>)</w:t>
+      </w:r>
+      <w:r>
+        <w:t xml:space="preserve"> </w:t>
+      </w:r>
+      <w:r>
+        <w:rPr>
+          <w:rFonts w:ascii="Apple Color Emoji" w:hAnsi="Apple Color Emoji"/>
+        </w:rPr>
+        <w:t>✅</w:t>
       </w:r>
     </w:p>
     <w:p>
@@ -2465,15 +2510,29 @@
           <w:numId w:val="1"/>
         </w:numPr>
         <w:spacing w:line="259" w:lineRule="auto"/>
-        <w:rPr>
-          <w:highlight w:val="yellow"/>
-        </w:rPr>
-      </w:pPr>
-      <w:r>
-        <w:rPr>
-          <w:highlight w:val="yellow"/>
-        </w:rPr>
+      </w:pPr>
+      <w:r>
         <w:t>Insertion rate</w:t>
+      </w:r>
+      <w:r>
+        <w:t xml:space="preserve"> (</w:t>
+      </w:r>
+      <w:proofErr w:type="spellStart"/>
+      <w:r>
+        <w:t>paf</w:t>
+      </w:r>
+      <w:proofErr w:type="spellEnd"/>
+      <w:r>
+        <w:t>)</w:t>
+      </w:r>
+      <w:r>
+        <w:t xml:space="preserve"> </w:t>
+      </w:r>
+      <w:r>
+        <w:rPr>
+          <w:rFonts w:ascii="Apple Color Emoji" w:hAnsi="Apple Color Emoji"/>
+        </w:rPr>
+        <w:t>✅</w:t>
       </w:r>
     </w:p>
     <w:p>
@@ -2484,15 +2543,29 @@
           <w:numId w:val="1"/>
         </w:numPr>
         <w:spacing w:line="259" w:lineRule="auto"/>
-        <w:rPr>
-          <w:highlight w:val="yellow"/>
-        </w:rPr>
-      </w:pPr>
-      <w:r>
-        <w:rPr>
-          <w:highlight w:val="yellow"/>
-        </w:rPr>
+      </w:pPr>
+      <w:r>
         <w:t>Deletion rate</w:t>
+      </w:r>
+      <w:r>
+        <w:t xml:space="preserve"> (</w:t>
+      </w:r>
+      <w:proofErr w:type="spellStart"/>
+      <w:r>
+        <w:t>paf</w:t>
+      </w:r>
+      <w:proofErr w:type="spellEnd"/>
+      <w:r>
+        <w:t>)</w:t>
+      </w:r>
+      <w:r>
+        <w:t xml:space="preserve"> </w:t>
+      </w:r>
+      <w:r>
+        <w:rPr>
+          <w:rFonts w:ascii="Apple Color Emoji" w:hAnsi="Apple Color Emoji"/>
+        </w:rPr>
+        <w:t>✅</w:t>
       </w:r>
     </w:p>
     <w:p>
@@ -2503,15 +2576,29 @@
           <w:numId w:val="1"/>
         </w:numPr>
         <w:spacing w:line="259" w:lineRule="auto"/>
-        <w:rPr>
-          <w:highlight w:val="yellow"/>
-        </w:rPr>
-      </w:pPr>
-      <w:r>
-        <w:rPr>
-          <w:highlight w:val="yellow"/>
-        </w:rPr>
+      </w:pPr>
+      <w:r>
         <w:t>Unaligned bases at start of read</w:t>
+      </w:r>
+      <w:r>
+        <w:t xml:space="preserve"> (</w:t>
+      </w:r>
+      <w:proofErr w:type="spellStart"/>
+      <w:r>
+        <w:t>paf</w:t>
+      </w:r>
+      <w:proofErr w:type="spellEnd"/>
+      <w:r>
+        <w:t>)</w:t>
+      </w:r>
+      <w:r>
+        <w:t xml:space="preserve"> </w:t>
+      </w:r>
+      <w:r>
+        <w:rPr>
+          <w:rFonts w:ascii="Apple Color Emoji" w:hAnsi="Apple Color Emoji"/>
+        </w:rPr>
+        <w:t>✅</w:t>
       </w:r>
     </w:p>
     <w:p>
@@ -2522,15 +2609,26 @@
           <w:numId w:val="1"/>
         </w:numPr>
         <w:spacing w:line="259" w:lineRule="auto"/>
-        <w:rPr>
-          <w:highlight w:val="yellow"/>
-        </w:rPr>
-      </w:pPr>
-      <w:r>
-        <w:rPr>
-          <w:highlight w:val="yellow"/>
-        </w:rPr>
+      </w:pPr>
+      <w:r>
         <w:t>Unaligned bases at end of read</w:t>
+      </w:r>
+      <w:r>
+        <w:t xml:space="preserve"> (</w:t>
+      </w:r>
+      <w:proofErr w:type="spellStart"/>
+      <w:r>
+        <w:t>paf</w:t>
+      </w:r>
+      <w:proofErr w:type="spellEnd"/>
+      <w:r>
+        <w:t>)</w:t>
+      </w:r>
+      <w:r>
+        <w:rPr>
+          <w:rFonts w:ascii="Apple Color Emoji" w:hAnsi="Apple Color Emoji"/>
+        </w:rPr>
+        <w:t>✅</w:t>
       </w:r>
     </w:p>
     <w:p>
@@ -2541,15 +2639,29 @@
           <w:numId w:val="1"/>
         </w:numPr>
         <w:spacing w:line="259" w:lineRule="auto"/>
-        <w:rPr>
-          <w:highlight w:val="yellow"/>
-        </w:rPr>
-      </w:pPr>
-      <w:r>
-        <w:rPr>
-          <w:highlight w:val="yellow"/>
-        </w:rPr>
+      </w:pPr>
+      <w:r>
         <w:t>GC content</w:t>
+      </w:r>
+      <w:r>
+        <w:t xml:space="preserve"> (</w:t>
+      </w:r>
+      <w:proofErr w:type="spellStart"/>
+      <w:r>
+        <w:t>fastq</w:t>
+      </w:r>
+      <w:proofErr w:type="spellEnd"/>
+      <w:r>
+        <w:t>)</w:t>
+      </w:r>
+      <w:r>
+        <w:t xml:space="preserve"> </w:t>
+      </w:r>
+      <w:r>
+        <w:rPr>
+          <w:rFonts w:ascii="Apple Color Emoji" w:hAnsi="Apple Color Emoji"/>
+        </w:rPr>
+        <w:t>✅</w:t>
       </w:r>
     </w:p>
     <w:p>
@@ -2560,14 +2672,8 @@
           <w:numId w:val="1"/>
         </w:numPr>
         <w:spacing w:line="259" w:lineRule="auto"/>
-        <w:rPr>
-          <w:highlight w:val="yellow"/>
-        </w:rPr>
-      </w:pPr>
-      <w:r>
-        <w:rPr>
-          <w:highlight w:val="yellow"/>
-        </w:rPr>
+      </w:pPr>
+      <w:r>
         <w:t>Any other per-read data you can think of!</w:t>
       </w:r>
     </w:p>
@@ -2579,14 +2685,8 @@
           <w:numId w:val="1"/>
         </w:numPr>
         <w:spacing w:line="259" w:lineRule="auto"/>
-        <w:rPr>
-          <w:highlight w:val="yellow"/>
-        </w:rPr>
-      </w:pPr>
-      <w:r>
-        <w:rPr>
-          <w:highlight w:val="yellow"/>
-        </w:rPr>
+      </w:pPr>
+      <w:r>
         <w:t>Then you can make a table for each read set: one for the real reads and one for each tool’s simulated reads. And then you can start playing with these tables in R.</w:t>
       </w:r>
     </w:p>
@@ -5036,6 +5136,18 @@
       <w:u w:val="single"/>
     </w:rPr>
   </w:style>
+  <w:style w:type="character" w:styleId="FollowedHyperlink">
+    <w:name w:val="FollowedHyperlink"/>
+    <w:basedOn w:val="DefaultParagraphFont"/>
+    <w:uiPriority w:val="99"/>
+    <w:semiHidden/>
+    <w:unhideWhenUsed/>
+    <w:rsid w:val="003E107A"/>
+    <w:rPr>
+      <w:color w:val="96607D" w:themeColor="followedHyperlink"/>
+      <w:u w:val="single"/>
+    </w:rPr>
+  </w:style>
 </w:styles>
 </file>
 
